--- a/dosyalar/sinavlar/5-sinif/arapca-5-2d1y-beceri.docx
+++ b/dosyalar/sinavlar/5-sinif/arapca-5-2d1y-beceri.docx
@@ -32,7 +32,7 @@
           </w:tcPr>
           <w:p>
             <w:pPr>
-              <w:spacing w:after="20"/>
+              <w:spacing w:after="8"/>
               <w:jc w:val="center"/>
             </w:pPr>
             <w:r>
@@ -43,15 +43,15 @@
                 <w:i w:val="false"/>
                 <w:iCs w:val="false"/>
                 <w:color w:val="39454F"/>
-                <w:sz w:val="19"/>
-                <w:szCs w:val="19"/>
+                <w:sz w:val="17"/>
+                <w:szCs w:val="17"/>
               </w:rPr>
               <w:t xml:space="preserve">2026-2027 EĞİTİM ÖĞRETİM YILI</w:t>
             </w:r>
           </w:p>
           <w:p>
             <w:pPr>
-              <w:spacing w:after="20"/>
+              <w:spacing w:after="8"/>
               <w:jc w:val="center"/>
             </w:pPr>
             <w:r>
@@ -62,8 +62,8 @@
                 <w:i w:val="false"/>
                 <w:iCs w:val="false"/>
                 <w:color w:val="111111"/>
-                <w:sz w:val="21"/>
-                <w:szCs w:val="21"/>
+                <w:sz w:val="18"/>
+                <w:szCs w:val="18"/>
               </w:rPr>
               <w:t xml:space="preserve">……………………………………………………………… İMAM HATİP ORTAOKULU</w:t>
             </w:r>
@@ -81,8 +81,8 @@
                 <w:i w:val="false"/>
                 <w:iCs w:val="false"/>
                 <w:color w:val="15222E"/>
-                <w:sz w:val="23"/>
-                <w:szCs w:val="23"/>
+                <w:sz w:val="20"/>
+                <w:szCs w:val="20"/>
               </w:rPr>
               <w:t xml:space="preserve">5. SINIF ARAPÇA DERSİ 2. DÖNEM 1. YAZILI SINAVI (BECERİ TEMELLİ)</w:t>
             </w:r>
@@ -122,18 +122,18 @@
           </w:tcPr>
           <w:p>
             <w:pPr>
-              <w:spacing w:after="0" w:line="270"/>
-            </w:pPr>
-            <w:r>
-              <w:rPr>
-                <w:rFonts w:ascii="Times New Roman" w:cs="Times New Roman" w:eastAsia="Times New Roman" w:hAnsi="Times New Roman"/>
-                <w:b w:val="false"/>
-                <w:bCs w:val="false"/>
-                <w:i w:val="false"/>
-                <w:iCs w:val="false"/>
-                <w:color w:val="111111"/>
-                <w:sz w:val="20"/>
-                <w:szCs w:val="20"/>
+              <w:spacing w:after="0" w:line="220"/>
+            </w:pPr>
+            <w:r>
+              <w:rPr>
+                <w:rFonts w:ascii="Times New Roman" w:cs="Times New Roman" w:eastAsia="Times New Roman" w:hAnsi="Times New Roman"/>
+                <w:b w:val="false"/>
+                <w:bCs w:val="false"/>
+                <w:i w:val="false"/>
+                <w:iCs w:val="false"/>
+                <w:color w:val="111111"/>
+                <w:sz w:val="17"/>
+                <w:szCs w:val="17"/>
               </w:rPr>
               <w:t xml:space="preserve">Adı Soyadı :  ………………………………………………………</w:t>
             </w:r>
@@ -152,18 +152,18 @@
           </w:tcPr>
           <w:p>
             <w:pPr>
-              <w:spacing w:after="0" w:line="270"/>
-            </w:pPr>
-            <w:r>
-              <w:rPr>
-                <w:rFonts w:ascii="Times New Roman" w:cs="Times New Roman" w:eastAsia="Times New Roman" w:hAnsi="Times New Roman"/>
-                <w:b w:val="false"/>
-                <w:bCs w:val="false"/>
-                <w:i w:val="false"/>
-                <w:iCs w:val="false"/>
-                <w:color w:val="111111"/>
-                <w:sz w:val="20"/>
-                <w:szCs w:val="20"/>
+              <w:spacing w:after="0" w:line="220"/>
+            </w:pPr>
+            <w:r>
+              <w:rPr>
+                <w:rFonts w:ascii="Times New Roman" w:cs="Times New Roman" w:eastAsia="Times New Roman" w:hAnsi="Times New Roman"/>
+                <w:b w:val="false"/>
+                <w:bCs w:val="false"/>
+                <w:i w:val="false"/>
+                <w:iCs w:val="false"/>
+                <w:color w:val="111111"/>
+                <w:sz w:val="17"/>
+                <w:szCs w:val="17"/>
               </w:rPr>
               <w:t xml:space="preserve">Sınıfı :  …………</w:t>
             </w:r>
@@ -182,18 +182,18 @@
           </w:tcPr>
           <w:p>
             <w:pPr>
-              <w:spacing w:after="0" w:line="270"/>
-            </w:pPr>
-            <w:r>
-              <w:rPr>
-                <w:rFonts w:ascii="Times New Roman" w:cs="Times New Roman" w:eastAsia="Times New Roman" w:hAnsi="Times New Roman"/>
-                <w:b w:val="false"/>
-                <w:bCs w:val="false"/>
-                <w:i w:val="false"/>
-                <w:iCs w:val="false"/>
-                <w:color w:val="111111"/>
-                <w:sz w:val="20"/>
-                <w:szCs w:val="20"/>
+              <w:spacing w:after="0" w:line="220"/>
+            </w:pPr>
+            <w:r>
+              <w:rPr>
+                <w:rFonts w:ascii="Times New Roman" w:cs="Times New Roman" w:eastAsia="Times New Roman" w:hAnsi="Times New Roman"/>
+                <w:b w:val="false"/>
+                <w:bCs w:val="false"/>
+                <w:i w:val="false"/>
+                <w:iCs w:val="false"/>
+                <w:color w:val="111111"/>
+                <w:sz w:val="17"/>
+                <w:szCs w:val="17"/>
               </w:rPr>
               <w:t xml:space="preserve">No :  ………</w:t>
             </w:r>
@@ -224,27 +224,27 @@
                 <w:i w:val="false"/>
                 <w:iCs w:val="false"/>
                 <w:color w:val="39454F"/>
-                <w:sz w:val="18"/>
-                <w:szCs w:val="18"/>
+                <w:sz w:val="16"/>
+                <w:szCs w:val="16"/>
               </w:rPr>
               <w:t xml:space="preserve">PUAN</w:t>
             </w:r>
           </w:p>
           <w:p>
             <w:pPr>
-              <w:spacing w:after="40" w:before="60"/>
-              <w:jc w:val="center"/>
-            </w:pPr>
-            <w:r>
-              <w:rPr>
-                <w:rFonts w:ascii="Times New Roman" w:cs="Times New Roman" w:eastAsia="Times New Roman" w:hAnsi="Times New Roman"/>
-                <w:b w:val="false"/>
-                <w:bCs w:val="false"/>
-                <w:i w:val="false"/>
-                <w:iCs w:val="false"/>
-                <w:color w:val="111111"/>
-                <w:sz w:val="24"/>
-                <w:szCs w:val="24"/>
+              <w:spacing w:after="16" w:before="24"/>
+              <w:jc w:val="center"/>
+            </w:pPr>
+            <w:r>
+              <w:rPr>
+                <w:rFonts w:ascii="Times New Roman" w:cs="Times New Roman" w:eastAsia="Times New Roman" w:hAnsi="Times New Roman"/>
+                <w:b w:val="false"/>
+                <w:bCs w:val="false"/>
+                <w:i w:val="false"/>
+                <w:iCs w:val="false"/>
+                <w:color w:val="111111"/>
+                <w:sz w:val="21"/>
+                <w:szCs w:val="21"/>
               </w:rPr>
               <w:t xml:space="preserve"/>
             </w:r>
@@ -252,24 +252,6 @@
         </w:tc>
       </w:tr>
     </w:tbl>
-    <w:p>
-      <w:pPr>
-        <w:spacing w:after="110"/>
-      </w:pPr>
-      <w:r>
-        <w:rPr>
-          <w:rFonts w:ascii="Times New Roman" w:cs="Times New Roman" w:eastAsia="Times New Roman" w:hAnsi="Times New Roman"/>
-          <w:b w:val="false"/>
-          <w:bCs w:val="false"/>
-          <w:i w:val="false"/>
-          <w:iCs w:val="false"/>
-          <w:color w:val="111111"/>
-          <w:sz w:val="21"/>
-          <w:szCs w:val="21"/>
-        </w:rPr>
-        <w:t xml:space="preserve"/>
-      </w:r>
-    </w:p>
     <w:tbl>
       <w:tblPr>
         <w:tblW w:type="dxa" w:w="9864"/>
@@ -300,7 +282,7 @@
           </w:tcPr>
           <w:p>
             <w:pPr>
-              <w:spacing w:after="40"/>
+              <w:spacing w:after="16"/>
             </w:pPr>
             <w:r>
               <w:rPr>
@@ -310,15 +292,15 @@
                 <w:i w:val="false"/>
                 <w:iCs w:val="false"/>
                 <w:color w:val="2B3742"/>
-                <w:sz w:val="18"/>
-                <w:szCs w:val="18"/>
+                <w:sz w:val="16"/>
+                <w:szCs w:val="16"/>
               </w:rPr>
               <w:t xml:space="preserve">AÇIKLAMALAR</w:t>
             </w:r>
           </w:p>
           <w:p>
             <w:pPr>
-              <w:spacing w:after="20" w:line="250"/>
+              <w:spacing w:after="8" w:line="220"/>
               <w:ind w:left="170" w:hanging="170"/>
             </w:pPr>
             <w:r>
@@ -329,15 +311,15 @@
                 <w:i w:val="false"/>
                 <w:iCs w:val="false"/>
                 <w:color w:val="2B3742"/>
-                <w:sz w:val="18"/>
-                <w:szCs w:val="18"/>
+                <w:sz w:val="16"/>
+                <w:szCs w:val="16"/>
               </w:rPr>
               <w:t xml:space="preserve">•  Sınav süresi bir ders saatidir.</w:t>
             </w:r>
           </w:p>
           <w:p>
             <w:pPr>
-              <w:spacing w:after="20" w:line="250"/>
+              <w:spacing w:after="8" w:line="220"/>
               <w:ind w:left="170" w:hanging="170"/>
             </w:pPr>
             <w:r>
@@ -348,15 +330,15 @@
                 <w:i w:val="false"/>
                 <w:iCs w:val="false"/>
                 <w:color w:val="2B3742"/>
-                <w:sz w:val="18"/>
-                <w:szCs w:val="18"/>
+                <w:sz w:val="16"/>
+                <w:szCs w:val="16"/>
               </w:rPr>
               <w:t xml:space="preserve">•  Bu sınav dinleme, okuma, söz varlığı ve yazma becerilerini birlikte ölçer.</w:t>
             </w:r>
           </w:p>
           <w:p>
             <w:pPr>
-              <w:spacing w:after="20" w:line="250"/>
+              <w:spacing w:after="8" w:line="220"/>
               <w:ind w:left="170" w:hanging="170"/>
             </w:pPr>
             <w:r>
@@ -367,15 +349,15 @@
                 <w:i w:val="false"/>
                 <w:iCs w:val="false"/>
                 <w:color w:val="2B3742"/>
-                <w:sz w:val="18"/>
-                <w:szCs w:val="18"/>
+                <w:sz w:val="16"/>
+                <w:szCs w:val="16"/>
               </w:rPr>
               <w:t xml:space="preserve">•  Dinleme metni öğretmeniniz tarafından iki kez okunacaktır.</w:t>
             </w:r>
           </w:p>
           <w:p>
             <w:pPr>
-              <w:spacing w:after="20" w:line="250"/>
+              <w:spacing w:after="8" w:line="220"/>
               <w:ind w:left="170" w:hanging="170"/>
             </w:pPr>
             <w:r>
@@ -386,15 +368,15 @@
                 <w:i w:val="false"/>
                 <w:iCs w:val="false"/>
                 <w:color w:val="2B3742"/>
-                <w:sz w:val="18"/>
-                <w:szCs w:val="18"/>
+                <w:sz w:val="16"/>
+                <w:szCs w:val="16"/>
               </w:rPr>
               <w:t xml:space="preserve">•  Okuma parçasındaki bilinmeyen kelimeler için parçanın bütününden yararlanınız.</w:t>
             </w:r>
           </w:p>
           <w:p>
             <w:pPr>
-              <w:spacing w:after="20" w:line="250"/>
+              <w:spacing w:after="8" w:line="220"/>
               <w:ind w:left="170" w:hanging="170"/>
             </w:pPr>
             <w:r>
@@ -405,8 +387,8 @@
                 <w:i w:val="false"/>
                 <w:iCs w:val="false"/>
                 <w:color w:val="2B3742"/>
-                <w:sz w:val="18"/>
-                <w:szCs w:val="18"/>
+                <w:sz w:val="16"/>
+                <w:szCs w:val="16"/>
               </w:rPr>
               <w:t xml:space="preserve">•  Yazma görevi dereceli puanlama anahtarı ile değerlendirilecektir.</w:t>
             </w:r>
@@ -419,7 +401,7 @@
         <w:tabs>
           <w:tab w:val="right" w:pos="9864"/>
         </w:tabs>
-        <w:spacing w:after="90" w:before="220" w:line="280"/>
+        <w:spacing w:after="36" w:before="88" w:line="220"/>
         <w:ind w:left="340" w:hanging="340"/>
       </w:pPr>
       <w:r>
@@ -430,16 +412,16 @@
           <w:i w:val="false"/>
           <w:iCs w:val="false"/>
           <w:color w:val="111111"/>
-          <w:sz w:val="21"/>
-          <w:szCs w:val="21"/>
+          <w:sz w:val="18"/>
+          <w:szCs w:val="18"/>
         </w:rPr>
         <w:t xml:space="preserve">1.</w:t>
       </w:r>
       <w:r>
         <w:rPr>
           <w:rFonts w:ascii="Times New Roman" w:cs="Times New Roman" w:eastAsia="Times New Roman" w:hAnsi="Times New Roman"/>
-          <w:sz w:val="21"/>
-          <w:szCs w:val="21"/>
+          <w:sz w:val="18"/>
+          <w:szCs w:val="18"/>
         </w:rPr>
         <w:tab/>
       </w:r>
@@ -451,16 +433,16 @@
           <w:i w:val="false"/>
           <w:iCs w:val="false"/>
           <w:color w:val="111111"/>
-          <w:sz w:val="21"/>
-          <w:szCs w:val="21"/>
+          <w:sz w:val="18"/>
+          <w:szCs w:val="18"/>
         </w:rPr>
         <w:t xml:space="preserve">Aşağıdaki metni okuyunuz ve soruları cevaplayınız.</w:t>
       </w:r>
       <w:r>
         <w:rPr>
           <w:rFonts w:ascii="Times New Roman" w:cs="Times New Roman" w:eastAsia="Times New Roman" w:hAnsi="Times New Roman"/>
-          <w:sz w:val="21"/>
-          <w:szCs w:val="21"/>
+          <w:sz w:val="18"/>
+          <w:szCs w:val="18"/>
         </w:rPr>
         <w:tab/>
       </w:r>
@@ -472,8 +454,8 @@
           <w:i w:val="false"/>
           <w:iCs w:val="false"/>
           <w:color w:val="55636F"/>
-          <w:sz w:val="18"/>
-          <w:szCs w:val="18"/>
+          <w:sz w:val="16"/>
+          <w:szCs w:val="16"/>
         </w:rPr>
         <w:t xml:space="preserve">(15 puan)</w:t>
       </w:r>
@@ -509,7 +491,7 @@
           <w:p>
             <w:pPr>
               <w:bidi/>
-              <w:spacing w:after="110"/>
+              <w:spacing w:after="44"/>
               <w:jc w:val="center"/>
             </w:pPr>
             <w:r>
@@ -518,8 +500,8 @@
                 <w:b/>
                 <w:bCs/>
                 <w:color w:val="111111"/>
-                <w:sz w:val="32"/>
-                <w:szCs w:val="32"/>
+                <w:sz w:val="28"/>
+                <w:szCs w:val="28"/>
                 <w:rtl/>
               </w:rPr>
               <w:t xml:space="preserve">أُسْرَتِي</w:t>
@@ -528,7 +510,7 @@
           <w:p>
             <w:pPr>
               <w:bidi/>
-              <w:spacing w:after="60" w:line="400"/>
+              <w:spacing w:after="24" w:line="220"/>
             </w:pPr>
             <w:r>
               <w:rPr>
@@ -536,8 +518,8 @@
                 <w:b w:val="false"/>
                 <w:bCs w:val="false"/>
                 <w:color w:val="111111"/>
-                <w:sz w:val="30"/>
-                <w:szCs w:val="30"/>
+                <w:sz w:val="27"/>
+                <w:szCs w:val="27"/>
                 <w:rtl/>
               </w:rPr>
               <w:t xml:space="preserve">أَنَا سَلْمَى. أُسْرَتِي صَغِيرَةٌ وَجَمِيلَةٌ.</w:t>
@@ -546,7 +528,7 @@
           <w:p>
             <w:pPr>
               <w:bidi/>
-              <w:spacing w:after="60" w:line="400"/>
+              <w:spacing w:after="24" w:line="220"/>
             </w:pPr>
             <w:r>
               <w:rPr>
@@ -554,8 +536,8 @@
                 <w:b w:val="false"/>
                 <w:bCs w:val="false"/>
                 <w:color w:val="111111"/>
-                <w:sz w:val="30"/>
-                <w:szCs w:val="30"/>
+                <w:sz w:val="27"/>
+                <w:szCs w:val="27"/>
                 <w:rtl/>
               </w:rPr>
               <w:t xml:space="preserve">هَذَا أَبِي، اِسْمُهُ يُوسُفُ، هُوَ مُهَنْدِسٌ.</w:t>
@@ -564,7 +546,7 @@
           <w:p>
             <w:pPr>
               <w:bidi/>
-              <w:spacing w:after="60" w:line="400"/>
+              <w:spacing w:after="24" w:line="220"/>
             </w:pPr>
             <w:r>
               <w:rPr>
@@ -572,8 +554,8 @@
                 <w:b w:val="false"/>
                 <w:bCs w:val="false"/>
                 <w:color w:val="111111"/>
-                <w:sz w:val="30"/>
-                <w:szCs w:val="30"/>
+                <w:sz w:val="27"/>
+                <w:szCs w:val="27"/>
                 <w:rtl/>
               </w:rPr>
               <w:t xml:space="preserve">هَذِهِ أُمِّي، اِسْمُهَا زَيْنَبُ، هِيَ مُمَرِّضَةٌ.</w:t>
@@ -582,7 +564,7 @@
           <w:p>
             <w:pPr>
               <w:bidi/>
-              <w:spacing w:after="60" w:line="400"/>
+              <w:spacing w:after="24" w:line="220"/>
             </w:pPr>
             <w:r>
               <w:rPr>
@@ -590,8 +572,8 @@
                 <w:b w:val="false"/>
                 <w:bCs w:val="false"/>
                 <w:color w:val="111111"/>
-                <w:sz w:val="30"/>
-                <w:szCs w:val="30"/>
+                <w:sz w:val="27"/>
+                <w:szCs w:val="27"/>
                 <w:rtl/>
               </w:rPr>
               <w:t xml:space="preserve">لِي أَخٌ وَاحِدٌ، اِسْمُهُ عَلِيٌّ، هُوَ طَالِبٌ.</w:t>
@@ -600,7 +582,7 @@
           <w:p>
             <w:pPr>
               <w:bidi/>
-              <w:spacing w:after="60" w:line="400"/>
+              <w:spacing w:after="24" w:line="220"/>
             </w:pPr>
             <w:r>
               <w:rPr>
@@ -608,8 +590,8 @@
                 <w:b w:val="false"/>
                 <w:bCs w:val="false"/>
                 <w:color w:val="111111"/>
-                <w:sz w:val="30"/>
-                <w:szCs w:val="30"/>
+                <w:sz w:val="27"/>
+                <w:szCs w:val="27"/>
                 <w:rtl/>
               </w:rPr>
               <w:t xml:space="preserve">جَدِّي مُزَارِعٌ وَجَدَّتِي فِي الْبَيْتِ.</w:t>
@@ -620,7 +602,7 @@
     </w:tbl>
     <w:p>
       <w:pPr>
-        <w:spacing w:after="60"/>
+        <w:spacing w:after="24"/>
       </w:pPr>
       <w:r>
         <w:rPr>
@@ -630,8 +612,8 @@
           <w:i w:val="false"/>
           <w:iCs w:val="false"/>
           <w:color w:val="111111"/>
-          <w:sz w:val="21"/>
-          <w:szCs w:val="21"/>
+          <w:sz w:val="18"/>
+          <w:szCs w:val="18"/>
         </w:rPr>
         <w:t xml:space="preserve"/>
       </w:r>
@@ -640,7 +622,7 @@
       <w:pPr>
         <w:keepNext/>
         <w:bidi/>
-        <w:spacing w:after="40" w:before="0" w:line="300"/>
+        <w:spacing w:after="16" w:before="0" w:line="220"/>
         <w:ind w:left="340"/>
       </w:pPr>
       <w:r>
@@ -651,8 +633,8 @@
           <w:i w:val="false"/>
           <w:iCs w:val="false"/>
           <w:color w:val="111111"/>
-          <w:sz w:val="20"/>
-          <w:szCs w:val="20"/>
+          <w:sz w:val="17"/>
+          <w:szCs w:val="17"/>
         </w:rPr>
         <w:t xml:space="preserve">a.‎  </w:t>
       </w:r>
@@ -662,8 +644,8 @@
           <w:b w:val="false"/>
           <w:bCs w:val="false"/>
           <w:color w:val="111111"/>
-          <w:sz w:val="28"/>
-          <w:szCs w:val="28"/>
+          <w:sz w:val="25"/>
+          <w:szCs w:val="25"/>
           <w:rtl/>
         </w:rPr>
         <w:t xml:space="preserve">مَا مِهْنَةُ أَبِي سَلْمَى؟</w:t>
@@ -709,7 +691,7 @@
           <w:p>
             <w:pPr>
               <w:bidi/>
-              <w:spacing w:after="0" w:line="330"/>
+              <w:spacing w:after="0" w:line="220"/>
             </w:pPr>
             <w:r>
               <w:rPr>
@@ -719,8 +701,8 @@
                 <w:i w:val="false"/>
                 <w:iCs w:val="false"/>
                 <w:color w:val="111111"/>
-                <w:sz w:val="20"/>
-                <w:szCs w:val="20"/>
+                <w:sz w:val="17"/>
+                <w:szCs w:val="17"/>
               </w:rPr>
               <w:t xml:space="preserve">B.‎  </w:t>
             </w:r>
@@ -730,8 +712,8 @@
                 <w:b w:val="false"/>
                 <w:bCs w:val="false"/>
                 <w:color w:val="111111"/>
-                <w:sz w:val="28"/>
-                <w:szCs w:val="28"/>
+                <w:sz w:val="25"/>
+                <w:szCs w:val="25"/>
                 <w:rtl/>
               </w:rPr>
               <w:t xml:space="preserve">مُهَنْدِسٌ</w:t>
@@ -758,7 +740,7 @@
           <w:p>
             <w:pPr>
               <w:bidi/>
-              <w:spacing w:after="0" w:line="330"/>
+              <w:spacing w:after="0" w:line="220"/>
             </w:pPr>
             <w:r>
               <w:rPr>
@@ -768,8 +750,8 @@
                 <w:i w:val="false"/>
                 <w:iCs w:val="false"/>
                 <w:color w:val="111111"/>
-                <w:sz w:val="20"/>
-                <w:szCs w:val="20"/>
+                <w:sz w:val="17"/>
+                <w:szCs w:val="17"/>
               </w:rPr>
               <w:t xml:space="preserve">A.‎  </w:t>
             </w:r>
@@ -779,8 +761,8 @@
                 <w:b w:val="false"/>
                 <w:bCs w:val="false"/>
                 <w:color w:val="111111"/>
-                <w:sz w:val="28"/>
-                <w:szCs w:val="28"/>
+                <w:sz w:val="25"/>
+                <w:szCs w:val="25"/>
                 <w:rtl/>
               </w:rPr>
               <w:t xml:space="preserve">طَبِيبٌ</w:t>
@@ -812,7 +794,7 @@
           <w:p>
             <w:pPr>
               <w:bidi/>
-              <w:spacing w:after="0" w:line="330"/>
+              <w:spacing w:after="0" w:line="220"/>
             </w:pPr>
             <w:r>
               <w:rPr>
@@ -822,8 +804,8 @@
                 <w:i w:val="false"/>
                 <w:iCs w:val="false"/>
                 <w:color w:val="111111"/>
-                <w:sz w:val="20"/>
-                <w:szCs w:val="20"/>
+                <w:sz w:val="17"/>
+                <w:szCs w:val="17"/>
               </w:rPr>
               <w:t xml:space="preserve">D.‎  </w:t>
             </w:r>
@@ -833,8 +815,8 @@
                 <w:b w:val="false"/>
                 <w:bCs w:val="false"/>
                 <w:color w:val="111111"/>
-                <w:sz w:val="28"/>
-                <w:szCs w:val="28"/>
+                <w:sz w:val="25"/>
+                <w:szCs w:val="25"/>
                 <w:rtl/>
               </w:rPr>
               <w:t xml:space="preserve">مُعَلِّمٌ</w:t>
@@ -861,7 +843,7 @@
           <w:p>
             <w:pPr>
               <w:bidi/>
-              <w:spacing w:after="0" w:line="330"/>
+              <w:spacing w:after="0" w:line="220"/>
             </w:pPr>
             <w:r>
               <w:rPr>
@@ -871,8 +853,8 @@
                 <w:i w:val="false"/>
                 <w:iCs w:val="false"/>
                 <w:color w:val="111111"/>
-                <w:sz w:val="20"/>
-                <w:szCs w:val="20"/>
+                <w:sz w:val="17"/>
+                <w:szCs w:val="17"/>
               </w:rPr>
               <w:t xml:space="preserve">C.‎  </w:t>
             </w:r>
@@ -882,8 +864,8 @@
                 <w:b w:val="false"/>
                 <w:bCs w:val="false"/>
                 <w:color w:val="111111"/>
-                <w:sz w:val="28"/>
-                <w:szCs w:val="28"/>
+                <w:sz w:val="25"/>
+                <w:szCs w:val="25"/>
                 <w:rtl/>
               </w:rPr>
               <w:t xml:space="preserve">تَاجِرٌ</w:t>
@@ -896,7 +878,7 @@
       <w:pPr>
         <w:keepNext/>
         <w:bidi/>
-        <w:spacing w:after="40" w:before="150" w:line="300"/>
+        <w:spacing w:after="16" w:before="60" w:line="220"/>
         <w:ind w:left="340"/>
       </w:pPr>
       <w:r>
@@ -907,8 +889,8 @@
           <w:i w:val="false"/>
           <w:iCs w:val="false"/>
           <w:color w:val="111111"/>
-          <w:sz w:val="20"/>
-          <w:szCs w:val="20"/>
+          <w:sz w:val="17"/>
+          <w:szCs w:val="17"/>
         </w:rPr>
         <w:t xml:space="preserve">b.‎  </w:t>
       </w:r>
@@ -918,8 +900,8 @@
           <w:b w:val="false"/>
           <w:bCs w:val="false"/>
           <w:color w:val="111111"/>
-          <w:sz w:val="28"/>
-          <w:szCs w:val="28"/>
+          <w:sz w:val="25"/>
+          <w:szCs w:val="25"/>
           <w:rtl/>
         </w:rPr>
         <w:t xml:space="preserve">مَنْ هِيَ زَيْنَبُ؟</w:t>
@@ -965,7 +947,7 @@
           <w:p>
             <w:pPr>
               <w:bidi/>
-              <w:spacing w:after="0" w:line="330"/>
+              <w:spacing w:after="0" w:line="220"/>
             </w:pPr>
             <w:r>
               <w:rPr>
@@ -975,8 +957,8 @@
                 <w:i w:val="false"/>
                 <w:iCs w:val="false"/>
                 <w:color w:val="111111"/>
-                <w:sz w:val="20"/>
-                <w:szCs w:val="20"/>
+                <w:sz w:val="17"/>
+                <w:szCs w:val="17"/>
               </w:rPr>
               <w:t xml:space="preserve">B.‎  </w:t>
             </w:r>
@@ -986,8 +968,8 @@
                 <w:b w:val="false"/>
                 <w:bCs w:val="false"/>
                 <w:color w:val="111111"/>
-                <w:sz w:val="28"/>
-                <w:szCs w:val="28"/>
+                <w:sz w:val="25"/>
+                <w:szCs w:val="25"/>
                 <w:rtl/>
               </w:rPr>
               <w:t xml:space="preserve">جَدَّةُ سَلْمَى</w:t>
@@ -1014,7 +996,7 @@
           <w:p>
             <w:pPr>
               <w:bidi/>
-              <w:spacing w:after="0" w:line="330"/>
+              <w:spacing w:after="0" w:line="220"/>
             </w:pPr>
             <w:r>
               <w:rPr>
@@ -1024,8 +1006,8 @@
                 <w:i w:val="false"/>
                 <w:iCs w:val="false"/>
                 <w:color w:val="111111"/>
-                <w:sz w:val="20"/>
-                <w:szCs w:val="20"/>
+                <w:sz w:val="17"/>
+                <w:szCs w:val="17"/>
               </w:rPr>
               <w:t xml:space="preserve">A.‎  </w:t>
             </w:r>
@@ -1035,8 +1017,8 @@
                 <w:b w:val="false"/>
                 <w:bCs w:val="false"/>
                 <w:color w:val="111111"/>
-                <w:sz w:val="28"/>
-                <w:szCs w:val="28"/>
+                <w:sz w:val="25"/>
+                <w:szCs w:val="25"/>
                 <w:rtl/>
               </w:rPr>
               <w:t xml:space="preserve">أُخْتُ سَلْمَى</w:t>
@@ -1068,7 +1050,7 @@
           <w:p>
             <w:pPr>
               <w:bidi/>
-              <w:spacing w:after="0" w:line="330"/>
+              <w:spacing w:after="0" w:line="220"/>
             </w:pPr>
             <w:r>
               <w:rPr>
@@ -1078,8 +1060,8 @@
                 <w:i w:val="false"/>
                 <w:iCs w:val="false"/>
                 <w:color w:val="111111"/>
-                <w:sz w:val="20"/>
-                <w:szCs w:val="20"/>
+                <w:sz w:val="17"/>
+                <w:szCs w:val="17"/>
               </w:rPr>
               <w:t xml:space="preserve">D.‎  </w:t>
             </w:r>
@@ -1089,8 +1071,8 @@
                 <w:b w:val="false"/>
                 <w:bCs w:val="false"/>
                 <w:color w:val="111111"/>
-                <w:sz w:val="28"/>
-                <w:szCs w:val="28"/>
+                <w:sz w:val="25"/>
+                <w:szCs w:val="25"/>
                 <w:rtl/>
               </w:rPr>
               <w:t xml:space="preserve">مُعَلِّمَةُ سَلْمَى</w:t>
@@ -1117,7 +1099,7 @@
           <w:p>
             <w:pPr>
               <w:bidi/>
-              <w:spacing w:after="0" w:line="330"/>
+              <w:spacing w:after="0" w:line="220"/>
             </w:pPr>
             <w:r>
               <w:rPr>
@@ -1127,8 +1109,8 @@
                 <w:i w:val="false"/>
                 <w:iCs w:val="false"/>
                 <w:color w:val="111111"/>
-                <w:sz w:val="20"/>
-                <w:szCs w:val="20"/>
+                <w:sz w:val="17"/>
+                <w:szCs w:val="17"/>
               </w:rPr>
               <w:t xml:space="preserve">C.‎  </w:t>
             </w:r>
@@ -1138,8 +1120,8 @@
                 <w:b w:val="false"/>
                 <w:bCs w:val="false"/>
                 <w:color w:val="111111"/>
-                <w:sz w:val="28"/>
-                <w:szCs w:val="28"/>
+                <w:sz w:val="25"/>
+                <w:szCs w:val="25"/>
                 <w:rtl/>
               </w:rPr>
               <w:t xml:space="preserve">أُمُّ سَلْمَى</w:t>
@@ -1152,7 +1134,7 @@
       <w:pPr>
         <w:keepNext/>
         <w:bidi/>
-        <w:spacing w:after="40" w:before="150" w:line="300"/>
+        <w:spacing w:after="16" w:before="60" w:line="220"/>
         <w:ind w:left="340"/>
       </w:pPr>
       <w:r>
@@ -1163,8 +1145,8 @@
           <w:i w:val="false"/>
           <w:iCs w:val="false"/>
           <w:color w:val="111111"/>
-          <w:sz w:val="20"/>
-          <w:szCs w:val="20"/>
+          <w:sz w:val="17"/>
+          <w:szCs w:val="17"/>
         </w:rPr>
         <w:t xml:space="preserve">c.‎  </w:t>
       </w:r>
@@ -1174,8 +1156,8 @@
           <w:b w:val="false"/>
           <w:bCs w:val="false"/>
           <w:color w:val="111111"/>
-          <w:sz w:val="28"/>
-          <w:szCs w:val="28"/>
+          <w:sz w:val="25"/>
+          <w:szCs w:val="25"/>
           <w:rtl/>
         </w:rPr>
         <w:t xml:space="preserve">مَا مِهْنَةُ الْجَدِّ؟</w:t>
@@ -1221,7 +1203,7 @@
           <w:p>
             <w:pPr>
               <w:bidi/>
-              <w:spacing w:after="0" w:line="330"/>
+              <w:spacing w:after="0" w:line="220"/>
             </w:pPr>
             <w:r>
               <w:rPr>
@@ -1231,8 +1213,8 @@
                 <w:i w:val="false"/>
                 <w:iCs w:val="false"/>
                 <w:color w:val="111111"/>
-                <w:sz w:val="20"/>
-                <w:szCs w:val="20"/>
+                <w:sz w:val="17"/>
+                <w:szCs w:val="17"/>
               </w:rPr>
               <w:t xml:space="preserve">B.‎  </w:t>
             </w:r>
@@ -1242,8 +1224,8 @@
                 <w:b w:val="false"/>
                 <w:bCs w:val="false"/>
                 <w:color w:val="111111"/>
-                <w:sz w:val="28"/>
-                <w:szCs w:val="28"/>
+                <w:sz w:val="25"/>
+                <w:szCs w:val="25"/>
                 <w:rtl/>
               </w:rPr>
               <w:t xml:space="preserve">شُرْطِيٌّ</w:t>
@@ -1270,7 +1252,7 @@
           <w:p>
             <w:pPr>
               <w:bidi/>
-              <w:spacing w:after="0" w:line="330"/>
+              <w:spacing w:after="0" w:line="220"/>
             </w:pPr>
             <w:r>
               <w:rPr>
@@ -1280,8 +1262,8 @@
                 <w:i w:val="false"/>
                 <w:iCs w:val="false"/>
                 <w:color w:val="111111"/>
-                <w:sz w:val="20"/>
-                <w:szCs w:val="20"/>
+                <w:sz w:val="17"/>
+                <w:szCs w:val="17"/>
               </w:rPr>
               <w:t xml:space="preserve">A.‎  </w:t>
             </w:r>
@@ -1291,8 +1273,8 @@
                 <w:b w:val="false"/>
                 <w:bCs w:val="false"/>
                 <w:color w:val="111111"/>
-                <w:sz w:val="28"/>
-                <w:szCs w:val="28"/>
+                <w:sz w:val="25"/>
+                <w:szCs w:val="25"/>
                 <w:rtl/>
               </w:rPr>
               <w:t xml:space="preserve">مُزَارِعٌ</w:t>
@@ -1324,7 +1306,7 @@
           <w:p>
             <w:pPr>
               <w:bidi/>
-              <w:spacing w:after="0" w:line="330"/>
+              <w:spacing w:after="0" w:line="220"/>
             </w:pPr>
             <w:r>
               <w:rPr>
@@ -1334,8 +1316,8 @@
                 <w:i w:val="false"/>
                 <w:iCs w:val="false"/>
                 <w:color w:val="111111"/>
-                <w:sz w:val="20"/>
-                <w:szCs w:val="20"/>
+                <w:sz w:val="17"/>
+                <w:szCs w:val="17"/>
               </w:rPr>
               <w:t xml:space="preserve">D.‎  </w:t>
             </w:r>
@@ -1345,8 +1327,8 @@
                 <w:b w:val="false"/>
                 <w:bCs w:val="false"/>
                 <w:color w:val="111111"/>
-                <w:sz w:val="28"/>
-                <w:szCs w:val="28"/>
+                <w:sz w:val="25"/>
+                <w:szCs w:val="25"/>
                 <w:rtl/>
               </w:rPr>
               <w:t xml:space="preserve">طَبِيبٌ</w:t>
@@ -1373,7 +1355,7 @@
           <w:p>
             <w:pPr>
               <w:bidi/>
-              <w:spacing w:after="0" w:line="330"/>
+              <w:spacing w:after="0" w:line="220"/>
             </w:pPr>
             <w:r>
               <w:rPr>
@@ -1383,8 +1365,8 @@
                 <w:i w:val="false"/>
                 <w:iCs w:val="false"/>
                 <w:color w:val="111111"/>
-                <w:sz w:val="20"/>
-                <w:szCs w:val="20"/>
+                <w:sz w:val="17"/>
+                <w:szCs w:val="17"/>
               </w:rPr>
               <w:t xml:space="preserve">C.‎  </w:t>
             </w:r>
@@ -1394,8 +1376,8 @@
                 <w:b w:val="false"/>
                 <w:bCs w:val="false"/>
                 <w:color w:val="111111"/>
-                <w:sz w:val="28"/>
-                <w:szCs w:val="28"/>
+                <w:sz w:val="25"/>
+                <w:szCs w:val="25"/>
                 <w:rtl/>
               </w:rPr>
               <w:t xml:space="preserve">مُهَنْدِسٌ</w:t>
@@ -1407,7 +1389,7 @@
     <w:p>
       <w:pPr>
         <w:keepNext w:val="false"/>
-        <w:spacing w:after="40" w:before="150" w:line="280"/>
+        <w:spacing w:after="16" w:before="60" w:line="220"/>
         <w:ind w:left="620" w:hanging="280"/>
       </w:pPr>
       <w:r>
@@ -1418,8 +1400,8 @@
           <w:i w:val="false"/>
           <w:iCs w:val="false"/>
           <w:color w:val="111111"/>
-          <w:sz w:val="20"/>
-          <w:szCs w:val="20"/>
+          <w:sz w:val="17"/>
+          <w:szCs w:val="17"/>
         </w:rPr>
         <w:t xml:space="preserve">d)  Senin ailen kaç kişidir? Arapça bir cümleyle yazınız.</w:t>
       </w:r>
@@ -1427,10 +1409,10 @@
     <w:p>
       <w:pPr>
         <w:pBdr>
-          <w:bottom w:val="dotted" w:color="97A4B1" w:sz="6"/>
+          <w:bottom w:val="dotted" w:color="96A3B0" w:sz="6"/>
         </w:pBdr>
         <w:bidi/>
-        <w:spacing w:after="210" w:line="300"/>
+        <w:spacing w:after="84" w:line="220"/>
         <w:ind w:left="620"/>
       </w:pPr>
       <w:r>
@@ -1441,31 +1423,8 @@
           <w:i w:val="false"/>
           <w:iCs w:val="false"/>
           <w:color w:val="111111"/>
-          <w:sz w:val="21"/>
-          <w:szCs w:val="21"/>
-        </w:rPr>
-        <w:t xml:space="preserve"/>
-      </w:r>
-    </w:p>
-    <w:p>
-      <w:pPr>
-        <w:pBdr>
-          <w:bottom w:val="dotted" w:color="96A3B0" w:sz="6"/>
-        </w:pBdr>
-        <w:bidi/>
-        <w:spacing w:after="210" w:line="300"/>
-        <w:ind w:left="620"/>
-      </w:pPr>
-      <w:r>
-        <w:rPr>
-          <w:rFonts w:ascii="Times New Roman" w:cs="Times New Roman" w:eastAsia="Times New Roman" w:hAnsi="Times New Roman"/>
-          <w:b w:val="false"/>
-          <w:bCs w:val="false"/>
-          <w:i w:val="false"/>
-          <w:iCs w:val="false"/>
-          <w:color w:val="111111"/>
-          <w:sz w:val="21"/>
-          <w:szCs w:val="21"/>
+          <w:sz w:val="18"/>
+          <w:szCs w:val="18"/>
         </w:rPr>
         <w:t xml:space="preserve"/>
       </w:r>
@@ -1475,7 +1434,7 @@
         <w:tabs>
           <w:tab w:val="right" w:pos="9864"/>
         </w:tabs>
-        <w:spacing w:after="90" w:before="220" w:line="280"/>
+        <w:spacing w:after="36" w:before="88" w:line="220"/>
         <w:ind w:left="340" w:hanging="340"/>
       </w:pPr>
       <w:r>
@@ -1486,16 +1445,16 @@
           <w:i w:val="false"/>
           <w:iCs w:val="false"/>
           <w:color w:val="111111"/>
-          <w:sz w:val="21"/>
-          <w:szCs w:val="21"/>
+          <w:sz w:val="18"/>
+          <w:szCs w:val="18"/>
         </w:rPr>
         <w:t xml:space="preserve">2.</w:t>
       </w:r>
       <w:r>
         <w:rPr>
           <w:rFonts w:ascii="Times New Roman" w:cs="Times New Roman" w:eastAsia="Times New Roman" w:hAnsi="Times New Roman"/>
-          <w:sz w:val="21"/>
-          <w:szCs w:val="21"/>
+          <w:sz w:val="18"/>
+          <w:szCs w:val="18"/>
         </w:rPr>
         <w:tab/>
       </w:r>
@@ -1507,16 +1466,16 @@
           <w:i w:val="false"/>
           <w:iCs w:val="false"/>
           <w:color w:val="111111"/>
-          <w:sz w:val="21"/>
-          <w:szCs w:val="21"/>
+          <w:sz w:val="18"/>
+          <w:szCs w:val="18"/>
         </w:rPr>
         <w:t xml:space="preserve">Dinlediğiniz metne göre cümleler doğru ise D, yanlış ise Y kutusunu işaretleyiniz.</w:t>
       </w:r>
       <w:r>
         <w:rPr>
           <w:rFonts w:ascii="Times New Roman" w:cs="Times New Roman" w:eastAsia="Times New Roman" w:hAnsi="Times New Roman"/>
-          <w:sz w:val="21"/>
-          <w:szCs w:val="21"/>
+          <w:sz w:val="18"/>
+          <w:szCs w:val="18"/>
         </w:rPr>
         <w:tab/>
       </w:r>
@@ -1528,8 +1487,8 @@
           <w:i w:val="false"/>
           <w:iCs w:val="false"/>
           <w:color w:val="55636F"/>
-          <w:sz w:val="18"/>
-          <w:szCs w:val="18"/>
+          <w:sz w:val="16"/>
+          <w:szCs w:val="16"/>
         </w:rPr>
         <w:t xml:space="preserve">(10 puan)</w:t>
       </w:r>
@@ -1537,7 +1496,7 @@
     <w:p>
       <w:pPr>
         <w:keepNext w:val="false"/>
-        <w:spacing w:after="90" w:before="0" w:line="280"/>
+        <w:spacing w:after="36" w:before="0" w:line="220"/>
         <w:ind w:left="340"/>
       </w:pPr>
       <w:r>
@@ -1548,8 +1507,8 @@
           <w:i/>
           <w:iCs/>
           <w:color w:val="5B6772"/>
-          <w:sz w:val="18"/>
-          <w:szCs w:val="18"/>
+          <w:sz w:val="16"/>
+          <w:szCs w:val="16"/>
         </w:rPr>
         <w:t xml:space="preserve">Metin öğretmeniniz tarafından iki kez okunacaktır. Her doğru cevap 2 puandır.</w:t>
       </w:r>
@@ -1590,7 +1549,7 @@
           </w:tcPr>
           <w:p>
             <w:pPr>
-              <w:spacing w:after="0" w:line="270"/>
+              <w:spacing w:after="0" w:line="220"/>
               <w:jc w:val="center"/>
             </w:pPr>
             <w:r>
@@ -1601,8 +1560,8 @@
                 <w:i w:val="false"/>
                 <w:iCs w:val="false"/>
                 <w:color w:val="111111"/>
-                <w:sz w:val="18"/>
-                <w:szCs w:val="18"/>
+                <w:sz w:val="16"/>
+                <w:szCs w:val="16"/>
               </w:rPr>
               <w:t xml:space="preserve">No</w:t>
             </w:r>
@@ -1622,7 +1581,7 @@
           </w:tcPr>
           <w:p>
             <w:pPr>
-              <w:spacing w:after="0" w:line="270"/>
+              <w:spacing w:after="0" w:line="220"/>
               <w:jc w:val="center"/>
             </w:pPr>
             <w:r>
@@ -1633,8 +1592,8 @@
                 <w:i w:val="false"/>
                 <w:iCs w:val="false"/>
                 <w:color w:val="111111"/>
-                <w:sz w:val="18"/>
-                <w:szCs w:val="18"/>
+                <w:sz w:val="16"/>
+                <w:szCs w:val="16"/>
               </w:rPr>
               <w:t xml:space="preserve">Cümle</w:t>
             </w:r>
@@ -1654,7 +1613,7 @@
           </w:tcPr>
           <w:p>
             <w:pPr>
-              <w:spacing w:after="0" w:line="270"/>
+              <w:spacing w:after="0" w:line="220"/>
               <w:jc w:val="center"/>
             </w:pPr>
             <w:r>
@@ -1665,8 +1624,8 @@
                 <w:i w:val="false"/>
                 <w:iCs w:val="false"/>
                 <w:color w:val="111111"/>
-                <w:sz w:val="18"/>
-                <w:szCs w:val="18"/>
+                <w:sz w:val="16"/>
+                <w:szCs w:val="16"/>
               </w:rPr>
               <w:t xml:space="preserve">D</w:t>
             </w:r>
@@ -1686,7 +1645,7 @@
           </w:tcPr>
           <w:p>
             <w:pPr>
-              <w:spacing w:after="0" w:line="270"/>
+              <w:spacing w:after="0" w:line="220"/>
               <w:jc w:val="center"/>
             </w:pPr>
             <w:r>
@@ -1697,8 +1656,8 @@
                 <w:i w:val="false"/>
                 <w:iCs w:val="false"/>
                 <w:color w:val="111111"/>
-                <w:sz w:val="18"/>
-                <w:szCs w:val="18"/>
+                <w:sz w:val="16"/>
+                <w:szCs w:val="16"/>
               </w:rPr>
               <w:t xml:space="preserve">Y</w:t>
             </w:r>
@@ -1707,7 +1666,7 @@
       </w:tr>
       <w:tr>
         <w:trPr>
-          <w:trHeight w:val="420" w:hRule="atLeast"/>
+          <w:trHeight w:val="294" w:hRule="atLeast"/>
         </w:trPr>
         <w:tc>
           <w:tcPr>
@@ -1722,19 +1681,19 @@
           </w:tcPr>
           <w:p>
             <w:pPr>
-              <w:spacing w:after="0" w:line="270"/>
-              <w:jc w:val="center"/>
-            </w:pPr>
-            <w:r>
-              <w:rPr>
-                <w:rFonts w:ascii="Times New Roman" w:cs="Times New Roman" w:eastAsia="Times New Roman" w:hAnsi="Times New Roman"/>
-                <w:b w:val="false"/>
-                <w:bCs w:val="false"/>
-                <w:i w:val="false"/>
-                <w:iCs w:val="false"/>
-                <w:color w:val="111111"/>
-                <w:sz w:val="19"/>
-                <w:szCs w:val="19"/>
+              <w:spacing w:after="0" w:line="220"/>
+              <w:jc w:val="center"/>
+            </w:pPr>
+            <w:r>
+              <w:rPr>
+                <w:rFonts w:ascii="Times New Roman" w:cs="Times New Roman" w:eastAsia="Times New Roman" w:hAnsi="Times New Roman"/>
+                <w:b w:val="false"/>
+                <w:bCs w:val="false"/>
+                <w:i w:val="false"/>
+                <w:iCs w:val="false"/>
+                <w:color w:val="111111"/>
+                <w:sz w:val="17"/>
+                <w:szCs w:val="17"/>
               </w:rPr>
               <w:t xml:space="preserve">1</w:t>
             </w:r>
@@ -1754,7 +1713,7 @@
           <w:p>
             <w:pPr>
               <w:bidi/>
-              <w:spacing w:after="0" w:line="320"/>
+              <w:spacing w:after="0" w:line="220"/>
             </w:pPr>
             <w:r>
               <w:rPr>
@@ -1762,8 +1721,8 @@
                 <w:b w:val="false"/>
                 <w:bCs w:val="false"/>
                 <w:color w:val="111111"/>
-                <w:sz w:val="28"/>
-                <w:szCs w:val="28"/>
+                <w:sz w:val="25"/>
+                <w:szCs w:val="25"/>
                 <w:rtl/>
               </w:rPr>
               <w:t xml:space="preserve">أَبُو خَالِدٍ طَبِيبٌ.</w:t>
@@ -1783,18 +1742,18 @@
           </w:tcPr>
           <w:p>
             <w:pPr>
-              <w:spacing w:after="0" w:line="270"/>
-            </w:pPr>
-            <w:r>
-              <w:rPr>
-                <w:rFonts w:ascii="Times New Roman" w:cs="Times New Roman" w:eastAsia="Times New Roman" w:hAnsi="Times New Roman"/>
-                <w:b w:val="false"/>
-                <w:bCs w:val="false"/>
-                <w:i w:val="false"/>
-                <w:iCs w:val="false"/>
-                <w:color w:val="111111"/>
-                <w:sz w:val="21"/>
-                <w:szCs w:val="21"/>
+              <w:spacing w:after="0" w:line="220"/>
+            </w:pPr>
+            <w:r>
+              <w:rPr>
+                <w:rFonts w:ascii="Times New Roman" w:cs="Times New Roman" w:eastAsia="Times New Roman" w:hAnsi="Times New Roman"/>
+                <w:b w:val="false"/>
+                <w:bCs w:val="false"/>
+                <w:i w:val="false"/>
+                <w:iCs w:val="false"/>
+                <w:color w:val="111111"/>
+                <w:sz w:val="18"/>
+                <w:szCs w:val="18"/>
               </w:rPr>
               <w:t xml:space="preserve"/>
             </w:r>
@@ -1811,29 +1770,11 @@
             </w:tcMar>
             <w:vAlign w:val="center"/>
           </w:tcPr>
-          <w:p>
-            <w:pPr>
-              <w:spacing w:after="0" w:line="270"/>
-            </w:pPr>
-            <w:r>
-              <w:rPr>
-                <w:rFonts w:ascii="Times New Roman" w:cs="Times New Roman" w:eastAsia="Times New Roman" w:hAnsi="Times New Roman"/>
-                <w:b w:val="false"/>
-                <w:bCs w:val="false"/>
-                <w:i w:val="false"/>
-                <w:iCs w:val="false"/>
-                <w:color w:val="111111"/>
-                <w:sz w:val="21"/>
-                <w:szCs w:val="21"/>
-              </w:rPr>
-              <w:t xml:space="preserve"/>
-            </w:r>
-          </w:p>
         </w:tc>
       </w:tr>
       <w:tr>
         <w:trPr>
-          <w:trHeight w:val="420" w:hRule="atLeast"/>
+          <w:trHeight w:val="294" w:hRule="atLeast"/>
         </w:trPr>
         <w:tc>
           <w:tcPr>
@@ -1848,19 +1789,19 @@
           </w:tcPr>
           <w:p>
             <w:pPr>
-              <w:spacing w:after="0" w:line="270"/>
-              <w:jc w:val="center"/>
-            </w:pPr>
-            <w:r>
-              <w:rPr>
-                <w:rFonts w:ascii="Times New Roman" w:cs="Times New Roman" w:eastAsia="Times New Roman" w:hAnsi="Times New Roman"/>
-                <w:b w:val="false"/>
-                <w:bCs w:val="false"/>
-                <w:i w:val="false"/>
-                <w:iCs w:val="false"/>
-                <w:color w:val="111111"/>
-                <w:sz w:val="19"/>
-                <w:szCs w:val="19"/>
+              <w:spacing w:after="0" w:line="220"/>
+              <w:jc w:val="center"/>
+            </w:pPr>
+            <w:r>
+              <w:rPr>
+                <w:rFonts w:ascii="Times New Roman" w:cs="Times New Roman" w:eastAsia="Times New Roman" w:hAnsi="Times New Roman"/>
+                <w:b w:val="false"/>
+                <w:bCs w:val="false"/>
+                <w:i w:val="false"/>
+                <w:iCs w:val="false"/>
+                <w:color w:val="111111"/>
+                <w:sz w:val="17"/>
+                <w:szCs w:val="17"/>
               </w:rPr>
               <w:t xml:space="preserve">2</w:t>
             </w:r>
@@ -1880,7 +1821,7 @@
           <w:p>
             <w:pPr>
               <w:bidi/>
-              <w:spacing w:after="0" w:line="320"/>
+              <w:spacing w:after="0" w:line="220"/>
             </w:pPr>
             <w:r>
               <w:rPr>
@@ -1888,8 +1829,8 @@
                 <w:b w:val="false"/>
                 <w:bCs w:val="false"/>
                 <w:color w:val="111111"/>
-                <w:sz w:val="28"/>
-                <w:szCs w:val="28"/>
+                <w:sz w:val="25"/>
+                <w:szCs w:val="25"/>
                 <w:rtl/>
               </w:rPr>
               <w:t xml:space="preserve">أُمُّ خَالِدٍ مُعَلِّمَةٌ.</w:t>
@@ -1909,18 +1850,18 @@
           </w:tcPr>
           <w:p>
             <w:pPr>
-              <w:spacing w:after="0" w:line="270"/>
-            </w:pPr>
-            <w:r>
-              <w:rPr>
-                <w:rFonts w:ascii="Times New Roman" w:cs="Times New Roman" w:eastAsia="Times New Roman" w:hAnsi="Times New Roman"/>
-                <w:b w:val="false"/>
-                <w:bCs w:val="false"/>
-                <w:i w:val="false"/>
-                <w:iCs w:val="false"/>
-                <w:color w:val="111111"/>
-                <w:sz w:val="21"/>
-                <w:szCs w:val="21"/>
+              <w:spacing w:after="0" w:line="220"/>
+            </w:pPr>
+            <w:r>
+              <w:rPr>
+                <w:rFonts w:ascii="Times New Roman" w:cs="Times New Roman" w:eastAsia="Times New Roman" w:hAnsi="Times New Roman"/>
+                <w:b w:val="false"/>
+                <w:bCs w:val="false"/>
+                <w:i w:val="false"/>
+                <w:iCs w:val="false"/>
+                <w:color w:val="111111"/>
+                <w:sz w:val="18"/>
+                <w:szCs w:val="18"/>
               </w:rPr>
               <w:t xml:space="preserve"/>
             </w:r>
@@ -1937,29 +1878,11 @@
             </w:tcMar>
             <w:vAlign w:val="center"/>
           </w:tcPr>
-          <w:p>
-            <w:pPr>
-              <w:spacing w:after="0" w:line="270"/>
-            </w:pPr>
-            <w:r>
-              <w:rPr>
-                <w:rFonts w:ascii="Times New Roman" w:cs="Times New Roman" w:eastAsia="Times New Roman" w:hAnsi="Times New Roman"/>
-                <w:b w:val="false"/>
-                <w:bCs w:val="false"/>
-                <w:i w:val="false"/>
-                <w:iCs w:val="false"/>
-                <w:color w:val="111111"/>
-                <w:sz w:val="21"/>
-                <w:szCs w:val="21"/>
-              </w:rPr>
-              <w:t xml:space="preserve"/>
-            </w:r>
-          </w:p>
         </w:tc>
       </w:tr>
       <w:tr>
         <w:trPr>
-          <w:trHeight w:val="420" w:hRule="atLeast"/>
+          <w:trHeight w:val="294" w:hRule="atLeast"/>
         </w:trPr>
         <w:tc>
           <w:tcPr>
@@ -1974,19 +1897,19 @@
           </w:tcPr>
           <w:p>
             <w:pPr>
-              <w:spacing w:after="0" w:line="270"/>
-              <w:jc w:val="center"/>
-            </w:pPr>
-            <w:r>
-              <w:rPr>
-                <w:rFonts w:ascii="Times New Roman" w:cs="Times New Roman" w:eastAsia="Times New Roman" w:hAnsi="Times New Roman"/>
-                <w:b w:val="false"/>
-                <w:bCs w:val="false"/>
-                <w:i w:val="false"/>
-                <w:iCs w:val="false"/>
-                <w:color w:val="111111"/>
-                <w:sz w:val="19"/>
-                <w:szCs w:val="19"/>
+              <w:spacing w:after="0" w:line="220"/>
+              <w:jc w:val="center"/>
+            </w:pPr>
+            <w:r>
+              <w:rPr>
+                <w:rFonts w:ascii="Times New Roman" w:cs="Times New Roman" w:eastAsia="Times New Roman" w:hAnsi="Times New Roman"/>
+                <w:b w:val="false"/>
+                <w:bCs w:val="false"/>
+                <w:i w:val="false"/>
+                <w:iCs w:val="false"/>
+                <w:color w:val="111111"/>
+                <w:sz w:val="17"/>
+                <w:szCs w:val="17"/>
               </w:rPr>
               <w:t xml:space="preserve">3</w:t>
             </w:r>
@@ -2006,7 +1929,7 @@
           <w:p>
             <w:pPr>
               <w:bidi/>
-              <w:spacing w:after="0" w:line="320"/>
+              <w:spacing w:after="0" w:line="220"/>
             </w:pPr>
             <w:r>
               <w:rPr>
@@ -2014,8 +1937,8 @@
                 <w:b w:val="false"/>
                 <w:bCs w:val="false"/>
                 <w:color w:val="111111"/>
-                <w:sz w:val="28"/>
-                <w:szCs w:val="28"/>
+                <w:sz w:val="25"/>
+                <w:szCs w:val="25"/>
                 <w:rtl/>
               </w:rPr>
               <w:t xml:space="preserve">لِخَالِدٍ أُخْتٌ وَاحِدَةٌ.</w:t>
@@ -2035,18 +1958,18 @@
           </w:tcPr>
           <w:p>
             <w:pPr>
-              <w:spacing w:after="0" w:line="270"/>
-            </w:pPr>
-            <w:r>
-              <w:rPr>
-                <w:rFonts w:ascii="Times New Roman" w:cs="Times New Roman" w:eastAsia="Times New Roman" w:hAnsi="Times New Roman"/>
-                <w:b w:val="false"/>
-                <w:bCs w:val="false"/>
-                <w:i w:val="false"/>
-                <w:iCs w:val="false"/>
-                <w:color w:val="111111"/>
-                <w:sz w:val="21"/>
-                <w:szCs w:val="21"/>
+              <w:spacing w:after="0" w:line="220"/>
+            </w:pPr>
+            <w:r>
+              <w:rPr>
+                <w:rFonts w:ascii="Times New Roman" w:cs="Times New Roman" w:eastAsia="Times New Roman" w:hAnsi="Times New Roman"/>
+                <w:b w:val="false"/>
+                <w:bCs w:val="false"/>
+                <w:i w:val="false"/>
+                <w:iCs w:val="false"/>
+                <w:color w:val="111111"/>
+                <w:sz w:val="18"/>
+                <w:szCs w:val="18"/>
               </w:rPr>
               <w:t xml:space="preserve"/>
             </w:r>
@@ -2063,29 +1986,11 @@
             </w:tcMar>
             <w:vAlign w:val="center"/>
           </w:tcPr>
-          <w:p>
-            <w:pPr>
-              <w:spacing w:after="0" w:line="270"/>
-            </w:pPr>
-            <w:r>
-              <w:rPr>
-                <w:rFonts w:ascii="Times New Roman" w:cs="Times New Roman" w:eastAsia="Times New Roman" w:hAnsi="Times New Roman"/>
-                <w:b w:val="false"/>
-                <w:bCs w:val="false"/>
-                <w:i w:val="false"/>
-                <w:iCs w:val="false"/>
-                <w:color w:val="111111"/>
-                <w:sz w:val="21"/>
-                <w:szCs w:val="21"/>
-              </w:rPr>
-              <w:t xml:space="preserve"/>
-            </w:r>
-          </w:p>
         </w:tc>
       </w:tr>
       <w:tr>
         <w:trPr>
-          <w:trHeight w:val="420" w:hRule="atLeast"/>
+          <w:trHeight w:val="294" w:hRule="atLeast"/>
         </w:trPr>
         <w:tc>
           <w:tcPr>
@@ -2100,19 +2005,19 @@
           </w:tcPr>
           <w:p>
             <w:pPr>
-              <w:spacing w:after="0" w:line="270"/>
-              <w:jc w:val="center"/>
-            </w:pPr>
-            <w:r>
-              <w:rPr>
-                <w:rFonts w:ascii="Times New Roman" w:cs="Times New Roman" w:eastAsia="Times New Roman" w:hAnsi="Times New Roman"/>
-                <w:b w:val="false"/>
-                <w:bCs w:val="false"/>
-                <w:i w:val="false"/>
-                <w:iCs w:val="false"/>
-                <w:color w:val="111111"/>
-                <w:sz w:val="19"/>
-                <w:szCs w:val="19"/>
+              <w:spacing w:after="0" w:line="220"/>
+              <w:jc w:val="center"/>
+            </w:pPr>
+            <w:r>
+              <w:rPr>
+                <w:rFonts w:ascii="Times New Roman" w:cs="Times New Roman" w:eastAsia="Times New Roman" w:hAnsi="Times New Roman"/>
+                <w:b w:val="false"/>
+                <w:bCs w:val="false"/>
+                <w:i w:val="false"/>
+                <w:iCs w:val="false"/>
+                <w:color w:val="111111"/>
+                <w:sz w:val="17"/>
+                <w:szCs w:val="17"/>
               </w:rPr>
               <w:t xml:space="preserve">4</w:t>
             </w:r>
@@ -2132,7 +2037,7 @@
           <w:p>
             <w:pPr>
               <w:bidi/>
-              <w:spacing w:after="0" w:line="320"/>
+              <w:spacing w:after="0" w:line="220"/>
             </w:pPr>
             <w:r>
               <w:rPr>
@@ -2140,8 +2045,8 @@
                 <w:b w:val="false"/>
                 <w:bCs w:val="false"/>
                 <w:color w:val="111111"/>
-                <w:sz w:val="28"/>
-                <w:szCs w:val="28"/>
+                <w:sz w:val="25"/>
+                <w:szCs w:val="25"/>
                 <w:rtl/>
               </w:rPr>
               <w:t xml:space="preserve">جَدُّ خَالِدٍ تَاجِرٌ.</w:t>
@@ -2161,18 +2066,18 @@
           </w:tcPr>
           <w:p>
             <w:pPr>
-              <w:spacing w:after="0" w:line="270"/>
-            </w:pPr>
-            <w:r>
-              <w:rPr>
-                <w:rFonts w:ascii="Times New Roman" w:cs="Times New Roman" w:eastAsia="Times New Roman" w:hAnsi="Times New Roman"/>
-                <w:b w:val="false"/>
-                <w:bCs w:val="false"/>
-                <w:i w:val="false"/>
-                <w:iCs w:val="false"/>
-                <w:color w:val="111111"/>
-                <w:sz w:val="21"/>
-                <w:szCs w:val="21"/>
+              <w:spacing w:after="0" w:line="220"/>
+            </w:pPr>
+            <w:r>
+              <w:rPr>
+                <w:rFonts w:ascii="Times New Roman" w:cs="Times New Roman" w:eastAsia="Times New Roman" w:hAnsi="Times New Roman"/>
+                <w:b w:val="false"/>
+                <w:bCs w:val="false"/>
+                <w:i w:val="false"/>
+                <w:iCs w:val="false"/>
+                <w:color w:val="111111"/>
+                <w:sz w:val="18"/>
+                <w:szCs w:val="18"/>
               </w:rPr>
               <w:t xml:space="preserve"/>
             </w:r>
@@ -2189,29 +2094,11 @@
             </w:tcMar>
             <w:vAlign w:val="center"/>
           </w:tcPr>
-          <w:p>
-            <w:pPr>
-              <w:spacing w:after="0" w:line="270"/>
-            </w:pPr>
-            <w:r>
-              <w:rPr>
-                <w:rFonts w:ascii="Times New Roman" w:cs="Times New Roman" w:eastAsia="Times New Roman" w:hAnsi="Times New Roman"/>
-                <w:b w:val="false"/>
-                <w:bCs w:val="false"/>
-                <w:i w:val="false"/>
-                <w:iCs w:val="false"/>
-                <w:color w:val="111111"/>
-                <w:sz w:val="21"/>
-                <w:szCs w:val="21"/>
-              </w:rPr>
-              <w:t xml:space="preserve"/>
-            </w:r>
-          </w:p>
         </w:tc>
       </w:tr>
       <w:tr>
         <w:trPr>
-          <w:trHeight w:val="420" w:hRule="atLeast"/>
+          <w:trHeight w:val="294" w:hRule="atLeast"/>
         </w:trPr>
         <w:tc>
           <w:tcPr>
@@ -2226,19 +2113,19 @@
           </w:tcPr>
           <w:p>
             <w:pPr>
-              <w:spacing w:after="0" w:line="270"/>
-              <w:jc w:val="center"/>
-            </w:pPr>
-            <w:r>
-              <w:rPr>
-                <w:rFonts w:ascii="Times New Roman" w:cs="Times New Roman" w:eastAsia="Times New Roman" w:hAnsi="Times New Roman"/>
-                <w:b w:val="false"/>
-                <w:bCs w:val="false"/>
-                <w:i w:val="false"/>
-                <w:iCs w:val="false"/>
-                <w:color w:val="111111"/>
-                <w:sz w:val="19"/>
-                <w:szCs w:val="19"/>
+              <w:spacing w:after="0" w:line="220"/>
+              <w:jc w:val="center"/>
+            </w:pPr>
+            <w:r>
+              <w:rPr>
+                <w:rFonts w:ascii="Times New Roman" w:cs="Times New Roman" w:eastAsia="Times New Roman" w:hAnsi="Times New Roman"/>
+                <w:b w:val="false"/>
+                <w:bCs w:val="false"/>
+                <w:i w:val="false"/>
+                <w:iCs w:val="false"/>
+                <w:color w:val="111111"/>
+                <w:sz w:val="17"/>
+                <w:szCs w:val="17"/>
               </w:rPr>
               <w:t xml:space="preserve">5</w:t>
             </w:r>
@@ -2258,7 +2145,7 @@
           <w:p>
             <w:pPr>
               <w:bidi/>
-              <w:spacing w:after="0" w:line="320"/>
+              <w:spacing w:after="0" w:line="220"/>
             </w:pPr>
             <w:r>
               <w:rPr>
@@ -2266,8 +2153,8 @@
                 <w:b w:val="false"/>
                 <w:bCs w:val="false"/>
                 <w:color w:val="111111"/>
-                <w:sz w:val="28"/>
-                <w:szCs w:val="28"/>
+                <w:sz w:val="25"/>
+                <w:szCs w:val="25"/>
                 <w:rtl/>
               </w:rPr>
               <w:t xml:space="preserve">أُسْرَةُ خَالِدٍ كَبِيرَةٌ.</w:t>
@@ -2287,18 +2174,18 @@
           </w:tcPr>
           <w:p>
             <w:pPr>
-              <w:spacing w:after="0" w:line="270"/>
-            </w:pPr>
-            <w:r>
-              <w:rPr>
-                <w:rFonts w:ascii="Times New Roman" w:cs="Times New Roman" w:eastAsia="Times New Roman" w:hAnsi="Times New Roman"/>
-                <w:b w:val="false"/>
-                <w:bCs w:val="false"/>
-                <w:i w:val="false"/>
-                <w:iCs w:val="false"/>
-                <w:color w:val="111111"/>
-                <w:sz w:val="21"/>
-                <w:szCs w:val="21"/>
+              <w:spacing w:after="0" w:line="220"/>
+            </w:pPr>
+            <w:r>
+              <w:rPr>
+                <w:rFonts w:ascii="Times New Roman" w:cs="Times New Roman" w:eastAsia="Times New Roman" w:hAnsi="Times New Roman"/>
+                <w:b w:val="false"/>
+                <w:bCs w:val="false"/>
+                <w:i w:val="false"/>
+                <w:iCs w:val="false"/>
+                <w:color w:val="111111"/>
+                <w:sz w:val="18"/>
+                <w:szCs w:val="18"/>
               </w:rPr>
               <w:t xml:space="preserve"/>
             </w:r>
@@ -2315,24 +2202,6 @@
             </w:tcMar>
             <w:vAlign w:val="center"/>
           </w:tcPr>
-          <w:p>
-            <w:pPr>
-              <w:spacing w:after="0" w:line="270"/>
-            </w:pPr>
-            <w:r>
-              <w:rPr>
-                <w:rFonts w:ascii="Times New Roman" w:cs="Times New Roman" w:eastAsia="Times New Roman" w:hAnsi="Times New Roman"/>
-                <w:b w:val="false"/>
-                <w:bCs w:val="false"/>
-                <w:i w:val="false"/>
-                <w:iCs w:val="false"/>
-                <w:color w:val="111111"/>
-                <w:sz w:val="21"/>
-                <w:szCs w:val="21"/>
-              </w:rPr>
-              <w:t xml:space="preserve"/>
-            </w:r>
-          </w:p>
         </w:tc>
       </w:tr>
     </w:tbl>
@@ -2341,7 +2210,7 @@
         <w:tabs>
           <w:tab w:val="right" w:pos="9864"/>
         </w:tabs>
-        <w:spacing w:after="90" w:before="220" w:line="280"/>
+        <w:spacing w:after="36" w:before="88" w:line="220"/>
         <w:ind w:left="340" w:hanging="340"/>
       </w:pPr>
       <w:r>
@@ -2352,16 +2221,16 @@
           <w:i w:val="false"/>
           <w:iCs w:val="false"/>
           <w:color w:val="111111"/>
-          <w:sz w:val="21"/>
-          <w:szCs w:val="21"/>
+          <w:sz w:val="18"/>
+          <w:szCs w:val="18"/>
         </w:rPr>
         <w:t xml:space="preserve">3.</w:t>
       </w:r>
       <w:r>
         <w:rPr>
           <w:rFonts w:ascii="Times New Roman" w:cs="Times New Roman" w:eastAsia="Times New Roman" w:hAnsi="Times New Roman"/>
-          <w:sz w:val="21"/>
-          <w:szCs w:val="21"/>
+          <w:sz w:val="18"/>
+          <w:szCs w:val="18"/>
         </w:rPr>
         <w:tab/>
       </w:r>
@@ -2373,16 +2242,16 @@
           <w:i w:val="false"/>
           <w:iCs w:val="false"/>
           <w:color w:val="111111"/>
-          <w:sz w:val="21"/>
-          <w:szCs w:val="21"/>
+          <w:sz w:val="18"/>
+          <w:szCs w:val="18"/>
         </w:rPr>
         <w:t xml:space="preserve">Aşağıdaki durumlara uygun seçeneği işaretleyiniz.</w:t>
       </w:r>
       <w:r>
         <w:rPr>
           <w:rFonts w:ascii="Times New Roman" w:cs="Times New Roman" w:eastAsia="Times New Roman" w:hAnsi="Times New Roman"/>
-          <w:sz w:val="21"/>
-          <w:szCs w:val="21"/>
+          <w:sz w:val="18"/>
+          <w:szCs w:val="18"/>
         </w:rPr>
         <w:tab/>
       </w:r>
@@ -2394,8 +2263,8 @@
           <w:i w:val="false"/>
           <w:iCs w:val="false"/>
           <w:color w:val="55636F"/>
-          <w:sz w:val="18"/>
-          <w:szCs w:val="18"/>
+          <w:sz w:val="16"/>
+          <w:szCs w:val="16"/>
         </w:rPr>
         <w:t xml:space="preserve">(15 puan)</w:t>
       </w:r>
@@ -2403,7 +2272,7 @@
     <w:p>
       <w:pPr>
         <w:keepNext w:val="false"/>
-        <w:spacing w:after="90" w:before="0" w:line="280"/>
+        <w:spacing w:after="36" w:before="0" w:line="220"/>
         <w:ind w:left="340"/>
       </w:pPr>
       <w:r>
@@ -2414,8 +2283,8 @@
           <w:i/>
           <w:iCs/>
           <w:color w:val="5B6772"/>
-          <w:sz w:val="18"/>
-          <w:szCs w:val="18"/>
+          <w:sz w:val="16"/>
+          <w:szCs w:val="16"/>
         </w:rPr>
         <w:t xml:space="preserve">Her doğru cevap 3 puandır.</w:t>
       </w:r>
@@ -2423,7 +2292,7 @@
     <w:p>
       <w:pPr>
         <w:keepNext/>
-        <w:spacing w:after="50" w:before="0" w:line="280"/>
+        <w:spacing w:after="20" w:before="0" w:line="220"/>
         <w:ind w:left="340" w:hanging="280"/>
       </w:pPr>
       <w:r>
@@ -2434,8 +2303,8 @@
           <w:i w:val="false"/>
           <w:iCs w:val="false"/>
           <w:color w:val="111111"/>
-          <w:sz w:val="20"/>
-          <w:szCs w:val="20"/>
+          <w:sz w:val="17"/>
+          <w:szCs w:val="17"/>
         </w:rPr>
         <w:t xml:space="preserve">1.  Yanındaki kız arkadaşının kim olduğunu sormak istiyorsun.</w:t>
       </w:r>
@@ -2480,7 +2349,7 @@
           <w:p>
             <w:pPr>
               <w:bidi/>
-              <w:spacing w:after="0" w:line="330"/>
+              <w:spacing w:after="0" w:line="220"/>
               <w:jc w:val="end"/>
             </w:pPr>
             <w:r>
@@ -2491,8 +2360,8 @@
                 <w:i w:val="false"/>
                 <w:iCs w:val="false"/>
                 <w:color w:val="111111"/>
-                <w:sz w:val="20"/>
-                <w:szCs w:val="20"/>
+                <w:sz w:val="17"/>
+                <w:szCs w:val="17"/>
               </w:rPr>
               <w:t xml:space="preserve">A.‎  </w:t>
             </w:r>
@@ -2502,8 +2371,8 @@
                 <w:b w:val="false"/>
                 <w:bCs w:val="false"/>
                 <w:color w:val="111111"/>
-                <w:sz w:val="28"/>
-                <w:szCs w:val="28"/>
+                <w:sz w:val="25"/>
+                <w:szCs w:val="25"/>
                 <w:rtl/>
               </w:rPr>
               <w:t xml:space="preserve">مَنْ هَذَا؟</w:t>
@@ -2530,7 +2399,7 @@
           <w:p>
             <w:pPr>
               <w:bidi/>
-              <w:spacing w:after="0" w:line="330"/>
+              <w:spacing w:after="0" w:line="220"/>
               <w:jc w:val="end"/>
             </w:pPr>
             <w:r>
@@ -2541,8 +2410,8 @@
                 <w:i w:val="false"/>
                 <w:iCs w:val="false"/>
                 <w:color w:val="111111"/>
-                <w:sz w:val="20"/>
-                <w:szCs w:val="20"/>
+                <w:sz w:val="17"/>
+                <w:szCs w:val="17"/>
               </w:rPr>
               <w:t xml:space="preserve">B.‎  </w:t>
             </w:r>
@@ -2552,8 +2421,8 @@
                 <w:b w:val="false"/>
                 <w:bCs w:val="false"/>
                 <w:color w:val="111111"/>
-                <w:sz w:val="28"/>
-                <w:szCs w:val="28"/>
+                <w:sz w:val="25"/>
+                <w:szCs w:val="25"/>
                 <w:rtl/>
               </w:rPr>
               <w:t xml:space="preserve">مَنْ هَذِهِ؟</w:t>
@@ -2585,7 +2454,7 @@
           <w:p>
             <w:pPr>
               <w:bidi/>
-              <w:spacing w:after="0" w:line="330"/>
+              <w:spacing w:after="0" w:line="220"/>
               <w:jc w:val="end"/>
             </w:pPr>
             <w:r>
@@ -2596,8 +2465,8 @@
                 <w:i w:val="false"/>
                 <w:iCs w:val="false"/>
                 <w:color w:val="111111"/>
-                <w:sz w:val="20"/>
-                <w:szCs w:val="20"/>
+                <w:sz w:val="17"/>
+                <w:szCs w:val="17"/>
               </w:rPr>
               <w:t xml:space="preserve">C.‎  </w:t>
             </w:r>
@@ -2607,8 +2476,8 @@
                 <w:b w:val="false"/>
                 <w:bCs w:val="false"/>
                 <w:color w:val="111111"/>
-                <w:sz w:val="28"/>
-                <w:szCs w:val="28"/>
+                <w:sz w:val="25"/>
+                <w:szCs w:val="25"/>
                 <w:rtl/>
               </w:rPr>
               <w:t xml:space="preserve">مَا هَذِهِ؟</w:t>
@@ -2635,7 +2504,7 @@
           <w:p>
             <w:pPr>
               <w:bidi/>
-              <w:spacing w:after="0" w:line="330"/>
+              <w:spacing w:after="0" w:line="220"/>
               <w:jc w:val="end"/>
             </w:pPr>
             <w:r>
@@ -2646,8 +2515,8 @@
                 <w:i w:val="false"/>
                 <w:iCs w:val="false"/>
                 <w:color w:val="111111"/>
-                <w:sz w:val="20"/>
-                <w:szCs w:val="20"/>
+                <w:sz w:val="17"/>
+                <w:szCs w:val="17"/>
               </w:rPr>
               <w:t xml:space="preserve">D.‎  </w:t>
             </w:r>
@@ -2657,8 +2526,8 @@
                 <w:b w:val="false"/>
                 <w:bCs w:val="false"/>
                 <w:color w:val="111111"/>
-                <w:sz w:val="28"/>
-                <w:szCs w:val="28"/>
+                <w:sz w:val="25"/>
+                <w:szCs w:val="25"/>
                 <w:rtl/>
               </w:rPr>
               <w:t xml:space="preserve">أَيْنَ هَذِهِ؟</w:t>
@@ -2670,7 +2539,7 @@
     <w:p>
       <w:pPr>
         <w:keepNext/>
-        <w:spacing w:after="50" w:before="120" w:line="280"/>
+        <w:spacing w:after="20" w:before="48" w:line="220"/>
         <w:ind w:left="340" w:hanging="280"/>
       </w:pPr>
       <w:r>
@@ -2681,8 +2550,8 @@
           <w:i w:val="false"/>
           <w:iCs w:val="false"/>
           <w:color w:val="111111"/>
-          <w:sz w:val="20"/>
-          <w:szCs w:val="20"/>
+          <w:sz w:val="17"/>
+          <w:szCs w:val="17"/>
         </w:rPr>
         <w:t xml:space="preserve">2.  Arkadaşın «مَا مِهْنَةُ أُمِّكَ» diye sordu. Annen öğretmen olduğuna göre ne dersin?</w:t>
       </w:r>
@@ -2727,7 +2596,7 @@
           <w:p>
             <w:pPr>
               <w:bidi/>
-              <w:spacing w:after="0" w:line="330"/>
+              <w:spacing w:after="0" w:line="220"/>
               <w:jc w:val="end"/>
             </w:pPr>
             <w:r>
@@ -2738,8 +2607,8 @@
                 <w:i w:val="false"/>
                 <w:iCs w:val="false"/>
                 <w:color w:val="111111"/>
-                <w:sz w:val="20"/>
-                <w:szCs w:val="20"/>
+                <w:sz w:val="17"/>
+                <w:szCs w:val="17"/>
               </w:rPr>
               <w:t xml:space="preserve">A.‎  </w:t>
             </w:r>
@@ -2749,8 +2618,8 @@
                 <w:b w:val="false"/>
                 <w:bCs w:val="false"/>
                 <w:color w:val="111111"/>
-                <w:sz w:val="28"/>
-                <w:szCs w:val="28"/>
+                <w:sz w:val="25"/>
+                <w:szCs w:val="25"/>
                 <w:rtl/>
               </w:rPr>
               <w:t xml:space="preserve">هِيَ مُعَلِّمَةٌ.</w:t>
@@ -2777,7 +2646,7 @@
           <w:p>
             <w:pPr>
               <w:bidi/>
-              <w:spacing w:after="0" w:line="330"/>
+              <w:spacing w:after="0" w:line="220"/>
               <w:jc w:val="end"/>
             </w:pPr>
             <w:r>
@@ -2788,8 +2657,8 @@
                 <w:i w:val="false"/>
                 <w:iCs w:val="false"/>
                 <w:color w:val="111111"/>
-                <w:sz w:val="20"/>
-                <w:szCs w:val="20"/>
+                <w:sz w:val="17"/>
+                <w:szCs w:val="17"/>
               </w:rPr>
               <w:t xml:space="preserve">B.‎  </w:t>
             </w:r>
@@ -2799,8 +2668,8 @@
                 <w:b w:val="false"/>
                 <w:bCs w:val="false"/>
                 <w:color w:val="111111"/>
-                <w:sz w:val="28"/>
-                <w:szCs w:val="28"/>
+                <w:sz w:val="25"/>
+                <w:szCs w:val="25"/>
                 <w:rtl/>
               </w:rPr>
               <w:t xml:space="preserve">هُوَ مُعَلِّمٌ.</w:t>
@@ -2832,7 +2701,7 @@
           <w:p>
             <w:pPr>
               <w:bidi/>
-              <w:spacing w:after="0" w:line="330"/>
+              <w:spacing w:after="0" w:line="220"/>
               <w:jc w:val="end"/>
             </w:pPr>
             <w:r>
@@ -2843,8 +2712,8 @@
                 <w:i w:val="false"/>
                 <w:iCs w:val="false"/>
                 <w:color w:val="111111"/>
-                <w:sz w:val="20"/>
-                <w:szCs w:val="20"/>
+                <w:sz w:val="17"/>
+                <w:szCs w:val="17"/>
               </w:rPr>
               <w:t xml:space="preserve">C.‎  </w:t>
             </w:r>
@@ -2854,8 +2723,8 @@
                 <w:b w:val="false"/>
                 <w:bCs w:val="false"/>
                 <w:color w:val="111111"/>
-                <w:sz w:val="28"/>
-                <w:szCs w:val="28"/>
+                <w:sz w:val="25"/>
+                <w:szCs w:val="25"/>
                 <w:rtl/>
               </w:rPr>
               <w:t xml:space="preserve">هِيَ مُمَرِّضَةٌ.</w:t>
@@ -2882,7 +2751,7 @@
           <w:p>
             <w:pPr>
               <w:bidi/>
-              <w:spacing w:after="0" w:line="330"/>
+              <w:spacing w:after="0" w:line="220"/>
               <w:jc w:val="end"/>
             </w:pPr>
             <w:r>
@@ -2893,8 +2762,8 @@
                 <w:i w:val="false"/>
                 <w:iCs w:val="false"/>
                 <w:color w:val="111111"/>
-                <w:sz w:val="20"/>
-                <w:szCs w:val="20"/>
+                <w:sz w:val="17"/>
+                <w:szCs w:val="17"/>
               </w:rPr>
               <w:t xml:space="preserve">D.‎  </w:t>
             </w:r>
@@ -2904,8 +2773,8 @@
                 <w:b w:val="false"/>
                 <w:bCs w:val="false"/>
                 <w:color w:val="111111"/>
-                <w:sz w:val="28"/>
-                <w:szCs w:val="28"/>
+                <w:sz w:val="25"/>
+                <w:szCs w:val="25"/>
                 <w:rtl/>
               </w:rPr>
               <w:t xml:space="preserve">هُوَ طَبِيبٌ.</w:t>
@@ -2917,7 +2786,7 @@
     <w:p>
       <w:pPr>
         <w:keepNext/>
-        <w:spacing w:after="50" w:before="120" w:line="280"/>
+        <w:spacing w:after="20" w:before="48" w:line="220"/>
         <w:ind w:left="340" w:hanging="280"/>
       </w:pPr>
       <w:r>
@@ -2928,8 +2797,8 @@
           <w:i w:val="false"/>
           <w:iCs w:val="false"/>
           <w:color w:val="111111"/>
-          <w:sz w:val="20"/>
-          <w:szCs w:val="20"/>
+          <w:sz w:val="17"/>
+          <w:szCs w:val="17"/>
         </w:rPr>
         <w:t xml:space="preserve">3.  Metne göre Selma’nın kaç kardeşi vardır?</w:t>
       </w:r>
@@ -2973,7 +2842,7 @@
           </w:tcPr>
           <w:p>
             <w:pPr>
-              <w:spacing w:after="0" w:line="280"/>
+              <w:spacing w:after="0" w:line="220"/>
             </w:pPr>
             <w:r>
               <w:rPr>
@@ -2983,8 +2852,8 @@
                 <w:i w:val="false"/>
                 <w:iCs w:val="false"/>
                 <w:color w:val="111111"/>
-                <w:sz w:val="20"/>
-                <w:szCs w:val="20"/>
+                <w:sz w:val="17"/>
+                <w:szCs w:val="17"/>
               </w:rPr>
               <w:t xml:space="preserve">A)  </w:t>
             </w:r>
@@ -2996,8 +2865,8 @@
                 <w:i w:val="false"/>
                 <w:iCs w:val="false"/>
                 <w:color w:val="111111"/>
-                <w:sz w:val="20"/>
-                <w:szCs w:val="20"/>
+                <w:sz w:val="17"/>
+                <w:szCs w:val="17"/>
               </w:rPr>
               <w:t xml:space="preserve">Bir</w:t>
             </w:r>
@@ -3022,7 +2891,7 @@
           </w:tcPr>
           <w:p>
             <w:pPr>
-              <w:spacing w:after="0" w:line="280"/>
+              <w:spacing w:after="0" w:line="220"/>
             </w:pPr>
             <w:r>
               <w:rPr>
@@ -3032,8 +2901,8 @@
                 <w:i w:val="false"/>
                 <w:iCs w:val="false"/>
                 <w:color w:val="111111"/>
-                <w:sz w:val="20"/>
-                <w:szCs w:val="20"/>
+                <w:sz w:val="17"/>
+                <w:szCs w:val="17"/>
               </w:rPr>
               <w:t xml:space="preserve">B)  </w:t>
             </w:r>
@@ -3045,8 +2914,8 @@
                 <w:i w:val="false"/>
                 <w:iCs w:val="false"/>
                 <w:color w:val="111111"/>
-                <w:sz w:val="20"/>
-                <w:szCs w:val="20"/>
+                <w:sz w:val="17"/>
+                <w:szCs w:val="17"/>
               </w:rPr>
               <w:t xml:space="preserve">İki</w:t>
             </w:r>
@@ -3076,7 +2945,7 @@
           </w:tcPr>
           <w:p>
             <w:pPr>
-              <w:spacing w:after="0" w:line="280"/>
+              <w:spacing w:after="0" w:line="220"/>
             </w:pPr>
             <w:r>
               <w:rPr>
@@ -3086,8 +2955,8 @@
                 <w:i w:val="false"/>
                 <w:iCs w:val="false"/>
                 <w:color w:val="111111"/>
-                <w:sz w:val="20"/>
-                <w:szCs w:val="20"/>
+                <w:sz w:val="17"/>
+                <w:szCs w:val="17"/>
               </w:rPr>
               <w:t xml:space="preserve">C)  </w:t>
             </w:r>
@@ -3099,8 +2968,8 @@
                 <w:i w:val="false"/>
                 <w:iCs w:val="false"/>
                 <w:color w:val="111111"/>
-                <w:sz w:val="20"/>
-                <w:szCs w:val="20"/>
+                <w:sz w:val="17"/>
+                <w:szCs w:val="17"/>
               </w:rPr>
               <w:t xml:space="preserve">Üç</w:t>
             </w:r>
@@ -3125,7 +2994,7 @@
           </w:tcPr>
           <w:p>
             <w:pPr>
-              <w:spacing w:after="0" w:line="280"/>
+              <w:spacing w:after="0" w:line="220"/>
             </w:pPr>
             <w:r>
               <w:rPr>
@@ -3135,8 +3004,8 @@
                 <w:i w:val="false"/>
                 <w:iCs w:val="false"/>
                 <w:color w:val="111111"/>
-                <w:sz w:val="20"/>
-                <w:szCs w:val="20"/>
+                <w:sz w:val="17"/>
+                <w:szCs w:val="17"/>
               </w:rPr>
               <w:t xml:space="preserve">D)  </w:t>
             </w:r>
@@ -3148,8 +3017,8 @@
                 <w:i w:val="false"/>
                 <w:iCs w:val="false"/>
                 <w:color w:val="111111"/>
-                <w:sz w:val="20"/>
-                <w:szCs w:val="20"/>
+                <w:sz w:val="17"/>
+                <w:szCs w:val="17"/>
               </w:rPr>
               <w:t xml:space="preserve">Hiç yok</w:t>
             </w:r>
@@ -3160,7 +3029,7 @@
     <w:p>
       <w:pPr>
         <w:keepNext/>
-        <w:spacing w:after="50" w:before="120" w:line="280"/>
+        <w:spacing w:after="20" w:before="48" w:line="220"/>
         <w:ind w:left="340" w:hanging="280"/>
       </w:pPr>
       <w:r>
@@ -3171,8 +3040,8 @@
           <w:i w:val="false"/>
           <w:iCs w:val="false"/>
           <w:color w:val="111111"/>
-          <w:sz w:val="20"/>
-          <w:szCs w:val="20"/>
+          <w:sz w:val="17"/>
+          <w:szCs w:val="17"/>
         </w:rPr>
         <w:t xml:space="preserve">4.  «اِسْمُهَا زَيْنَبُ» ifadesindeki «ـهَا» eki kime aittir?</w:t>
       </w:r>
@@ -3216,7 +3085,7 @@
           </w:tcPr>
           <w:p>
             <w:pPr>
-              <w:spacing w:after="0" w:line="280"/>
+              <w:spacing w:after="0" w:line="220"/>
             </w:pPr>
             <w:r>
               <w:rPr>
@@ -3226,8 +3095,8 @@
                 <w:i w:val="false"/>
                 <w:iCs w:val="false"/>
                 <w:color w:val="111111"/>
-                <w:sz w:val="20"/>
-                <w:szCs w:val="20"/>
+                <w:sz w:val="17"/>
+                <w:szCs w:val="17"/>
               </w:rPr>
               <w:t xml:space="preserve">A)  </w:t>
             </w:r>
@@ -3239,8 +3108,8 @@
                 <w:i w:val="false"/>
                 <w:iCs w:val="false"/>
                 <w:color w:val="111111"/>
-                <w:sz w:val="20"/>
-                <w:szCs w:val="20"/>
+                <w:sz w:val="17"/>
+                <w:szCs w:val="17"/>
               </w:rPr>
               <w:t xml:space="preserve">Babaya</w:t>
             </w:r>
@@ -3265,7 +3134,7 @@
           </w:tcPr>
           <w:p>
             <w:pPr>
-              <w:spacing w:after="0" w:line="280"/>
+              <w:spacing w:after="0" w:line="220"/>
             </w:pPr>
             <w:r>
               <w:rPr>
@@ -3275,8 +3144,8 @@
                 <w:i w:val="false"/>
                 <w:iCs w:val="false"/>
                 <w:color w:val="111111"/>
-                <w:sz w:val="20"/>
-                <w:szCs w:val="20"/>
+                <w:sz w:val="17"/>
+                <w:szCs w:val="17"/>
               </w:rPr>
               <w:t xml:space="preserve">B)  </w:t>
             </w:r>
@@ -3288,8 +3157,8 @@
                 <w:i w:val="false"/>
                 <w:iCs w:val="false"/>
                 <w:color w:val="111111"/>
-                <w:sz w:val="20"/>
-                <w:szCs w:val="20"/>
+                <w:sz w:val="17"/>
+                <w:szCs w:val="17"/>
               </w:rPr>
               <w:t xml:space="preserve">Anneye</w:t>
             </w:r>
@@ -3319,7 +3188,7 @@
           </w:tcPr>
           <w:p>
             <w:pPr>
-              <w:spacing w:after="0" w:line="280"/>
+              <w:spacing w:after="0" w:line="220"/>
             </w:pPr>
             <w:r>
               <w:rPr>
@@ -3329,8 +3198,8 @@
                 <w:i w:val="false"/>
                 <w:iCs w:val="false"/>
                 <w:color w:val="111111"/>
-                <w:sz w:val="20"/>
-                <w:szCs w:val="20"/>
+                <w:sz w:val="17"/>
+                <w:szCs w:val="17"/>
               </w:rPr>
               <w:t xml:space="preserve">C)  </w:t>
             </w:r>
@@ -3342,8 +3211,8 @@
                 <w:i w:val="false"/>
                 <w:iCs w:val="false"/>
                 <w:color w:val="111111"/>
-                <w:sz w:val="20"/>
-                <w:szCs w:val="20"/>
+                <w:sz w:val="17"/>
+                <w:szCs w:val="17"/>
               </w:rPr>
               <w:t xml:space="preserve">Kardeşe</w:t>
             </w:r>
@@ -3368,7 +3237,7 @@
           </w:tcPr>
           <w:p>
             <w:pPr>
-              <w:spacing w:after="0" w:line="280"/>
+              <w:spacing w:after="0" w:line="220"/>
             </w:pPr>
             <w:r>
               <w:rPr>
@@ -3378,8 +3247,8 @@
                 <w:i w:val="false"/>
                 <w:iCs w:val="false"/>
                 <w:color w:val="111111"/>
-                <w:sz w:val="20"/>
-                <w:szCs w:val="20"/>
+                <w:sz w:val="17"/>
+                <w:szCs w:val="17"/>
               </w:rPr>
               <w:t xml:space="preserve">D)  </w:t>
             </w:r>
@@ -3391,8 +3260,8 @@
                 <w:i w:val="false"/>
                 <w:iCs w:val="false"/>
                 <w:color w:val="111111"/>
-                <w:sz w:val="20"/>
-                <w:szCs w:val="20"/>
+                <w:sz w:val="17"/>
+                <w:szCs w:val="17"/>
               </w:rPr>
               <w:t xml:space="preserve">Dedeye</w:t>
             </w:r>
@@ -3403,7 +3272,7 @@
     <w:p>
       <w:pPr>
         <w:keepNext/>
-        <w:spacing w:after="50" w:before="120" w:line="280"/>
+        <w:spacing w:after="20" w:before="48" w:line="220"/>
         <w:ind w:left="340" w:hanging="280"/>
       </w:pPr>
       <w:r>
@@ -3414,8 +3283,8 @@
           <w:i w:val="false"/>
           <w:iCs w:val="false"/>
           <w:color w:val="111111"/>
-          <w:sz w:val="20"/>
-          <w:szCs w:val="20"/>
+          <w:sz w:val="17"/>
+          <w:szCs w:val="17"/>
         </w:rPr>
         <w:t xml:space="preserve">5.  Bir kişinin doktor olmadığını söylemek istiyorsun.</w:t>
       </w:r>
@@ -3460,7 +3329,7 @@
           <w:p>
             <w:pPr>
               <w:bidi/>
-              <w:spacing w:after="0" w:line="330"/>
+              <w:spacing w:after="0" w:line="220"/>
               <w:jc w:val="end"/>
             </w:pPr>
             <w:r>
@@ -3471,8 +3340,8 @@
                 <w:i w:val="false"/>
                 <w:iCs w:val="false"/>
                 <w:color w:val="111111"/>
-                <w:sz w:val="20"/>
-                <w:szCs w:val="20"/>
+                <w:sz w:val="17"/>
+                <w:szCs w:val="17"/>
               </w:rPr>
               <w:t xml:space="preserve">A.‎  </w:t>
             </w:r>
@@ -3482,8 +3351,8 @@
                 <w:b w:val="false"/>
                 <w:bCs w:val="false"/>
                 <w:color w:val="111111"/>
-                <w:sz w:val="28"/>
-                <w:szCs w:val="28"/>
+                <w:sz w:val="25"/>
+                <w:szCs w:val="25"/>
                 <w:rtl/>
               </w:rPr>
               <w:t xml:space="preserve">هُوَ طَبِيبٌ.</w:t>
@@ -3510,7 +3379,7 @@
           <w:p>
             <w:pPr>
               <w:bidi/>
-              <w:spacing w:after="0" w:line="330"/>
+              <w:spacing w:after="0" w:line="220"/>
               <w:jc w:val="end"/>
             </w:pPr>
             <w:r>
@@ -3521,8 +3390,8 @@
                 <w:i w:val="false"/>
                 <w:iCs w:val="false"/>
                 <w:color w:val="111111"/>
-                <w:sz w:val="20"/>
-                <w:szCs w:val="20"/>
+                <w:sz w:val="17"/>
+                <w:szCs w:val="17"/>
               </w:rPr>
               <w:t xml:space="preserve">B.‎  </w:t>
             </w:r>
@@ -3532,8 +3401,8 @@
                 <w:b w:val="false"/>
                 <w:bCs w:val="false"/>
                 <w:color w:val="111111"/>
-                <w:sz w:val="28"/>
-                <w:szCs w:val="28"/>
+                <w:sz w:val="25"/>
+                <w:szCs w:val="25"/>
                 <w:rtl/>
               </w:rPr>
               <w:t xml:space="preserve">هُوَ لَيْسَ طَبِيبًا.</w:t>
@@ -3565,7 +3434,7 @@
           <w:p>
             <w:pPr>
               <w:bidi/>
-              <w:spacing w:after="0" w:line="330"/>
+              <w:spacing w:after="0" w:line="220"/>
               <w:jc w:val="end"/>
             </w:pPr>
             <w:r>
@@ -3576,8 +3445,8 @@
                 <w:i w:val="false"/>
                 <w:iCs w:val="false"/>
                 <w:color w:val="111111"/>
-                <w:sz w:val="20"/>
-                <w:szCs w:val="20"/>
+                <w:sz w:val="17"/>
+                <w:szCs w:val="17"/>
               </w:rPr>
               <w:t xml:space="preserve">C.‎  </w:t>
             </w:r>
@@ -3587,8 +3456,8 @@
                 <w:b w:val="false"/>
                 <w:bCs w:val="false"/>
                 <w:color w:val="111111"/>
-                <w:sz w:val="28"/>
-                <w:szCs w:val="28"/>
+                <w:sz w:val="25"/>
+                <w:szCs w:val="25"/>
                 <w:rtl/>
               </w:rPr>
               <w:t xml:space="preserve">هَذَا طَبِيبٌ.</w:t>
@@ -3615,7 +3484,7 @@
           <w:p>
             <w:pPr>
               <w:bidi/>
-              <w:spacing w:after="0" w:line="330"/>
+              <w:spacing w:after="0" w:line="220"/>
               <w:jc w:val="end"/>
             </w:pPr>
             <w:r>
@@ -3626,8 +3495,8 @@
                 <w:i w:val="false"/>
                 <w:iCs w:val="false"/>
                 <w:color w:val="111111"/>
-                <w:sz w:val="20"/>
-                <w:szCs w:val="20"/>
+                <w:sz w:val="17"/>
+                <w:szCs w:val="17"/>
               </w:rPr>
               <w:t xml:space="preserve">D.‎  </w:t>
             </w:r>
@@ -3637,8 +3506,8 @@
                 <w:b w:val="false"/>
                 <w:bCs w:val="false"/>
                 <w:color w:val="111111"/>
-                <w:sz w:val="28"/>
-                <w:szCs w:val="28"/>
+                <w:sz w:val="25"/>
+                <w:szCs w:val="25"/>
                 <w:rtl/>
               </w:rPr>
               <w:t xml:space="preserve">أَيْنَ الطَّبِيبُ؟</w:t>
@@ -3652,7 +3521,7 @@
         <w:tabs>
           <w:tab w:val="right" w:pos="9864"/>
         </w:tabs>
-        <w:spacing w:after="90" w:before="220" w:line="280"/>
+        <w:spacing w:after="36" w:before="88" w:line="220"/>
         <w:ind w:left="340" w:hanging="340"/>
       </w:pPr>
       <w:r>
@@ -3663,16 +3532,16 @@
           <w:i w:val="false"/>
           <w:iCs w:val="false"/>
           <w:color w:val="111111"/>
-          <w:sz w:val="21"/>
-          <w:szCs w:val="21"/>
+          <w:sz w:val="18"/>
+          <w:szCs w:val="18"/>
         </w:rPr>
         <w:t xml:space="preserve">4.</w:t>
       </w:r>
       <w:r>
         <w:rPr>
           <w:rFonts w:ascii="Times New Roman" w:cs="Times New Roman" w:eastAsia="Times New Roman" w:hAnsi="Times New Roman"/>
-          <w:sz w:val="21"/>
-          <w:szCs w:val="21"/>
+          <w:sz w:val="18"/>
+          <w:szCs w:val="18"/>
         </w:rPr>
         <w:tab/>
       </w:r>
@@ -3684,16 +3553,16 @@
           <w:i w:val="false"/>
           <w:iCs w:val="false"/>
           <w:color w:val="111111"/>
-          <w:sz w:val="21"/>
-          <w:szCs w:val="21"/>
+          <w:sz w:val="18"/>
+          <w:szCs w:val="18"/>
         </w:rPr>
         <w:t xml:space="preserve">Aşağıdaki durumları uygun Arapça ifadeyle eşleştiriniz.</w:t>
       </w:r>
       <w:r>
         <w:rPr>
           <w:rFonts w:ascii="Times New Roman" w:cs="Times New Roman" w:eastAsia="Times New Roman" w:hAnsi="Times New Roman"/>
-          <w:sz w:val="21"/>
-          <w:szCs w:val="21"/>
+          <w:sz w:val="18"/>
+          <w:szCs w:val="18"/>
         </w:rPr>
         <w:tab/>
       </w:r>
@@ -3705,8 +3574,8 @@
           <w:i w:val="false"/>
           <w:iCs w:val="false"/>
           <w:color w:val="55636F"/>
-          <w:sz w:val="18"/>
-          <w:szCs w:val="18"/>
+          <w:sz w:val="16"/>
+          <w:szCs w:val="16"/>
         </w:rPr>
         <w:t xml:space="preserve">(10 puan)</w:t>
       </w:r>
@@ -3714,7 +3583,7 @@
     <w:p>
       <w:pPr>
         <w:keepNext w:val="false"/>
-        <w:spacing w:after="90" w:before="0" w:line="280"/>
+        <w:spacing w:after="36" w:before="0" w:line="220"/>
         <w:ind w:left="340"/>
       </w:pPr>
       <w:r>
@@ -3725,8 +3594,8 @@
           <w:i/>
           <w:iCs/>
           <w:color w:val="5B6772"/>
-          <w:sz w:val="18"/>
-          <w:szCs w:val="18"/>
+          <w:sz w:val="16"/>
+          <w:szCs w:val="16"/>
         </w:rPr>
         <w:t xml:space="preserve">Her doğru eşleştirme 2 puandır.</w:t>
       </w:r>
@@ -3752,7 +3621,7 @@
       </w:tblGrid>
       <w:tr>
         <w:trPr>
-          <w:trHeight w:val="400" w:hRule="atLeast"/>
+          <w:trHeight w:val="280" w:hRule="atLeast"/>
         </w:trPr>
         <w:tc>
           <w:tcPr>
@@ -3770,7 +3639,7 @@
           </w:tcPr>
           <w:p>
             <w:pPr>
-              <w:spacing w:after="0" w:line="270"/>
+              <w:spacing w:after="0" w:line="220"/>
               <w:jc w:val="center"/>
             </w:pPr>
             <w:r>
@@ -3781,8 +3650,8 @@
                 <w:i w:val="false"/>
                 <w:iCs w:val="false"/>
                 <w:color w:val="111111"/>
-                <w:sz w:val="19"/>
-                <w:szCs w:val="19"/>
+                <w:sz w:val="17"/>
+                <w:szCs w:val="17"/>
               </w:rPr>
               <w:t xml:space="preserve">1.</w:t>
             </w:r>
@@ -3804,18 +3673,18 @@
           </w:tcPr>
           <w:p>
             <w:pPr>
-              <w:spacing w:after="0" w:line="270"/>
-            </w:pPr>
-            <w:r>
-              <w:rPr>
-                <w:rFonts w:ascii="Times New Roman" w:cs="Times New Roman" w:eastAsia="Times New Roman" w:hAnsi="Times New Roman"/>
-                <w:b w:val="false"/>
-                <w:bCs w:val="false"/>
-                <w:i w:val="false"/>
-                <w:iCs w:val="false"/>
-                <w:color w:val="111111"/>
-                <w:sz w:val="20"/>
-                <w:szCs w:val="20"/>
+              <w:spacing w:after="0" w:line="220"/>
+            </w:pPr>
+            <w:r>
+              <w:rPr>
+                <w:rFonts w:ascii="Times New Roman" w:cs="Times New Roman" w:eastAsia="Times New Roman" w:hAnsi="Times New Roman"/>
+                <w:b w:val="false"/>
+                <w:bCs w:val="false"/>
+                <w:i w:val="false"/>
+                <w:iCs w:val="false"/>
+                <w:color w:val="111111"/>
+                <w:sz w:val="17"/>
+                <w:szCs w:val="17"/>
               </w:rPr>
               <w:t xml:space="preserve">Bir erkeğin mesleğini soruyorsun.</w:t>
             </w:r>
@@ -3834,19 +3703,19 @@
           </w:tcPr>
           <w:p>
             <w:pPr>
-              <w:spacing w:after="0" w:line="270"/>
-              <w:jc w:val="center"/>
-            </w:pPr>
-            <w:r>
-              <w:rPr>
-                <w:rFonts w:ascii="Times New Roman" w:cs="Times New Roman" w:eastAsia="Times New Roman" w:hAnsi="Times New Roman"/>
-                <w:b w:val="false"/>
-                <w:bCs w:val="false"/>
-                <w:i w:val="false"/>
-                <w:iCs w:val="false"/>
-                <w:color w:val="111111"/>
-                <w:sz w:val="20"/>
-                <w:szCs w:val="20"/>
+              <w:spacing w:after="0" w:line="220"/>
+              <w:jc w:val="center"/>
+            </w:pPr>
+            <w:r>
+              <w:rPr>
+                <w:rFonts w:ascii="Times New Roman" w:cs="Times New Roman" w:eastAsia="Times New Roman" w:hAnsi="Times New Roman"/>
+                <w:b w:val="false"/>
+                <w:bCs w:val="false"/>
+                <w:i w:val="false"/>
+                <w:iCs w:val="false"/>
+                <w:color w:val="111111"/>
+                <w:sz w:val="17"/>
+                <w:szCs w:val="17"/>
               </w:rPr>
               <w:t xml:space="preserve">(       )</w:t>
             </w:r>
@@ -3868,7 +3737,7 @@
           </w:tcPr>
           <w:p>
             <w:pPr>
-              <w:spacing w:after="0" w:line="270"/>
+              <w:spacing w:after="0" w:line="220"/>
               <w:jc w:val="center"/>
             </w:pPr>
             <w:r>
@@ -3879,8 +3748,8 @@
                 <w:i w:val="false"/>
                 <w:iCs w:val="false"/>
                 <w:color w:val="111111"/>
-                <w:sz w:val="19"/>
-                <w:szCs w:val="19"/>
+                <w:sz w:val="17"/>
+                <w:szCs w:val="17"/>
               </w:rPr>
               <w:t xml:space="preserve">a)</w:t>
             </w:r>
@@ -3903,7 +3772,7 @@
           <w:p>
             <w:pPr>
               <w:bidi/>
-              <w:spacing w:after="0" w:line="320"/>
+              <w:spacing w:after="0" w:line="220"/>
             </w:pPr>
             <w:r>
               <w:rPr>
@@ -3911,8 +3780,8 @@
                 <w:b w:val="false"/>
                 <w:bCs w:val="false"/>
                 <w:color w:val="111111"/>
-                <w:sz w:val="28"/>
-                <w:szCs w:val="28"/>
+                <w:sz w:val="25"/>
+                <w:szCs w:val="25"/>
                 <w:rtl/>
               </w:rPr>
               <w:t xml:space="preserve">هَذِهِ أُمِّي.</w:t>
@@ -3922,7 +3791,7 @@
       </w:tr>
       <w:tr>
         <w:trPr>
-          <w:trHeight w:val="400" w:hRule="atLeast"/>
+          <w:trHeight w:val="280" w:hRule="atLeast"/>
         </w:trPr>
         <w:tc>
           <w:tcPr>
@@ -3940,7 +3809,7 @@
           </w:tcPr>
           <w:p>
             <w:pPr>
-              <w:spacing w:after="0" w:line="270"/>
+              <w:spacing w:after="0" w:line="220"/>
               <w:jc w:val="center"/>
             </w:pPr>
             <w:r>
@@ -3951,8 +3820,8 @@
                 <w:i w:val="false"/>
                 <w:iCs w:val="false"/>
                 <w:color w:val="111111"/>
-                <w:sz w:val="19"/>
-                <w:szCs w:val="19"/>
+                <w:sz w:val="17"/>
+                <w:szCs w:val="17"/>
               </w:rPr>
               <w:t xml:space="preserve">2.</w:t>
             </w:r>
@@ -3974,18 +3843,18 @@
           </w:tcPr>
           <w:p>
             <w:pPr>
-              <w:spacing w:after="0" w:line="270"/>
-            </w:pPr>
-            <w:r>
-              <w:rPr>
-                <w:rFonts w:ascii="Times New Roman" w:cs="Times New Roman" w:eastAsia="Times New Roman" w:hAnsi="Times New Roman"/>
-                <w:b w:val="false"/>
-                <w:bCs w:val="false"/>
-                <w:i w:val="false"/>
-                <w:iCs w:val="false"/>
-                <w:color w:val="111111"/>
-                <w:sz w:val="20"/>
-                <w:szCs w:val="20"/>
+              <w:spacing w:after="0" w:line="220"/>
+            </w:pPr>
+            <w:r>
+              <w:rPr>
+                <w:rFonts w:ascii="Times New Roman" w:cs="Times New Roman" w:eastAsia="Times New Roman" w:hAnsi="Times New Roman"/>
+                <w:b w:val="false"/>
+                <w:bCs w:val="false"/>
+                <w:i w:val="false"/>
+                <w:iCs w:val="false"/>
+                <w:color w:val="111111"/>
+                <w:sz w:val="17"/>
+                <w:szCs w:val="17"/>
               </w:rPr>
               <w:t xml:space="preserve">Babanı tanıtıyorsun.</w:t>
             </w:r>
@@ -4004,19 +3873,19 @@
           </w:tcPr>
           <w:p>
             <w:pPr>
-              <w:spacing w:after="0" w:line="270"/>
-              <w:jc w:val="center"/>
-            </w:pPr>
-            <w:r>
-              <w:rPr>
-                <w:rFonts w:ascii="Times New Roman" w:cs="Times New Roman" w:eastAsia="Times New Roman" w:hAnsi="Times New Roman"/>
-                <w:b w:val="false"/>
-                <w:bCs w:val="false"/>
-                <w:i w:val="false"/>
-                <w:iCs w:val="false"/>
-                <w:color w:val="111111"/>
-                <w:sz w:val="20"/>
-                <w:szCs w:val="20"/>
+              <w:spacing w:after="0" w:line="220"/>
+              <w:jc w:val="center"/>
+            </w:pPr>
+            <w:r>
+              <w:rPr>
+                <w:rFonts w:ascii="Times New Roman" w:cs="Times New Roman" w:eastAsia="Times New Roman" w:hAnsi="Times New Roman"/>
+                <w:b w:val="false"/>
+                <w:bCs w:val="false"/>
+                <w:i w:val="false"/>
+                <w:iCs w:val="false"/>
+                <w:color w:val="111111"/>
+                <w:sz w:val="17"/>
+                <w:szCs w:val="17"/>
               </w:rPr>
               <w:t xml:space="preserve">(       )</w:t>
             </w:r>
@@ -4038,7 +3907,7 @@
           </w:tcPr>
           <w:p>
             <w:pPr>
-              <w:spacing w:after="0" w:line="270"/>
+              <w:spacing w:after="0" w:line="220"/>
               <w:jc w:val="center"/>
             </w:pPr>
             <w:r>
@@ -4049,8 +3918,8 @@
                 <w:i w:val="false"/>
                 <w:iCs w:val="false"/>
                 <w:color w:val="111111"/>
-                <w:sz w:val="19"/>
-                <w:szCs w:val="19"/>
+                <w:sz w:val="17"/>
+                <w:szCs w:val="17"/>
               </w:rPr>
               <w:t xml:space="preserve">b)</w:t>
             </w:r>
@@ -4073,7 +3942,7 @@
           <w:p>
             <w:pPr>
               <w:bidi/>
-              <w:spacing w:after="0" w:line="320"/>
+              <w:spacing w:after="0" w:line="220"/>
             </w:pPr>
             <w:r>
               <w:rPr>
@@ -4081,8 +3950,8 @@
                 <w:b w:val="false"/>
                 <w:bCs w:val="false"/>
                 <w:color w:val="111111"/>
-                <w:sz w:val="28"/>
-                <w:szCs w:val="28"/>
+                <w:sz w:val="25"/>
+                <w:szCs w:val="25"/>
                 <w:rtl/>
               </w:rPr>
               <w:t xml:space="preserve">أُسْرَتِي كَبِيرَةٌ.</w:t>
@@ -4092,7 +3961,7 @@
       </w:tr>
       <w:tr>
         <w:trPr>
-          <w:trHeight w:val="400" w:hRule="atLeast"/>
+          <w:trHeight w:val="280" w:hRule="atLeast"/>
         </w:trPr>
         <w:tc>
           <w:tcPr>
@@ -4110,7 +3979,7 @@
           </w:tcPr>
           <w:p>
             <w:pPr>
-              <w:spacing w:after="0" w:line="270"/>
+              <w:spacing w:after="0" w:line="220"/>
               <w:jc w:val="center"/>
             </w:pPr>
             <w:r>
@@ -4121,8 +3990,8 @@
                 <w:i w:val="false"/>
                 <w:iCs w:val="false"/>
                 <w:color w:val="111111"/>
-                <w:sz w:val="19"/>
-                <w:szCs w:val="19"/>
+                <w:sz w:val="17"/>
+                <w:szCs w:val="17"/>
               </w:rPr>
               <w:t xml:space="preserve">3.</w:t>
             </w:r>
@@ -4144,18 +4013,18 @@
           </w:tcPr>
           <w:p>
             <w:pPr>
-              <w:spacing w:after="0" w:line="270"/>
-            </w:pPr>
-            <w:r>
-              <w:rPr>
-                <w:rFonts w:ascii="Times New Roman" w:cs="Times New Roman" w:eastAsia="Times New Roman" w:hAnsi="Times New Roman"/>
-                <w:b w:val="false"/>
-                <w:bCs w:val="false"/>
-                <w:i w:val="false"/>
-                <w:iCs w:val="false"/>
-                <w:color w:val="111111"/>
-                <w:sz w:val="20"/>
-                <w:szCs w:val="20"/>
+              <w:spacing w:after="0" w:line="220"/>
+            </w:pPr>
+            <w:r>
+              <w:rPr>
+                <w:rFonts w:ascii="Times New Roman" w:cs="Times New Roman" w:eastAsia="Times New Roman" w:hAnsi="Times New Roman"/>
+                <w:b w:val="false"/>
+                <w:bCs w:val="false"/>
+                <w:i w:val="false"/>
+                <w:iCs w:val="false"/>
+                <w:color w:val="111111"/>
+                <w:sz w:val="17"/>
+                <w:szCs w:val="17"/>
               </w:rPr>
               <w:t xml:space="preserve">Anneni tanıtıyorsun.</w:t>
             </w:r>
@@ -4174,19 +4043,19 @@
           </w:tcPr>
           <w:p>
             <w:pPr>
-              <w:spacing w:after="0" w:line="270"/>
-              <w:jc w:val="center"/>
-            </w:pPr>
-            <w:r>
-              <w:rPr>
-                <w:rFonts w:ascii="Times New Roman" w:cs="Times New Roman" w:eastAsia="Times New Roman" w:hAnsi="Times New Roman"/>
-                <w:b w:val="false"/>
-                <w:bCs w:val="false"/>
-                <w:i w:val="false"/>
-                <w:iCs w:val="false"/>
-                <w:color w:val="111111"/>
-                <w:sz w:val="20"/>
-                <w:szCs w:val="20"/>
+              <w:spacing w:after="0" w:line="220"/>
+              <w:jc w:val="center"/>
+            </w:pPr>
+            <w:r>
+              <w:rPr>
+                <w:rFonts w:ascii="Times New Roman" w:cs="Times New Roman" w:eastAsia="Times New Roman" w:hAnsi="Times New Roman"/>
+                <w:b w:val="false"/>
+                <w:bCs w:val="false"/>
+                <w:i w:val="false"/>
+                <w:iCs w:val="false"/>
+                <w:color w:val="111111"/>
+                <w:sz w:val="17"/>
+                <w:szCs w:val="17"/>
               </w:rPr>
               <w:t xml:space="preserve">(       )</w:t>
             </w:r>
@@ -4208,7 +4077,7 @@
           </w:tcPr>
           <w:p>
             <w:pPr>
-              <w:spacing w:after="0" w:line="270"/>
+              <w:spacing w:after="0" w:line="220"/>
               <w:jc w:val="center"/>
             </w:pPr>
             <w:r>
@@ -4219,8 +4088,8 @@
                 <w:i w:val="false"/>
                 <w:iCs w:val="false"/>
                 <w:color w:val="111111"/>
-                <w:sz w:val="19"/>
-                <w:szCs w:val="19"/>
+                <w:sz w:val="17"/>
+                <w:szCs w:val="17"/>
               </w:rPr>
               <w:t xml:space="preserve">c)</w:t>
             </w:r>
@@ -4243,7 +4112,7 @@
           <w:p>
             <w:pPr>
               <w:bidi/>
-              <w:spacing w:after="0" w:line="320"/>
+              <w:spacing w:after="0" w:line="220"/>
             </w:pPr>
             <w:r>
               <w:rPr>
@@ -4251,8 +4120,8 @@
                 <w:b w:val="false"/>
                 <w:bCs w:val="false"/>
                 <w:color w:val="111111"/>
-                <w:sz w:val="28"/>
-                <w:szCs w:val="28"/>
+                <w:sz w:val="25"/>
+                <w:szCs w:val="25"/>
                 <w:rtl/>
               </w:rPr>
               <w:t xml:space="preserve">مَا مِهْنَتُهُ؟</w:t>
@@ -4262,7 +4131,7 @@
       </w:tr>
       <w:tr>
         <w:trPr>
-          <w:trHeight w:val="400" w:hRule="atLeast"/>
+          <w:trHeight w:val="280" w:hRule="atLeast"/>
         </w:trPr>
         <w:tc>
           <w:tcPr>
@@ -4280,7 +4149,7 @@
           </w:tcPr>
           <w:p>
             <w:pPr>
-              <w:spacing w:after="0" w:line="270"/>
+              <w:spacing w:after="0" w:line="220"/>
               <w:jc w:val="center"/>
             </w:pPr>
             <w:r>
@@ -4291,8 +4160,8 @@
                 <w:i w:val="false"/>
                 <w:iCs w:val="false"/>
                 <w:color w:val="111111"/>
-                <w:sz w:val="19"/>
-                <w:szCs w:val="19"/>
+                <w:sz w:val="17"/>
+                <w:szCs w:val="17"/>
               </w:rPr>
               <w:t xml:space="preserve">4.</w:t>
             </w:r>
@@ -4314,18 +4183,18 @@
           </w:tcPr>
           <w:p>
             <w:pPr>
-              <w:spacing w:after="0" w:line="270"/>
-            </w:pPr>
-            <w:r>
-              <w:rPr>
-                <w:rFonts w:ascii="Times New Roman" w:cs="Times New Roman" w:eastAsia="Times New Roman" w:hAnsi="Times New Roman"/>
-                <w:b w:val="false"/>
-                <w:bCs w:val="false"/>
-                <w:i w:val="false"/>
-                <w:iCs w:val="false"/>
-                <w:color w:val="111111"/>
-                <w:sz w:val="20"/>
-                <w:szCs w:val="20"/>
+              <w:spacing w:after="0" w:line="220"/>
+            </w:pPr>
+            <w:r>
+              <w:rPr>
+                <w:rFonts w:ascii="Times New Roman" w:cs="Times New Roman" w:eastAsia="Times New Roman" w:hAnsi="Times New Roman"/>
+                <w:b w:val="false"/>
+                <w:bCs w:val="false"/>
+                <w:i w:val="false"/>
+                <w:iCs w:val="false"/>
+                <w:color w:val="111111"/>
+                <w:sz w:val="17"/>
+                <w:szCs w:val="17"/>
               </w:rPr>
               <w:t xml:space="preserve">Erkek kardeşinin öğrenci olduğunu söylüyorsun.</w:t>
             </w:r>
@@ -4344,19 +4213,19 @@
           </w:tcPr>
           <w:p>
             <w:pPr>
-              <w:spacing w:after="0" w:line="270"/>
-              <w:jc w:val="center"/>
-            </w:pPr>
-            <w:r>
-              <w:rPr>
-                <w:rFonts w:ascii="Times New Roman" w:cs="Times New Roman" w:eastAsia="Times New Roman" w:hAnsi="Times New Roman"/>
-                <w:b w:val="false"/>
-                <w:bCs w:val="false"/>
-                <w:i w:val="false"/>
-                <w:iCs w:val="false"/>
-                <w:color w:val="111111"/>
-                <w:sz w:val="20"/>
-                <w:szCs w:val="20"/>
+              <w:spacing w:after="0" w:line="220"/>
+              <w:jc w:val="center"/>
+            </w:pPr>
+            <w:r>
+              <w:rPr>
+                <w:rFonts w:ascii="Times New Roman" w:cs="Times New Roman" w:eastAsia="Times New Roman" w:hAnsi="Times New Roman"/>
+                <w:b w:val="false"/>
+                <w:bCs w:val="false"/>
+                <w:i w:val="false"/>
+                <w:iCs w:val="false"/>
+                <w:color w:val="111111"/>
+                <w:sz w:val="17"/>
+                <w:szCs w:val="17"/>
               </w:rPr>
               <w:t xml:space="preserve">(       )</w:t>
             </w:r>
@@ -4378,7 +4247,7 @@
           </w:tcPr>
           <w:p>
             <w:pPr>
-              <w:spacing w:after="0" w:line="270"/>
+              <w:spacing w:after="0" w:line="220"/>
               <w:jc w:val="center"/>
             </w:pPr>
             <w:r>
@@ -4389,8 +4258,8 @@
                 <w:i w:val="false"/>
                 <w:iCs w:val="false"/>
                 <w:color w:val="111111"/>
-                <w:sz w:val="19"/>
-                <w:szCs w:val="19"/>
+                <w:sz w:val="17"/>
+                <w:szCs w:val="17"/>
               </w:rPr>
               <w:t xml:space="preserve">d)</w:t>
             </w:r>
@@ -4413,7 +4282,7 @@
           <w:p>
             <w:pPr>
               <w:bidi/>
-              <w:spacing w:after="0" w:line="320"/>
+              <w:spacing w:after="0" w:line="220"/>
             </w:pPr>
             <w:r>
               <w:rPr>
@@ -4421,8 +4290,8 @@
                 <w:b w:val="false"/>
                 <w:bCs w:val="false"/>
                 <w:color w:val="111111"/>
-                <w:sz w:val="28"/>
-                <w:szCs w:val="28"/>
+                <w:sz w:val="25"/>
+                <w:szCs w:val="25"/>
                 <w:rtl/>
               </w:rPr>
               <w:t xml:space="preserve">أَخِي طَالِبٌ.</w:t>
@@ -4432,7 +4301,7 @@
       </w:tr>
       <w:tr>
         <w:trPr>
-          <w:trHeight w:val="400" w:hRule="atLeast"/>
+          <w:trHeight w:val="280" w:hRule="atLeast"/>
         </w:trPr>
         <w:tc>
           <w:tcPr>
@@ -4450,7 +4319,7 @@
           </w:tcPr>
           <w:p>
             <w:pPr>
-              <w:spacing w:after="0" w:line="270"/>
+              <w:spacing w:after="0" w:line="220"/>
               <w:jc w:val="center"/>
             </w:pPr>
             <w:r>
@@ -4461,8 +4330,8 @@
                 <w:i w:val="false"/>
                 <w:iCs w:val="false"/>
                 <w:color w:val="111111"/>
-                <w:sz w:val="19"/>
-                <w:szCs w:val="19"/>
+                <w:sz w:val="17"/>
+                <w:szCs w:val="17"/>
               </w:rPr>
               <w:t xml:space="preserve">5.</w:t>
             </w:r>
@@ -4484,18 +4353,18 @@
           </w:tcPr>
           <w:p>
             <w:pPr>
-              <w:spacing w:after="0" w:line="270"/>
-            </w:pPr>
-            <w:r>
-              <w:rPr>
-                <w:rFonts w:ascii="Times New Roman" w:cs="Times New Roman" w:eastAsia="Times New Roman" w:hAnsi="Times New Roman"/>
-                <w:b w:val="false"/>
-                <w:bCs w:val="false"/>
-                <w:i w:val="false"/>
-                <w:iCs w:val="false"/>
-                <w:color w:val="111111"/>
-                <w:sz w:val="20"/>
-                <w:szCs w:val="20"/>
+              <w:spacing w:after="0" w:line="220"/>
+            </w:pPr>
+            <w:r>
+              <w:rPr>
+                <w:rFonts w:ascii="Times New Roman" w:cs="Times New Roman" w:eastAsia="Times New Roman" w:hAnsi="Times New Roman"/>
+                <w:b w:val="false"/>
+                <w:bCs w:val="false"/>
+                <w:i w:val="false"/>
+                <w:iCs w:val="false"/>
+                <w:color w:val="111111"/>
+                <w:sz w:val="17"/>
+                <w:szCs w:val="17"/>
               </w:rPr>
               <w:t xml:space="preserve">Ailenin büyük olduğunu söylüyorsun.</w:t>
             </w:r>
@@ -4514,19 +4383,19 @@
           </w:tcPr>
           <w:p>
             <w:pPr>
-              <w:spacing w:after="0" w:line="270"/>
-              <w:jc w:val="center"/>
-            </w:pPr>
-            <w:r>
-              <w:rPr>
-                <w:rFonts w:ascii="Times New Roman" w:cs="Times New Roman" w:eastAsia="Times New Roman" w:hAnsi="Times New Roman"/>
-                <w:b w:val="false"/>
-                <w:bCs w:val="false"/>
-                <w:i w:val="false"/>
-                <w:iCs w:val="false"/>
-                <w:color w:val="111111"/>
-                <w:sz w:val="20"/>
-                <w:szCs w:val="20"/>
+              <w:spacing w:after="0" w:line="220"/>
+              <w:jc w:val="center"/>
+            </w:pPr>
+            <w:r>
+              <w:rPr>
+                <w:rFonts w:ascii="Times New Roman" w:cs="Times New Roman" w:eastAsia="Times New Roman" w:hAnsi="Times New Roman"/>
+                <w:b w:val="false"/>
+                <w:bCs w:val="false"/>
+                <w:i w:val="false"/>
+                <w:iCs w:val="false"/>
+                <w:color w:val="111111"/>
+                <w:sz w:val="17"/>
+                <w:szCs w:val="17"/>
               </w:rPr>
               <w:t xml:space="preserve">(       )</w:t>
             </w:r>
@@ -4548,7 +4417,7 @@
           </w:tcPr>
           <w:p>
             <w:pPr>
-              <w:spacing w:after="0" w:line="270"/>
+              <w:spacing w:after="0" w:line="220"/>
               <w:jc w:val="center"/>
             </w:pPr>
             <w:r>
@@ -4559,8 +4428,8 @@
                 <w:i w:val="false"/>
                 <w:iCs w:val="false"/>
                 <w:color w:val="111111"/>
-                <w:sz w:val="19"/>
-                <w:szCs w:val="19"/>
+                <w:sz w:val="17"/>
+                <w:szCs w:val="17"/>
               </w:rPr>
               <w:t xml:space="preserve">e)</w:t>
             </w:r>
@@ -4583,7 +4452,7 @@
           <w:p>
             <w:pPr>
               <w:bidi/>
-              <w:spacing w:after="0" w:line="320"/>
+              <w:spacing w:after="0" w:line="220"/>
             </w:pPr>
             <w:r>
               <w:rPr>
@@ -4591,8 +4460,8 @@
                 <w:b w:val="false"/>
                 <w:bCs w:val="false"/>
                 <w:color w:val="111111"/>
-                <w:sz w:val="28"/>
-                <w:szCs w:val="28"/>
+                <w:sz w:val="25"/>
+                <w:szCs w:val="25"/>
                 <w:rtl/>
               </w:rPr>
               <w:t xml:space="preserve">هَذَا أَبِي.</w:t>
@@ -4606,7 +4475,7 @@
         <w:tabs>
           <w:tab w:val="right" w:pos="9864"/>
         </w:tabs>
-        <w:spacing w:after="90" w:before="220" w:line="280"/>
+        <w:spacing w:after="36" w:before="88" w:line="220"/>
         <w:ind w:left="340" w:hanging="340"/>
       </w:pPr>
       <w:r>
@@ -4617,16 +4486,16 @@
           <w:i w:val="false"/>
           <w:iCs w:val="false"/>
           <w:color w:val="111111"/>
-          <w:sz w:val="21"/>
-          <w:szCs w:val="21"/>
+          <w:sz w:val="18"/>
+          <w:szCs w:val="18"/>
         </w:rPr>
         <w:t xml:space="preserve">5.</w:t>
       </w:r>
       <w:r>
         <w:rPr>
           <w:rFonts w:ascii="Times New Roman" w:cs="Times New Roman" w:eastAsia="Times New Roman" w:hAnsi="Times New Roman"/>
-          <w:sz w:val="21"/>
-          <w:szCs w:val="21"/>
+          <w:sz w:val="18"/>
+          <w:szCs w:val="18"/>
         </w:rPr>
         <w:tab/>
       </w:r>
@@ -4638,16 +4507,16 @@
           <w:i w:val="false"/>
           <w:iCs w:val="false"/>
           <w:color w:val="111111"/>
-          <w:sz w:val="21"/>
-          <w:szCs w:val="21"/>
+          <w:sz w:val="18"/>
+          <w:szCs w:val="18"/>
         </w:rPr>
         <w:t xml:space="preserve">Yukarıdaki okuma metnine göre boşlukları havuzdaki kelimelerle doldurunuz.</w:t>
       </w:r>
       <w:r>
         <w:rPr>
           <w:rFonts w:ascii="Times New Roman" w:cs="Times New Roman" w:eastAsia="Times New Roman" w:hAnsi="Times New Roman"/>
-          <w:sz w:val="21"/>
-          <w:szCs w:val="21"/>
+          <w:sz w:val="18"/>
+          <w:szCs w:val="18"/>
         </w:rPr>
         <w:tab/>
       </w:r>
@@ -4659,8 +4528,8 @@
           <w:i w:val="false"/>
           <w:iCs w:val="false"/>
           <w:color w:val="55636F"/>
-          <w:sz w:val="18"/>
-          <w:szCs w:val="18"/>
+          <w:sz w:val="16"/>
+          <w:szCs w:val="16"/>
         </w:rPr>
         <w:t xml:space="preserve">(10 puan)</w:t>
       </w:r>
@@ -4668,7 +4537,7 @@
     <w:p>
       <w:pPr>
         <w:keepNext w:val="false"/>
-        <w:spacing w:after="90" w:before="0" w:line="280"/>
+        <w:spacing w:after="36" w:before="0" w:line="220"/>
         <w:ind w:left="340"/>
       </w:pPr>
       <w:r>
@@ -4679,8 +4548,8 @@
           <w:i/>
           <w:iCs/>
           <w:color w:val="5B6772"/>
-          <w:sz w:val="18"/>
-          <w:szCs w:val="18"/>
+          <w:sz w:val="16"/>
+          <w:szCs w:val="16"/>
         </w:rPr>
         <w:t xml:space="preserve">Her doğru cevap 2 puandır.</w:t>
       </w:r>
@@ -4715,7 +4584,7 @@
           </w:tcPr>
           <w:p>
             <w:pPr>
-              <w:spacing w:after="50"/>
+              <w:spacing w:after="20"/>
             </w:pPr>
             <w:r>
               <w:rPr>
@@ -4725,8 +4594,8 @@
                 <w:i w:val="false"/>
                 <w:iCs w:val="false"/>
                 <w:color w:val="39454F"/>
-                <w:sz w:val="17"/>
-                <w:szCs w:val="17"/>
+                <w:sz w:val="15"/>
+                <w:szCs w:val="15"/>
               </w:rPr>
               <w:t xml:space="preserve">KELİME HAVUZU</w:t>
             </w:r>
@@ -4734,7 +4603,7 @@
           <w:p>
             <w:pPr>
               <w:bidi/>
-              <w:spacing w:after="0" w:line="360"/>
+              <w:spacing w:after="0" w:line="220"/>
               <w:jc w:val="center"/>
             </w:pPr>
             <w:r>
@@ -4743,8 +4612,8 @@
                 <w:b w:val="false"/>
                 <w:bCs w:val="false"/>
                 <w:color w:val="111111"/>
-                <w:sz w:val="30"/>
-                <w:szCs w:val="30"/>
+                <w:sz w:val="27"/>
+                <w:szCs w:val="27"/>
                 <w:rtl/>
               </w:rPr>
               <w:t xml:space="preserve">مُهَنْدِسٌ   —   مُمَرِّضَةٌ   —   عَلِيٌّ   —   مُزَارِعٌ   —   صَغِيرَةٌ</w:t>
@@ -4755,7 +4624,7 @@
     </w:tbl>
     <w:p>
       <w:pPr>
-        <w:spacing w:after="80"/>
+        <w:spacing w:after="32"/>
       </w:pPr>
       <w:r>
         <w:rPr>
@@ -4765,8 +4634,8 @@
           <w:i w:val="false"/>
           <w:iCs w:val="false"/>
           <w:color w:val="111111"/>
-          <w:sz w:val="21"/>
-          <w:szCs w:val="21"/>
+          <w:sz w:val="18"/>
+          <w:szCs w:val="18"/>
         </w:rPr>
         <w:t xml:space="preserve"/>
       </w:r>
@@ -4789,7 +4658,7 @@
       </w:tblGrid>
       <w:tr>
         <w:trPr>
-          <w:trHeight w:val="480" w:hRule="atLeast"/>
+          <w:trHeight w:val="336" w:hRule="atLeast"/>
         </w:trPr>
         <w:tc>
           <w:tcPr>
@@ -4807,7 +4676,7 @@
           </w:tcPr>
           <w:p>
             <w:pPr>
-              <w:spacing w:after="0" w:line="270"/>
+              <w:spacing w:after="0" w:line="220"/>
               <w:jc w:val="center"/>
             </w:pPr>
             <w:r>
@@ -4818,8 +4687,8 @@
                 <w:i w:val="false"/>
                 <w:iCs w:val="false"/>
                 <w:color w:val="111111"/>
-                <w:sz w:val="19"/>
-                <w:szCs w:val="19"/>
+                <w:sz w:val="17"/>
+                <w:szCs w:val="17"/>
               </w:rPr>
               <w:t xml:space="preserve">1.</w:t>
             </w:r>
@@ -4842,7 +4711,7 @@
           <w:p>
             <w:pPr>
               <w:bidi/>
-              <w:spacing w:after="0" w:line="320"/>
+              <w:spacing w:after="0" w:line="220"/>
             </w:pPr>
             <w:r>
               <w:rPr>
@@ -4850,8 +4719,8 @@
                 <w:b w:val="false"/>
                 <w:bCs w:val="false"/>
                 <w:color w:val="111111"/>
-                <w:sz w:val="28"/>
-                <w:szCs w:val="28"/>
+                <w:sz w:val="25"/>
+                <w:szCs w:val="25"/>
                 <w:rtl/>
               </w:rPr>
               <w:t xml:space="preserve">أُسْرَةُ سَلْمَى ……………………… وَجَمِيلَةٌ.</w:t>
@@ -4861,7 +4730,7 @@
       </w:tr>
       <w:tr>
         <w:trPr>
-          <w:trHeight w:val="480" w:hRule="atLeast"/>
+          <w:trHeight w:val="336" w:hRule="atLeast"/>
         </w:trPr>
         <w:tc>
           <w:tcPr>
@@ -4879,7 +4748,7 @@
           </w:tcPr>
           <w:p>
             <w:pPr>
-              <w:spacing w:after="0" w:line="270"/>
+              <w:spacing w:after="0" w:line="220"/>
               <w:jc w:val="center"/>
             </w:pPr>
             <w:r>
@@ -4890,8 +4759,8 @@
                 <w:i w:val="false"/>
                 <w:iCs w:val="false"/>
                 <w:color w:val="111111"/>
-                <w:sz w:val="19"/>
-                <w:szCs w:val="19"/>
+                <w:sz w:val="17"/>
+                <w:szCs w:val="17"/>
               </w:rPr>
               <w:t xml:space="preserve">2.</w:t>
             </w:r>
@@ -4914,7 +4783,7 @@
           <w:p>
             <w:pPr>
               <w:bidi/>
-              <w:spacing w:after="0" w:line="320"/>
+              <w:spacing w:after="0" w:line="220"/>
             </w:pPr>
             <w:r>
               <w:rPr>
@@ -4922,8 +4791,8 @@
                 <w:b w:val="false"/>
                 <w:bCs w:val="false"/>
                 <w:color w:val="111111"/>
-                <w:sz w:val="28"/>
-                <w:szCs w:val="28"/>
+                <w:sz w:val="25"/>
+                <w:szCs w:val="25"/>
                 <w:rtl/>
               </w:rPr>
               <w:t xml:space="preserve">أَبُوهَا يُوسُفُ، هُوَ ……………………… .</w:t>
@@ -4933,7 +4802,7 @@
       </w:tr>
       <w:tr>
         <w:trPr>
-          <w:trHeight w:val="480" w:hRule="atLeast"/>
+          <w:trHeight w:val="336" w:hRule="atLeast"/>
         </w:trPr>
         <w:tc>
           <w:tcPr>
@@ -4951,7 +4820,7 @@
           </w:tcPr>
           <w:p>
             <w:pPr>
-              <w:spacing w:after="0" w:line="270"/>
+              <w:spacing w:after="0" w:line="220"/>
               <w:jc w:val="center"/>
             </w:pPr>
             <w:r>
@@ -4962,8 +4831,8 @@
                 <w:i w:val="false"/>
                 <w:iCs w:val="false"/>
                 <w:color w:val="111111"/>
-                <w:sz w:val="19"/>
-                <w:szCs w:val="19"/>
+                <w:sz w:val="17"/>
+                <w:szCs w:val="17"/>
               </w:rPr>
               <w:t xml:space="preserve">3.</w:t>
             </w:r>
@@ -4986,7 +4855,7 @@
           <w:p>
             <w:pPr>
               <w:bidi/>
-              <w:spacing w:after="0" w:line="320"/>
+              <w:spacing w:after="0" w:line="220"/>
             </w:pPr>
             <w:r>
               <w:rPr>
@@ -4994,8 +4863,8 @@
                 <w:b w:val="false"/>
                 <w:bCs w:val="false"/>
                 <w:color w:val="111111"/>
-                <w:sz w:val="28"/>
-                <w:szCs w:val="28"/>
+                <w:sz w:val="25"/>
+                <w:szCs w:val="25"/>
                 <w:rtl/>
               </w:rPr>
               <w:t xml:space="preserve">أُمُّهَا زَيْنَبُ، هِيَ ……………………… .</w:t>
@@ -5005,7 +4874,7 @@
       </w:tr>
       <w:tr>
         <w:trPr>
-          <w:trHeight w:val="480" w:hRule="atLeast"/>
+          <w:trHeight w:val="336" w:hRule="atLeast"/>
         </w:trPr>
         <w:tc>
           <w:tcPr>
@@ -5023,7 +4892,7 @@
           </w:tcPr>
           <w:p>
             <w:pPr>
-              <w:spacing w:after="0" w:line="270"/>
+              <w:spacing w:after="0" w:line="220"/>
               <w:jc w:val="center"/>
             </w:pPr>
             <w:r>
@@ -5034,8 +4903,8 @@
                 <w:i w:val="false"/>
                 <w:iCs w:val="false"/>
                 <w:color w:val="111111"/>
-                <w:sz w:val="19"/>
-                <w:szCs w:val="19"/>
+                <w:sz w:val="17"/>
+                <w:szCs w:val="17"/>
               </w:rPr>
               <w:t xml:space="preserve">4.</w:t>
             </w:r>
@@ -5058,7 +4927,7 @@
           <w:p>
             <w:pPr>
               <w:bidi/>
-              <w:spacing w:after="0" w:line="320"/>
+              <w:spacing w:after="0" w:line="220"/>
             </w:pPr>
             <w:r>
               <w:rPr>
@@ -5066,8 +4935,8 @@
                 <w:b w:val="false"/>
                 <w:bCs w:val="false"/>
                 <w:color w:val="111111"/>
-                <w:sz w:val="28"/>
-                <w:szCs w:val="28"/>
+                <w:sz w:val="25"/>
+                <w:szCs w:val="25"/>
                 <w:rtl/>
               </w:rPr>
               <w:t xml:space="preserve">أَخُوهَا اِسْمُهُ ……………………… .</w:t>
@@ -5077,7 +4946,7 @@
       </w:tr>
       <w:tr>
         <w:trPr>
-          <w:trHeight w:val="480" w:hRule="atLeast"/>
+          <w:trHeight w:val="336" w:hRule="atLeast"/>
         </w:trPr>
         <w:tc>
           <w:tcPr>
@@ -5095,7 +4964,7 @@
           </w:tcPr>
           <w:p>
             <w:pPr>
-              <w:spacing w:after="0" w:line="270"/>
+              <w:spacing w:after="0" w:line="220"/>
               <w:jc w:val="center"/>
             </w:pPr>
             <w:r>
@@ -5106,8 +4975,8 @@
                 <w:i w:val="false"/>
                 <w:iCs w:val="false"/>
                 <w:color w:val="111111"/>
-                <w:sz w:val="19"/>
-                <w:szCs w:val="19"/>
+                <w:sz w:val="17"/>
+                <w:szCs w:val="17"/>
               </w:rPr>
               <w:t xml:space="preserve">5.</w:t>
             </w:r>
@@ -5130,7 +4999,7 @@
           <w:p>
             <w:pPr>
               <w:bidi/>
-              <w:spacing w:after="0" w:line="320"/>
+              <w:spacing w:after="0" w:line="220"/>
             </w:pPr>
             <w:r>
               <w:rPr>
@@ -5138,8 +5007,8 @@
                 <w:b w:val="false"/>
                 <w:bCs w:val="false"/>
                 <w:color w:val="111111"/>
-                <w:sz w:val="28"/>
-                <w:szCs w:val="28"/>
+                <w:sz w:val="25"/>
+                <w:szCs w:val="25"/>
                 <w:rtl/>
               </w:rPr>
               <w:t xml:space="preserve">جَدُّهَا ……………………… .</w:t>
@@ -5153,7 +5022,7 @@
         <w:tabs>
           <w:tab w:val="right" w:pos="9864"/>
         </w:tabs>
-        <w:spacing w:after="90" w:before="220" w:line="280"/>
+        <w:spacing w:after="36" w:before="88" w:line="220"/>
         <w:ind w:left="340" w:hanging="340"/>
       </w:pPr>
       <w:r>
@@ -5164,16 +5033,16 @@
           <w:i w:val="false"/>
           <w:iCs w:val="false"/>
           <w:color w:val="111111"/>
-          <w:sz w:val="21"/>
-          <w:szCs w:val="21"/>
+          <w:sz w:val="18"/>
+          <w:szCs w:val="18"/>
         </w:rPr>
         <w:t xml:space="preserve">6.</w:t>
       </w:r>
       <w:r>
         <w:rPr>
           <w:rFonts w:ascii="Times New Roman" w:cs="Times New Roman" w:eastAsia="Times New Roman" w:hAnsi="Times New Roman"/>
-          <w:sz w:val="21"/>
-          <w:szCs w:val="21"/>
+          <w:sz w:val="18"/>
+          <w:szCs w:val="18"/>
         </w:rPr>
         <w:tab/>
       </w:r>
@@ -5185,16 +5054,16 @@
           <w:i w:val="false"/>
           <w:iCs w:val="false"/>
           <w:color w:val="111111"/>
-          <w:sz w:val="21"/>
-          <w:szCs w:val="21"/>
+          <w:sz w:val="18"/>
+          <w:szCs w:val="18"/>
         </w:rPr>
         <w:t xml:space="preserve">Aşağıdaki kelimelerin sonundaki bitişik zamirin Türkçe karşılığını yazınız.</w:t>
       </w:r>
       <w:r>
         <w:rPr>
           <w:rFonts w:ascii="Times New Roman" w:cs="Times New Roman" w:eastAsia="Times New Roman" w:hAnsi="Times New Roman"/>
-          <w:sz w:val="21"/>
-          <w:szCs w:val="21"/>
+          <w:sz w:val="18"/>
+          <w:szCs w:val="18"/>
         </w:rPr>
         <w:tab/>
       </w:r>
@@ -5206,8 +5075,8 @@
           <w:i w:val="false"/>
           <w:iCs w:val="false"/>
           <w:color w:val="55636F"/>
-          <w:sz w:val="18"/>
-          <w:szCs w:val="18"/>
+          <w:sz w:val="16"/>
+          <w:szCs w:val="16"/>
         </w:rPr>
         <w:t xml:space="preserve">(10 puan)</w:t>
       </w:r>
@@ -5215,7 +5084,7 @@
     <w:p>
       <w:pPr>
         <w:keepNext w:val="false"/>
-        <w:spacing w:after="90" w:before="0" w:line="280"/>
+        <w:spacing w:after="36" w:before="0" w:line="220"/>
         <w:ind w:left="340"/>
       </w:pPr>
       <w:r>
@@ -5226,8 +5095,8 @@
           <w:i/>
           <w:iCs/>
           <w:color w:val="5B6772"/>
-          <w:sz w:val="18"/>
-          <w:szCs w:val="18"/>
+          <w:sz w:val="16"/>
+          <w:szCs w:val="16"/>
         </w:rPr>
         <w:t xml:space="preserve">Örnek: كِتَابِي kelimesindeki ek «benim» anlamındadır. Her doğru cevap 2 puandır.</w:t>
       </w:r>
@@ -5267,7 +5136,7 @@
           </w:tcPr>
           <w:p>
             <w:pPr>
-              <w:spacing w:after="0" w:line="270"/>
+              <w:spacing w:after="0" w:line="220"/>
               <w:jc w:val="center"/>
             </w:pPr>
             <w:r>
@@ -5278,8 +5147,8 @@
                 <w:i w:val="false"/>
                 <w:iCs w:val="false"/>
                 <w:color w:val="111111"/>
-                <w:sz w:val="18"/>
-                <w:szCs w:val="18"/>
+                <w:sz w:val="16"/>
+                <w:szCs w:val="16"/>
               </w:rPr>
               <w:t xml:space="preserve">No</w:t>
             </w:r>
@@ -5299,7 +5168,7 @@
           </w:tcPr>
           <w:p>
             <w:pPr>
-              <w:spacing w:after="0" w:line="270"/>
+              <w:spacing w:after="0" w:line="220"/>
               <w:jc w:val="center"/>
             </w:pPr>
             <w:r>
@@ -5310,8 +5179,8 @@
                 <w:i w:val="false"/>
                 <w:iCs w:val="false"/>
                 <w:color w:val="111111"/>
-                <w:sz w:val="18"/>
-                <w:szCs w:val="18"/>
+                <w:sz w:val="16"/>
+                <w:szCs w:val="16"/>
               </w:rPr>
               <w:t xml:space="preserve">Kelime</w:t>
             </w:r>
@@ -5331,7 +5200,7 @@
           </w:tcPr>
           <w:p>
             <w:pPr>
-              <w:spacing w:after="0" w:line="270"/>
+              <w:spacing w:after="0" w:line="220"/>
               <w:jc w:val="center"/>
             </w:pPr>
             <w:r>
@@ -5342,8 +5211,8 @@
                 <w:i w:val="false"/>
                 <w:iCs w:val="false"/>
                 <w:color w:val="111111"/>
-                <w:sz w:val="18"/>
-                <w:szCs w:val="18"/>
+                <w:sz w:val="16"/>
+                <w:szCs w:val="16"/>
               </w:rPr>
               <w:t xml:space="preserve">Bitişik zamirin anlamı</w:t>
             </w:r>
@@ -5352,7 +5221,7 @@
       </w:tr>
       <w:tr>
         <w:trPr>
-          <w:trHeight w:val="430" w:hRule="atLeast"/>
+          <w:trHeight w:val="301" w:hRule="atLeast"/>
         </w:trPr>
         <w:tc>
           <w:tcPr>
@@ -5367,19 +5236,19 @@
           </w:tcPr>
           <w:p>
             <w:pPr>
-              <w:spacing w:after="0" w:line="270"/>
-              <w:jc w:val="center"/>
-            </w:pPr>
-            <w:r>
-              <w:rPr>
-                <w:rFonts w:ascii="Times New Roman" w:cs="Times New Roman" w:eastAsia="Times New Roman" w:hAnsi="Times New Roman"/>
-                <w:b w:val="false"/>
-                <w:bCs w:val="false"/>
-                <w:i w:val="false"/>
-                <w:iCs w:val="false"/>
-                <w:color w:val="111111"/>
-                <w:sz w:val="19"/>
-                <w:szCs w:val="19"/>
+              <w:spacing w:after="0" w:line="220"/>
+              <w:jc w:val="center"/>
+            </w:pPr>
+            <w:r>
+              <w:rPr>
+                <w:rFonts w:ascii="Times New Roman" w:cs="Times New Roman" w:eastAsia="Times New Roman" w:hAnsi="Times New Roman"/>
+                <w:b w:val="false"/>
+                <w:bCs w:val="false"/>
+                <w:i w:val="false"/>
+                <w:iCs w:val="false"/>
+                <w:color w:val="111111"/>
+                <w:sz w:val="17"/>
+                <w:szCs w:val="17"/>
               </w:rPr>
               <w:t xml:space="preserve">1</w:t>
             </w:r>
@@ -5399,7 +5268,7 @@
           <w:p>
             <w:pPr>
               <w:bidi/>
-              <w:spacing w:after="0" w:line="320"/>
+              <w:spacing w:after="0" w:line="220"/>
             </w:pPr>
             <w:r>
               <w:rPr>
@@ -5407,8 +5276,8 @@
                 <w:b w:val="false"/>
                 <w:bCs w:val="false"/>
                 <w:color w:val="111111"/>
-                <w:sz w:val="30"/>
-                <w:szCs w:val="30"/>
+                <w:sz w:val="27"/>
+                <w:szCs w:val="27"/>
                 <w:rtl/>
               </w:rPr>
               <w:t xml:space="preserve">أَبُوكَ</w:t>
@@ -5428,18 +5297,18 @@
           </w:tcPr>
           <w:p>
             <w:pPr>
-              <w:spacing w:after="0" w:line="270"/>
-            </w:pPr>
-            <w:r>
-              <w:rPr>
-                <w:rFonts w:ascii="Times New Roman" w:cs="Times New Roman" w:eastAsia="Times New Roman" w:hAnsi="Times New Roman"/>
-                <w:b w:val="false"/>
-                <w:bCs w:val="false"/>
-                <w:i w:val="false"/>
-                <w:iCs w:val="false"/>
-                <w:color w:val="111111"/>
-                <w:sz w:val="20"/>
-                <w:szCs w:val="20"/>
+              <w:spacing w:after="0" w:line="220"/>
+            </w:pPr>
+            <w:r>
+              <w:rPr>
+                <w:rFonts w:ascii="Times New Roman" w:cs="Times New Roman" w:eastAsia="Times New Roman" w:hAnsi="Times New Roman"/>
+                <w:b w:val="false"/>
+                <w:bCs w:val="false"/>
+                <w:i w:val="false"/>
+                <w:iCs w:val="false"/>
+                <w:color w:val="111111"/>
+                <w:sz w:val="17"/>
+                <w:szCs w:val="17"/>
               </w:rPr>
               <w:t xml:space="preserve"/>
             </w:r>
@@ -5448,7 +5317,7 @@
       </w:tr>
       <w:tr>
         <w:trPr>
-          <w:trHeight w:val="430" w:hRule="atLeast"/>
+          <w:trHeight w:val="301" w:hRule="atLeast"/>
         </w:trPr>
         <w:tc>
           <w:tcPr>
@@ -5463,19 +5332,19 @@
           </w:tcPr>
           <w:p>
             <w:pPr>
-              <w:spacing w:after="0" w:line="270"/>
-              <w:jc w:val="center"/>
-            </w:pPr>
-            <w:r>
-              <w:rPr>
-                <w:rFonts w:ascii="Times New Roman" w:cs="Times New Roman" w:eastAsia="Times New Roman" w:hAnsi="Times New Roman"/>
-                <w:b w:val="false"/>
-                <w:bCs w:val="false"/>
-                <w:i w:val="false"/>
-                <w:iCs w:val="false"/>
-                <w:color w:val="111111"/>
-                <w:sz w:val="19"/>
-                <w:szCs w:val="19"/>
+              <w:spacing w:after="0" w:line="220"/>
+              <w:jc w:val="center"/>
+            </w:pPr>
+            <w:r>
+              <w:rPr>
+                <w:rFonts w:ascii="Times New Roman" w:cs="Times New Roman" w:eastAsia="Times New Roman" w:hAnsi="Times New Roman"/>
+                <w:b w:val="false"/>
+                <w:bCs w:val="false"/>
+                <w:i w:val="false"/>
+                <w:iCs w:val="false"/>
+                <w:color w:val="111111"/>
+                <w:sz w:val="17"/>
+                <w:szCs w:val="17"/>
               </w:rPr>
               <w:t xml:space="preserve">2</w:t>
             </w:r>
@@ -5495,7 +5364,7 @@
           <w:p>
             <w:pPr>
               <w:bidi/>
-              <w:spacing w:after="0" w:line="320"/>
+              <w:spacing w:after="0" w:line="220"/>
             </w:pPr>
             <w:r>
               <w:rPr>
@@ -5503,8 +5372,8 @@
                 <w:b w:val="false"/>
                 <w:bCs w:val="false"/>
                 <w:color w:val="111111"/>
-                <w:sz w:val="30"/>
-                <w:szCs w:val="30"/>
+                <w:sz w:val="27"/>
+                <w:szCs w:val="27"/>
                 <w:rtl/>
               </w:rPr>
               <w:t xml:space="preserve">أُمُّهَا</w:t>
@@ -5524,18 +5393,18 @@
           </w:tcPr>
           <w:p>
             <w:pPr>
-              <w:spacing w:after="0" w:line="270"/>
-            </w:pPr>
-            <w:r>
-              <w:rPr>
-                <w:rFonts w:ascii="Times New Roman" w:cs="Times New Roman" w:eastAsia="Times New Roman" w:hAnsi="Times New Roman"/>
-                <w:b w:val="false"/>
-                <w:bCs w:val="false"/>
-                <w:i w:val="false"/>
-                <w:iCs w:val="false"/>
-                <w:color w:val="111111"/>
-                <w:sz w:val="20"/>
-                <w:szCs w:val="20"/>
+              <w:spacing w:after="0" w:line="220"/>
+            </w:pPr>
+            <w:r>
+              <w:rPr>
+                <w:rFonts w:ascii="Times New Roman" w:cs="Times New Roman" w:eastAsia="Times New Roman" w:hAnsi="Times New Roman"/>
+                <w:b w:val="false"/>
+                <w:bCs w:val="false"/>
+                <w:i w:val="false"/>
+                <w:iCs w:val="false"/>
+                <w:color w:val="111111"/>
+                <w:sz w:val="17"/>
+                <w:szCs w:val="17"/>
               </w:rPr>
               <w:t xml:space="preserve"/>
             </w:r>
@@ -5544,7 +5413,7 @@
       </w:tr>
       <w:tr>
         <w:trPr>
-          <w:trHeight w:val="430" w:hRule="atLeast"/>
+          <w:trHeight w:val="301" w:hRule="atLeast"/>
         </w:trPr>
         <w:tc>
           <w:tcPr>
@@ -5559,19 +5428,19 @@
           </w:tcPr>
           <w:p>
             <w:pPr>
-              <w:spacing w:after="0" w:line="270"/>
-              <w:jc w:val="center"/>
-            </w:pPr>
-            <w:r>
-              <w:rPr>
-                <w:rFonts w:ascii="Times New Roman" w:cs="Times New Roman" w:eastAsia="Times New Roman" w:hAnsi="Times New Roman"/>
-                <w:b w:val="false"/>
-                <w:bCs w:val="false"/>
-                <w:i w:val="false"/>
-                <w:iCs w:val="false"/>
-                <w:color w:val="111111"/>
-                <w:sz w:val="19"/>
-                <w:szCs w:val="19"/>
+              <w:spacing w:after="0" w:line="220"/>
+              <w:jc w:val="center"/>
+            </w:pPr>
+            <w:r>
+              <w:rPr>
+                <w:rFonts w:ascii="Times New Roman" w:cs="Times New Roman" w:eastAsia="Times New Roman" w:hAnsi="Times New Roman"/>
+                <w:b w:val="false"/>
+                <w:bCs w:val="false"/>
+                <w:i w:val="false"/>
+                <w:iCs w:val="false"/>
+                <w:color w:val="111111"/>
+                <w:sz w:val="17"/>
+                <w:szCs w:val="17"/>
               </w:rPr>
               <w:t xml:space="preserve">3</w:t>
             </w:r>
@@ -5591,7 +5460,7 @@
           <w:p>
             <w:pPr>
               <w:bidi/>
-              <w:spacing w:after="0" w:line="320"/>
+              <w:spacing w:after="0" w:line="220"/>
             </w:pPr>
             <w:r>
               <w:rPr>
@@ -5599,8 +5468,8 @@
                 <w:b w:val="false"/>
                 <w:bCs w:val="false"/>
                 <w:color w:val="111111"/>
-                <w:sz w:val="30"/>
-                <w:szCs w:val="30"/>
+                <w:sz w:val="27"/>
+                <w:szCs w:val="27"/>
                 <w:rtl/>
               </w:rPr>
               <w:t xml:space="preserve">أَخِي</w:t>
@@ -5620,18 +5489,18 @@
           </w:tcPr>
           <w:p>
             <w:pPr>
-              <w:spacing w:after="0" w:line="270"/>
-            </w:pPr>
-            <w:r>
-              <w:rPr>
-                <w:rFonts w:ascii="Times New Roman" w:cs="Times New Roman" w:eastAsia="Times New Roman" w:hAnsi="Times New Roman"/>
-                <w:b w:val="false"/>
-                <w:bCs w:val="false"/>
-                <w:i w:val="false"/>
-                <w:iCs w:val="false"/>
-                <w:color w:val="111111"/>
-                <w:sz w:val="20"/>
-                <w:szCs w:val="20"/>
+              <w:spacing w:after="0" w:line="220"/>
+            </w:pPr>
+            <w:r>
+              <w:rPr>
+                <w:rFonts w:ascii="Times New Roman" w:cs="Times New Roman" w:eastAsia="Times New Roman" w:hAnsi="Times New Roman"/>
+                <w:b w:val="false"/>
+                <w:bCs w:val="false"/>
+                <w:i w:val="false"/>
+                <w:iCs w:val="false"/>
+                <w:color w:val="111111"/>
+                <w:sz w:val="17"/>
+                <w:szCs w:val="17"/>
               </w:rPr>
               <w:t xml:space="preserve"/>
             </w:r>
@@ -5640,7 +5509,7 @@
       </w:tr>
       <w:tr>
         <w:trPr>
-          <w:trHeight w:val="430" w:hRule="atLeast"/>
+          <w:trHeight w:val="301" w:hRule="atLeast"/>
         </w:trPr>
         <w:tc>
           <w:tcPr>
@@ -5655,19 +5524,19 @@
           </w:tcPr>
           <w:p>
             <w:pPr>
-              <w:spacing w:after="0" w:line="270"/>
-              <w:jc w:val="center"/>
-            </w:pPr>
-            <w:r>
-              <w:rPr>
-                <w:rFonts w:ascii="Times New Roman" w:cs="Times New Roman" w:eastAsia="Times New Roman" w:hAnsi="Times New Roman"/>
-                <w:b w:val="false"/>
-                <w:bCs w:val="false"/>
-                <w:i w:val="false"/>
-                <w:iCs w:val="false"/>
-                <w:color w:val="111111"/>
-                <w:sz w:val="19"/>
-                <w:szCs w:val="19"/>
+              <w:spacing w:after="0" w:line="220"/>
+              <w:jc w:val="center"/>
+            </w:pPr>
+            <w:r>
+              <w:rPr>
+                <w:rFonts w:ascii="Times New Roman" w:cs="Times New Roman" w:eastAsia="Times New Roman" w:hAnsi="Times New Roman"/>
+                <w:b w:val="false"/>
+                <w:bCs w:val="false"/>
+                <w:i w:val="false"/>
+                <w:iCs w:val="false"/>
+                <w:color w:val="111111"/>
+                <w:sz w:val="17"/>
+                <w:szCs w:val="17"/>
               </w:rPr>
               <w:t xml:space="preserve">4</w:t>
             </w:r>
@@ -5687,7 +5556,7 @@
           <w:p>
             <w:pPr>
               <w:bidi/>
-              <w:spacing w:after="0" w:line="320"/>
+              <w:spacing w:after="0" w:line="220"/>
             </w:pPr>
             <w:r>
               <w:rPr>
@@ -5695,8 +5564,8 @@
                 <w:b w:val="false"/>
                 <w:bCs w:val="false"/>
                 <w:color w:val="111111"/>
-                <w:sz w:val="30"/>
-                <w:szCs w:val="30"/>
+                <w:sz w:val="27"/>
+                <w:szCs w:val="27"/>
                 <w:rtl/>
               </w:rPr>
               <w:t xml:space="preserve">جَدُّهُ</w:t>
@@ -5716,18 +5585,18 @@
           </w:tcPr>
           <w:p>
             <w:pPr>
-              <w:spacing w:after="0" w:line="270"/>
-            </w:pPr>
-            <w:r>
-              <w:rPr>
-                <w:rFonts w:ascii="Times New Roman" w:cs="Times New Roman" w:eastAsia="Times New Roman" w:hAnsi="Times New Roman"/>
-                <w:b w:val="false"/>
-                <w:bCs w:val="false"/>
-                <w:i w:val="false"/>
-                <w:iCs w:val="false"/>
-                <w:color w:val="111111"/>
-                <w:sz w:val="20"/>
-                <w:szCs w:val="20"/>
+              <w:spacing w:after="0" w:line="220"/>
+            </w:pPr>
+            <w:r>
+              <w:rPr>
+                <w:rFonts w:ascii="Times New Roman" w:cs="Times New Roman" w:eastAsia="Times New Roman" w:hAnsi="Times New Roman"/>
+                <w:b w:val="false"/>
+                <w:bCs w:val="false"/>
+                <w:i w:val="false"/>
+                <w:iCs w:val="false"/>
+                <w:color w:val="111111"/>
+                <w:sz w:val="17"/>
+                <w:szCs w:val="17"/>
               </w:rPr>
               <w:t xml:space="preserve"/>
             </w:r>
@@ -5736,7 +5605,7 @@
       </w:tr>
       <w:tr>
         <w:trPr>
-          <w:trHeight w:val="430" w:hRule="atLeast"/>
+          <w:trHeight w:val="301" w:hRule="atLeast"/>
         </w:trPr>
         <w:tc>
           <w:tcPr>
@@ -5751,19 +5620,19 @@
           </w:tcPr>
           <w:p>
             <w:pPr>
-              <w:spacing w:after="0" w:line="270"/>
-              <w:jc w:val="center"/>
-            </w:pPr>
-            <w:r>
-              <w:rPr>
-                <w:rFonts w:ascii="Times New Roman" w:cs="Times New Roman" w:eastAsia="Times New Roman" w:hAnsi="Times New Roman"/>
-                <w:b w:val="false"/>
-                <w:bCs w:val="false"/>
-                <w:i w:val="false"/>
-                <w:iCs w:val="false"/>
-                <w:color w:val="111111"/>
-                <w:sz w:val="19"/>
-                <w:szCs w:val="19"/>
+              <w:spacing w:after="0" w:line="220"/>
+              <w:jc w:val="center"/>
+            </w:pPr>
+            <w:r>
+              <w:rPr>
+                <w:rFonts w:ascii="Times New Roman" w:cs="Times New Roman" w:eastAsia="Times New Roman" w:hAnsi="Times New Roman"/>
+                <w:b w:val="false"/>
+                <w:bCs w:val="false"/>
+                <w:i w:val="false"/>
+                <w:iCs w:val="false"/>
+                <w:color w:val="111111"/>
+                <w:sz w:val="17"/>
+                <w:szCs w:val="17"/>
               </w:rPr>
               <w:t xml:space="preserve">5</w:t>
             </w:r>
@@ -5783,7 +5652,7 @@
           <w:p>
             <w:pPr>
               <w:bidi/>
-              <w:spacing w:after="0" w:line="320"/>
+              <w:spacing w:after="0" w:line="220"/>
             </w:pPr>
             <w:r>
               <w:rPr>
@@ -5791,8 +5660,8 @@
                 <w:b w:val="false"/>
                 <w:bCs w:val="false"/>
                 <w:color w:val="111111"/>
-                <w:sz w:val="30"/>
-                <w:szCs w:val="30"/>
+                <w:sz w:val="27"/>
+                <w:szCs w:val="27"/>
                 <w:rtl/>
               </w:rPr>
               <w:t xml:space="preserve">أُخْتُكِ</w:t>
@@ -5812,18 +5681,18 @@
           </w:tcPr>
           <w:p>
             <w:pPr>
-              <w:spacing w:after="0" w:line="270"/>
-            </w:pPr>
-            <w:r>
-              <w:rPr>
-                <w:rFonts w:ascii="Times New Roman" w:cs="Times New Roman" w:eastAsia="Times New Roman" w:hAnsi="Times New Roman"/>
-                <w:b w:val="false"/>
-                <w:bCs w:val="false"/>
-                <w:i w:val="false"/>
-                <w:iCs w:val="false"/>
-                <w:color w:val="111111"/>
-                <w:sz w:val="20"/>
-                <w:szCs w:val="20"/>
+              <w:spacing w:after="0" w:line="220"/>
+            </w:pPr>
+            <w:r>
+              <w:rPr>
+                <w:rFonts w:ascii="Times New Roman" w:cs="Times New Roman" w:eastAsia="Times New Roman" w:hAnsi="Times New Roman"/>
+                <w:b w:val="false"/>
+                <w:bCs w:val="false"/>
+                <w:i w:val="false"/>
+                <w:iCs w:val="false"/>
+                <w:color w:val="111111"/>
+                <w:sz w:val="17"/>
+                <w:szCs w:val="17"/>
               </w:rPr>
               <w:t xml:space="preserve"/>
             </w:r>
@@ -5836,7 +5705,7 @@
         <w:tabs>
           <w:tab w:val="right" w:pos="9864"/>
         </w:tabs>
-        <w:spacing w:after="90" w:before="220" w:line="280"/>
+        <w:spacing w:after="36" w:before="88" w:line="220"/>
         <w:ind w:left="340" w:hanging="340"/>
       </w:pPr>
       <w:r>
@@ -5847,16 +5716,16 @@
           <w:i w:val="false"/>
           <w:iCs w:val="false"/>
           <w:color w:val="111111"/>
-          <w:sz w:val="21"/>
-          <w:szCs w:val="21"/>
+          <w:sz w:val="18"/>
+          <w:szCs w:val="18"/>
         </w:rPr>
         <w:t xml:space="preserve">7.</w:t>
       </w:r>
       <w:r>
         <w:rPr>
           <w:rFonts w:ascii="Times New Roman" w:cs="Times New Roman" w:eastAsia="Times New Roman" w:hAnsi="Times New Roman"/>
-          <w:sz w:val="21"/>
-          <w:szCs w:val="21"/>
+          <w:sz w:val="18"/>
+          <w:szCs w:val="18"/>
         </w:rPr>
         <w:tab/>
       </w:r>
@@ -5868,16 +5737,16 @@
           <w:i w:val="false"/>
           <w:iCs w:val="false"/>
           <w:color w:val="111111"/>
-          <w:sz w:val="21"/>
-          <w:szCs w:val="21"/>
+          <w:sz w:val="18"/>
+          <w:szCs w:val="18"/>
         </w:rPr>
         <w:t xml:space="preserve">Aşağıdaki soruları okuma metnine göre Arapça cevaplayınız.</w:t>
       </w:r>
       <w:r>
         <w:rPr>
           <w:rFonts w:ascii="Times New Roman" w:cs="Times New Roman" w:eastAsia="Times New Roman" w:hAnsi="Times New Roman"/>
-          <w:sz w:val="21"/>
-          <w:szCs w:val="21"/>
+          <w:sz w:val="18"/>
+          <w:szCs w:val="18"/>
         </w:rPr>
         <w:tab/>
       </w:r>
@@ -5889,8 +5758,8 @@
           <w:i w:val="false"/>
           <w:iCs w:val="false"/>
           <w:color w:val="55636F"/>
-          <w:sz w:val="18"/>
-          <w:szCs w:val="18"/>
+          <w:sz w:val="16"/>
+          <w:szCs w:val="16"/>
         </w:rPr>
         <w:t xml:space="preserve">(15 puan)</w:t>
       </w:r>
@@ -5898,7 +5767,7 @@
     <w:p>
       <w:pPr>
         <w:keepNext w:val="false"/>
-        <w:spacing w:after="90" w:before="0" w:line="280"/>
+        <w:spacing w:after="36" w:before="0" w:line="220"/>
         <w:ind w:left="340"/>
       </w:pPr>
       <w:r>
@@ -5909,8 +5778,8 @@
           <w:i/>
           <w:iCs/>
           <w:color w:val="5B6772"/>
-          <w:sz w:val="18"/>
-          <w:szCs w:val="18"/>
+          <w:sz w:val="16"/>
+          <w:szCs w:val="16"/>
         </w:rPr>
         <w:t xml:space="preserve">Her doğru cevap 3 puandır.</w:t>
       </w:r>
@@ -5950,7 +5819,7 @@
           </w:tcPr>
           <w:p>
             <w:pPr>
-              <w:spacing w:after="0" w:line="270"/>
+              <w:spacing w:after="0" w:line="220"/>
               <w:jc w:val="center"/>
             </w:pPr>
             <w:r>
@@ -5961,8 +5830,8 @@
                 <w:i w:val="false"/>
                 <w:iCs w:val="false"/>
                 <w:color w:val="111111"/>
-                <w:sz w:val="18"/>
-                <w:szCs w:val="18"/>
+                <w:sz w:val="16"/>
+                <w:szCs w:val="16"/>
               </w:rPr>
               <w:t xml:space="preserve">No</w:t>
             </w:r>
@@ -5982,7 +5851,7 @@
           </w:tcPr>
           <w:p>
             <w:pPr>
-              <w:spacing w:after="0" w:line="270"/>
+              <w:spacing w:after="0" w:line="220"/>
               <w:jc w:val="center"/>
             </w:pPr>
             <w:r>
@@ -5993,8 +5862,8 @@
                 <w:i w:val="false"/>
                 <w:iCs w:val="false"/>
                 <w:color w:val="111111"/>
-                <w:sz w:val="18"/>
-                <w:szCs w:val="18"/>
+                <w:sz w:val="16"/>
+                <w:szCs w:val="16"/>
               </w:rPr>
               <w:t xml:space="preserve">Soru</w:t>
             </w:r>
@@ -6014,7 +5883,7 @@
           </w:tcPr>
           <w:p>
             <w:pPr>
-              <w:spacing w:after="0" w:line="270"/>
+              <w:spacing w:after="0" w:line="220"/>
               <w:jc w:val="center"/>
             </w:pPr>
             <w:r>
@@ -6025,8 +5894,8 @@
                 <w:i w:val="false"/>
                 <w:iCs w:val="false"/>
                 <w:color w:val="111111"/>
-                <w:sz w:val="18"/>
-                <w:szCs w:val="18"/>
+                <w:sz w:val="16"/>
+                <w:szCs w:val="16"/>
               </w:rPr>
               <w:t xml:space="preserve">Arapça cevabın</w:t>
             </w:r>
@@ -6035,7 +5904,7 @@
       </w:tr>
       <w:tr>
         <w:trPr>
-          <w:trHeight w:val="520" w:hRule="atLeast"/>
+          <w:trHeight w:val="364" w:hRule="atLeast"/>
         </w:trPr>
         <w:tc>
           <w:tcPr>
@@ -6050,19 +5919,19 @@
           </w:tcPr>
           <w:p>
             <w:pPr>
-              <w:spacing w:after="0" w:line="270"/>
-              <w:jc w:val="center"/>
-            </w:pPr>
-            <w:r>
-              <w:rPr>
-                <w:rFonts w:ascii="Times New Roman" w:cs="Times New Roman" w:eastAsia="Times New Roman" w:hAnsi="Times New Roman"/>
-                <w:b w:val="false"/>
-                <w:bCs w:val="false"/>
-                <w:i w:val="false"/>
-                <w:iCs w:val="false"/>
-                <w:color w:val="111111"/>
-                <w:sz w:val="19"/>
-                <w:szCs w:val="19"/>
+              <w:spacing w:after="0" w:line="220"/>
+              <w:jc w:val="center"/>
+            </w:pPr>
+            <w:r>
+              <w:rPr>
+                <w:rFonts w:ascii="Times New Roman" w:cs="Times New Roman" w:eastAsia="Times New Roman" w:hAnsi="Times New Roman"/>
+                <w:b w:val="false"/>
+                <w:bCs w:val="false"/>
+                <w:i w:val="false"/>
+                <w:iCs w:val="false"/>
+                <w:color w:val="111111"/>
+                <w:sz w:val="17"/>
+                <w:szCs w:val="17"/>
               </w:rPr>
               <w:t xml:space="preserve">1</w:t>
             </w:r>
@@ -6081,18 +5950,18 @@
           </w:tcPr>
           <w:p>
             <w:pPr>
-              <w:spacing w:after="0" w:line="270"/>
-            </w:pPr>
-            <w:r>
-              <w:rPr>
-                <w:rFonts w:ascii="Times New Roman" w:cs="Times New Roman" w:eastAsia="Times New Roman" w:hAnsi="Times New Roman"/>
-                <w:b w:val="false"/>
-                <w:bCs w:val="false"/>
-                <w:i w:val="false"/>
-                <w:iCs w:val="false"/>
-                <w:color w:val="111111"/>
-                <w:sz w:val="20"/>
-                <w:szCs w:val="20"/>
+              <w:spacing w:after="0" w:line="220"/>
+            </w:pPr>
+            <w:r>
+              <w:rPr>
+                <w:rFonts w:ascii="Times New Roman" w:cs="Times New Roman" w:eastAsia="Times New Roman" w:hAnsi="Times New Roman"/>
+                <w:b w:val="false"/>
+                <w:bCs w:val="false"/>
+                <w:i w:val="false"/>
+                <w:iCs w:val="false"/>
+                <w:color w:val="111111"/>
+                <w:sz w:val="17"/>
+                <w:szCs w:val="17"/>
               </w:rPr>
               <w:t xml:space="preserve">Selma’nın babasının adı nedir?</w:t>
             </w:r>
@@ -6112,7 +5981,7 @@
           <w:p>
             <w:pPr>
               <w:bidi/>
-              <w:spacing w:after="0" w:line="320"/>
+              <w:spacing w:after="0" w:line="220"/>
             </w:pPr>
             <w:r>
               <w:rPr>
@@ -6120,8 +5989,8 @@
                 <w:b w:val="false"/>
                 <w:bCs w:val="false"/>
                 <w:color w:val="111111"/>
-                <w:sz w:val="28"/>
-                <w:szCs w:val="28"/>
+                <w:sz w:val="25"/>
+                <w:szCs w:val="25"/>
                 <w:rtl/>
               </w:rPr>
               <w:t xml:space="preserve"/>
@@ -6131,7 +6000,7 @@
       </w:tr>
       <w:tr>
         <w:trPr>
-          <w:trHeight w:val="520" w:hRule="atLeast"/>
+          <w:trHeight w:val="364" w:hRule="atLeast"/>
         </w:trPr>
         <w:tc>
           <w:tcPr>
@@ -6146,19 +6015,19 @@
           </w:tcPr>
           <w:p>
             <w:pPr>
-              <w:spacing w:after="0" w:line="270"/>
-              <w:jc w:val="center"/>
-            </w:pPr>
-            <w:r>
-              <w:rPr>
-                <w:rFonts w:ascii="Times New Roman" w:cs="Times New Roman" w:eastAsia="Times New Roman" w:hAnsi="Times New Roman"/>
-                <w:b w:val="false"/>
-                <w:bCs w:val="false"/>
-                <w:i w:val="false"/>
-                <w:iCs w:val="false"/>
-                <w:color w:val="111111"/>
-                <w:sz w:val="19"/>
-                <w:szCs w:val="19"/>
+              <w:spacing w:after="0" w:line="220"/>
+              <w:jc w:val="center"/>
+            </w:pPr>
+            <w:r>
+              <w:rPr>
+                <w:rFonts w:ascii="Times New Roman" w:cs="Times New Roman" w:eastAsia="Times New Roman" w:hAnsi="Times New Roman"/>
+                <w:b w:val="false"/>
+                <w:bCs w:val="false"/>
+                <w:i w:val="false"/>
+                <w:iCs w:val="false"/>
+                <w:color w:val="111111"/>
+                <w:sz w:val="17"/>
+                <w:szCs w:val="17"/>
               </w:rPr>
               <w:t xml:space="preserve">2</w:t>
             </w:r>
@@ -6177,18 +6046,18 @@
           </w:tcPr>
           <w:p>
             <w:pPr>
-              <w:spacing w:after="0" w:line="270"/>
-            </w:pPr>
-            <w:r>
-              <w:rPr>
-                <w:rFonts w:ascii="Times New Roman" w:cs="Times New Roman" w:eastAsia="Times New Roman" w:hAnsi="Times New Roman"/>
-                <w:b w:val="false"/>
-                <w:bCs w:val="false"/>
-                <w:i w:val="false"/>
-                <w:iCs w:val="false"/>
-                <w:color w:val="111111"/>
-                <w:sz w:val="20"/>
-                <w:szCs w:val="20"/>
+              <w:spacing w:after="0" w:line="220"/>
+            </w:pPr>
+            <w:r>
+              <w:rPr>
+                <w:rFonts w:ascii="Times New Roman" w:cs="Times New Roman" w:eastAsia="Times New Roman" w:hAnsi="Times New Roman"/>
+                <w:b w:val="false"/>
+                <w:bCs w:val="false"/>
+                <w:i w:val="false"/>
+                <w:iCs w:val="false"/>
+                <w:color w:val="111111"/>
+                <w:sz w:val="17"/>
+                <w:szCs w:val="17"/>
               </w:rPr>
               <w:t xml:space="preserve">Selma’nın annesinin mesleği nedir?</w:t>
             </w:r>
@@ -6208,7 +6077,7 @@
           <w:p>
             <w:pPr>
               <w:bidi/>
-              <w:spacing w:after="0" w:line="320"/>
+              <w:spacing w:after="0" w:line="220"/>
             </w:pPr>
             <w:r>
               <w:rPr>
@@ -6216,8 +6085,8 @@
                 <w:b w:val="false"/>
                 <w:bCs w:val="false"/>
                 <w:color w:val="111111"/>
-                <w:sz w:val="28"/>
-                <w:szCs w:val="28"/>
+                <w:sz w:val="25"/>
+                <w:szCs w:val="25"/>
                 <w:rtl/>
               </w:rPr>
               <w:t xml:space="preserve"/>
@@ -6227,7 +6096,7 @@
       </w:tr>
       <w:tr>
         <w:trPr>
-          <w:trHeight w:val="520" w:hRule="atLeast"/>
+          <w:trHeight w:val="364" w:hRule="atLeast"/>
         </w:trPr>
         <w:tc>
           <w:tcPr>
@@ -6242,19 +6111,19 @@
           </w:tcPr>
           <w:p>
             <w:pPr>
-              <w:spacing w:after="0" w:line="270"/>
-              <w:jc w:val="center"/>
-            </w:pPr>
-            <w:r>
-              <w:rPr>
-                <w:rFonts w:ascii="Times New Roman" w:cs="Times New Roman" w:eastAsia="Times New Roman" w:hAnsi="Times New Roman"/>
-                <w:b w:val="false"/>
-                <w:bCs w:val="false"/>
-                <w:i w:val="false"/>
-                <w:iCs w:val="false"/>
-                <w:color w:val="111111"/>
-                <w:sz w:val="19"/>
-                <w:szCs w:val="19"/>
+              <w:spacing w:after="0" w:line="220"/>
+              <w:jc w:val="center"/>
+            </w:pPr>
+            <w:r>
+              <w:rPr>
+                <w:rFonts w:ascii="Times New Roman" w:cs="Times New Roman" w:eastAsia="Times New Roman" w:hAnsi="Times New Roman"/>
+                <w:b w:val="false"/>
+                <w:bCs w:val="false"/>
+                <w:i w:val="false"/>
+                <w:iCs w:val="false"/>
+                <w:color w:val="111111"/>
+                <w:sz w:val="17"/>
+                <w:szCs w:val="17"/>
               </w:rPr>
               <w:t xml:space="preserve">3</w:t>
             </w:r>
@@ -6273,18 +6142,18 @@
           </w:tcPr>
           <w:p>
             <w:pPr>
-              <w:spacing w:after="0" w:line="270"/>
-            </w:pPr>
-            <w:r>
-              <w:rPr>
-                <w:rFonts w:ascii="Times New Roman" w:cs="Times New Roman" w:eastAsia="Times New Roman" w:hAnsi="Times New Roman"/>
-                <w:b w:val="false"/>
-                <w:bCs w:val="false"/>
-                <w:i w:val="false"/>
-                <w:iCs w:val="false"/>
-                <w:color w:val="111111"/>
-                <w:sz w:val="20"/>
-                <w:szCs w:val="20"/>
+              <w:spacing w:after="0" w:line="220"/>
+            </w:pPr>
+            <w:r>
+              <w:rPr>
+                <w:rFonts w:ascii="Times New Roman" w:cs="Times New Roman" w:eastAsia="Times New Roman" w:hAnsi="Times New Roman"/>
+                <w:b w:val="false"/>
+                <w:bCs w:val="false"/>
+                <w:i w:val="false"/>
+                <w:iCs w:val="false"/>
+                <w:color w:val="111111"/>
+                <w:sz w:val="17"/>
+                <w:szCs w:val="17"/>
               </w:rPr>
               <w:t xml:space="preserve">Selma’nın kardeşinin adı nedir?</w:t>
             </w:r>
@@ -6304,7 +6173,7 @@
           <w:p>
             <w:pPr>
               <w:bidi/>
-              <w:spacing w:after="0" w:line="320"/>
+              <w:spacing w:after="0" w:line="220"/>
             </w:pPr>
             <w:r>
               <w:rPr>
@@ -6312,8 +6181,8 @@
                 <w:b w:val="false"/>
                 <w:bCs w:val="false"/>
                 <w:color w:val="111111"/>
-                <w:sz w:val="28"/>
-                <w:szCs w:val="28"/>
+                <w:sz w:val="25"/>
+                <w:szCs w:val="25"/>
                 <w:rtl/>
               </w:rPr>
               <w:t xml:space="preserve"/>
@@ -6323,7 +6192,7 @@
       </w:tr>
       <w:tr>
         <w:trPr>
-          <w:trHeight w:val="520" w:hRule="atLeast"/>
+          <w:trHeight w:val="364" w:hRule="atLeast"/>
         </w:trPr>
         <w:tc>
           <w:tcPr>
@@ -6338,19 +6207,19 @@
           </w:tcPr>
           <w:p>
             <w:pPr>
-              <w:spacing w:after="0" w:line="270"/>
-              <w:jc w:val="center"/>
-            </w:pPr>
-            <w:r>
-              <w:rPr>
-                <w:rFonts w:ascii="Times New Roman" w:cs="Times New Roman" w:eastAsia="Times New Roman" w:hAnsi="Times New Roman"/>
-                <w:b w:val="false"/>
-                <w:bCs w:val="false"/>
-                <w:i w:val="false"/>
-                <w:iCs w:val="false"/>
-                <w:color w:val="111111"/>
-                <w:sz w:val="19"/>
-                <w:szCs w:val="19"/>
+              <w:spacing w:after="0" w:line="220"/>
+              <w:jc w:val="center"/>
+            </w:pPr>
+            <w:r>
+              <w:rPr>
+                <w:rFonts w:ascii="Times New Roman" w:cs="Times New Roman" w:eastAsia="Times New Roman" w:hAnsi="Times New Roman"/>
+                <w:b w:val="false"/>
+                <w:bCs w:val="false"/>
+                <w:i w:val="false"/>
+                <w:iCs w:val="false"/>
+                <w:color w:val="111111"/>
+                <w:sz w:val="17"/>
+                <w:szCs w:val="17"/>
               </w:rPr>
               <w:t xml:space="preserve">4</w:t>
             </w:r>
@@ -6369,18 +6238,18 @@
           </w:tcPr>
           <w:p>
             <w:pPr>
-              <w:spacing w:after="0" w:line="270"/>
-            </w:pPr>
-            <w:r>
-              <w:rPr>
-                <w:rFonts w:ascii="Times New Roman" w:cs="Times New Roman" w:eastAsia="Times New Roman" w:hAnsi="Times New Roman"/>
-                <w:b w:val="false"/>
-                <w:bCs w:val="false"/>
-                <w:i w:val="false"/>
-                <w:iCs w:val="false"/>
-                <w:color w:val="111111"/>
-                <w:sz w:val="20"/>
-                <w:szCs w:val="20"/>
+              <w:spacing w:after="0" w:line="220"/>
+            </w:pPr>
+            <w:r>
+              <w:rPr>
+                <w:rFonts w:ascii="Times New Roman" w:cs="Times New Roman" w:eastAsia="Times New Roman" w:hAnsi="Times New Roman"/>
+                <w:b w:val="false"/>
+                <w:bCs w:val="false"/>
+                <w:i w:val="false"/>
+                <w:iCs w:val="false"/>
+                <w:color w:val="111111"/>
+                <w:sz w:val="17"/>
+                <w:szCs w:val="17"/>
               </w:rPr>
               <w:t xml:space="preserve">Dedesinin mesleği nedir?</w:t>
             </w:r>
@@ -6400,7 +6269,7 @@
           <w:p>
             <w:pPr>
               <w:bidi/>
-              <w:spacing w:after="0" w:line="320"/>
+              <w:spacing w:after="0" w:line="220"/>
             </w:pPr>
             <w:r>
               <w:rPr>
@@ -6408,8 +6277,8 @@
                 <w:b w:val="false"/>
                 <w:bCs w:val="false"/>
                 <w:color w:val="111111"/>
-                <w:sz w:val="28"/>
-                <w:szCs w:val="28"/>
+                <w:sz w:val="25"/>
+                <w:szCs w:val="25"/>
                 <w:rtl/>
               </w:rPr>
               <w:t xml:space="preserve"/>
@@ -6419,7 +6288,7 @@
       </w:tr>
       <w:tr>
         <w:trPr>
-          <w:trHeight w:val="520" w:hRule="atLeast"/>
+          <w:trHeight w:val="364" w:hRule="atLeast"/>
         </w:trPr>
         <w:tc>
           <w:tcPr>
@@ -6434,19 +6303,19 @@
           </w:tcPr>
           <w:p>
             <w:pPr>
-              <w:spacing w:after="0" w:line="270"/>
-              <w:jc w:val="center"/>
-            </w:pPr>
-            <w:r>
-              <w:rPr>
-                <w:rFonts w:ascii="Times New Roman" w:cs="Times New Roman" w:eastAsia="Times New Roman" w:hAnsi="Times New Roman"/>
-                <w:b w:val="false"/>
-                <w:bCs w:val="false"/>
-                <w:i w:val="false"/>
-                <w:iCs w:val="false"/>
-                <w:color w:val="111111"/>
-                <w:sz w:val="19"/>
-                <w:szCs w:val="19"/>
+              <w:spacing w:after="0" w:line="220"/>
+              <w:jc w:val="center"/>
+            </w:pPr>
+            <w:r>
+              <w:rPr>
+                <w:rFonts w:ascii="Times New Roman" w:cs="Times New Roman" w:eastAsia="Times New Roman" w:hAnsi="Times New Roman"/>
+                <w:b w:val="false"/>
+                <w:bCs w:val="false"/>
+                <w:i w:val="false"/>
+                <w:iCs w:val="false"/>
+                <w:color w:val="111111"/>
+                <w:sz w:val="17"/>
+                <w:szCs w:val="17"/>
               </w:rPr>
               <w:t xml:space="preserve">5</w:t>
             </w:r>
@@ -6465,18 +6334,18 @@
           </w:tcPr>
           <w:p>
             <w:pPr>
-              <w:spacing w:after="0" w:line="270"/>
-            </w:pPr>
-            <w:r>
-              <w:rPr>
-                <w:rFonts w:ascii="Times New Roman" w:cs="Times New Roman" w:eastAsia="Times New Roman" w:hAnsi="Times New Roman"/>
-                <w:b w:val="false"/>
-                <w:bCs w:val="false"/>
-                <w:i w:val="false"/>
-                <w:iCs w:val="false"/>
-                <w:color w:val="111111"/>
-                <w:sz w:val="20"/>
-                <w:szCs w:val="20"/>
+              <w:spacing w:after="0" w:line="220"/>
+            </w:pPr>
+            <w:r>
+              <w:rPr>
+                <w:rFonts w:ascii="Times New Roman" w:cs="Times New Roman" w:eastAsia="Times New Roman" w:hAnsi="Times New Roman"/>
+                <w:b w:val="false"/>
+                <w:bCs w:val="false"/>
+                <w:i w:val="false"/>
+                <w:iCs w:val="false"/>
+                <w:color w:val="111111"/>
+                <w:sz w:val="17"/>
+                <w:szCs w:val="17"/>
               </w:rPr>
               <w:t xml:space="preserve">Selma’nın ailesi nasıldır?</w:t>
             </w:r>
@@ -6496,7 +6365,7 @@
           <w:p>
             <w:pPr>
               <w:bidi/>
-              <w:spacing w:after="0" w:line="320"/>
+              <w:spacing w:after="0" w:line="220"/>
             </w:pPr>
             <w:r>
               <w:rPr>
@@ -6504,8 +6373,8 @@
                 <w:b w:val="false"/>
                 <w:bCs w:val="false"/>
                 <w:color w:val="111111"/>
-                <w:sz w:val="28"/>
-                <w:szCs w:val="28"/>
+                <w:sz w:val="25"/>
+                <w:szCs w:val="25"/>
                 <w:rtl/>
               </w:rPr>
               <w:t xml:space="preserve"/>
@@ -6519,7 +6388,7 @@
         <w:tabs>
           <w:tab w:val="right" w:pos="9864"/>
         </w:tabs>
-        <w:spacing w:after="90" w:before="220" w:line="280"/>
+        <w:spacing w:after="36" w:before="88" w:line="220"/>
         <w:ind w:left="340" w:hanging="340"/>
       </w:pPr>
       <w:r>
@@ -6530,16 +6399,16 @@
           <w:i w:val="false"/>
           <w:iCs w:val="false"/>
           <w:color w:val="111111"/>
-          <w:sz w:val="21"/>
-          <w:szCs w:val="21"/>
+          <w:sz w:val="18"/>
+          <w:szCs w:val="18"/>
         </w:rPr>
         <w:t xml:space="preserve">8.</w:t>
       </w:r>
       <w:r>
         <w:rPr>
           <w:rFonts w:ascii="Times New Roman" w:cs="Times New Roman" w:eastAsia="Times New Roman" w:hAnsi="Times New Roman"/>
-          <w:sz w:val="21"/>
-          <w:szCs w:val="21"/>
+          <w:sz w:val="18"/>
+          <w:szCs w:val="18"/>
         </w:rPr>
         <w:tab/>
       </w:r>
@@ -6551,16 +6420,16 @@
           <w:i w:val="false"/>
           <w:iCs w:val="false"/>
           <w:color w:val="111111"/>
-          <w:sz w:val="21"/>
-          <w:szCs w:val="21"/>
+          <w:sz w:val="18"/>
+          <w:szCs w:val="18"/>
         </w:rPr>
         <w:t xml:space="preserve">Bir arkadaşına kendi aileni tanıtan kısa bir metin yazınız.</w:t>
       </w:r>
       <w:r>
         <w:rPr>
           <w:rFonts w:ascii="Times New Roman" w:cs="Times New Roman" w:eastAsia="Times New Roman" w:hAnsi="Times New Roman"/>
-          <w:sz w:val="21"/>
-          <w:szCs w:val="21"/>
+          <w:sz w:val="18"/>
+          <w:szCs w:val="18"/>
         </w:rPr>
         <w:tab/>
       </w:r>
@@ -6572,8 +6441,8 @@
           <w:i w:val="false"/>
           <w:iCs w:val="false"/>
           <w:color w:val="55636F"/>
-          <w:sz w:val="18"/>
-          <w:szCs w:val="18"/>
+          <w:sz w:val="16"/>
+          <w:szCs w:val="16"/>
         </w:rPr>
         <w:t xml:space="preserve">(15 puan)</w:t>
       </w:r>
@@ -6581,7 +6450,7 @@
     <w:p>
       <w:pPr>
         <w:keepNext w:val="false"/>
-        <w:spacing w:after="90" w:before="0" w:line="280"/>
+        <w:spacing w:after="36" w:before="0" w:line="220"/>
         <w:ind w:left="340"/>
       </w:pPr>
       <w:r>
@@ -6592,8 +6461,8 @@
           <w:i/>
           <w:iCs/>
           <w:color w:val="5B6772"/>
-          <w:sz w:val="18"/>
-          <w:szCs w:val="18"/>
+          <w:sz w:val="16"/>
+          <w:szCs w:val="16"/>
         </w:rPr>
         <w:t xml:space="preserve">En az altı satır yazınız. Havuzdaki kelimelerden yararlanabilirsiniz.</w:t>
       </w:r>
@@ -6628,7 +6497,7 @@
           </w:tcPr>
           <w:p>
             <w:pPr>
-              <w:spacing w:after="50"/>
+              <w:spacing w:after="20"/>
             </w:pPr>
             <w:r>
               <w:rPr>
@@ -6638,8 +6507,8 @@
                 <w:i w:val="false"/>
                 <w:iCs w:val="false"/>
                 <w:color w:val="39454F"/>
-                <w:sz w:val="17"/>
-                <w:szCs w:val="17"/>
+                <w:sz w:val="15"/>
+                <w:szCs w:val="15"/>
               </w:rPr>
               <w:t xml:space="preserve">KELİME HAVUZU</w:t>
             </w:r>
@@ -6647,7 +6516,7 @@
           <w:p>
             <w:pPr>
               <w:bidi/>
-              <w:spacing w:after="0" w:line="360"/>
+              <w:spacing w:after="0" w:line="220"/>
               <w:jc w:val="center"/>
             </w:pPr>
             <w:r>
@@ -6656,8 +6525,8 @@
                 <w:b w:val="false"/>
                 <w:bCs w:val="false"/>
                 <w:color w:val="111111"/>
-                <w:sz w:val="30"/>
-                <w:szCs w:val="30"/>
+                <w:sz w:val="27"/>
+                <w:szCs w:val="27"/>
                 <w:rtl/>
               </w:rPr>
               <w:t xml:space="preserve">أُسْرَتِي   —   أَبِي   —   أُمِّي   —   أَخِي   —   أُخْتِي   —   جَدِّي   —   مِهْنَةُ   —   هُوَ   —   هِيَ</w:t>
@@ -6668,7 +6537,7 @@
     </w:tbl>
     <w:p>
       <w:pPr>
-        <w:spacing w:after="80"/>
+        <w:spacing w:after="32"/>
       </w:pPr>
       <w:r>
         <w:rPr>
@@ -6678,8 +6547,30 @@
           <w:i w:val="false"/>
           <w:iCs w:val="false"/>
           <w:color w:val="111111"/>
-          <w:sz w:val="21"/>
-          <w:szCs w:val="21"/>
+          <w:sz w:val="18"/>
+          <w:szCs w:val="18"/>
+        </w:rPr>
+        <w:t xml:space="preserve"/>
+      </w:r>
+    </w:p>
+    <w:p>
+      <w:pPr>
+        <w:pBdr>
+          <w:bottom w:val="dotted" w:color="96A3B0" w:sz="6"/>
+        </w:pBdr>
+        <w:bidi/>
+        <w:spacing w:after="84" w:line="220"/>
+      </w:pPr>
+      <w:r>
+        <w:rPr>
+          <w:rFonts w:ascii="Times New Roman" w:cs="Times New Roman" w:eastAsia="Times New Roman" w:hAnsi="Times New Roman"/>
+          <w:b w:val="false"/>
+          <w:bCs w:val="false"/>
+          <w:i w:val="false"/>
+          <w:iCs w:val="false"/>
+          <w:color w:val="111111"/>
+          <w:sz w:val="18"/>
+          <w:szCs w:val="18"/>
         </w:rPr>
         <w:t xml:space="preserve"/>
       </w:r>
@@ -6690,7 +6581,7 @@
           <w:bottom w:val="dotted" w:color="97A4B1" w:sz="6"/>
         </w:pBdr>
         <w:bidi/>
-        <w:spacing w:after="210" w:line="300"/>
+        <w:spacing w:after="84" w:line="220"/>
       </w:pPr>
       <w:r>
         <w:rPr>
@@ -6700,30 +6591,8 @@
           <w:i w:val="false"/>
           <w:iCs w:val="false"/>
           <w:color w:val="111111"/>
-          <w:sz w:val="21"/>
-          <w:szCs w:val="21"/>
-        </w:rPr>
-        <w:t xml:space="preserve"/>
-      </w:r>
-    </w:p>
-    <w:p>
-      <w:pPr>
-        <w:pBdr>
-          <w:bottom w:val="dotted" w:color="96A3B0" w:sz="6"/>
-        </w:pBdr>
-        <w:bidi/>
-        <w:spacing w:after="210" w:line="300"/>
-      </w:pPr>
-      <w:r>
-        <w:rPr>
-          <w:rFonts w:ascii="Times New Roman" w:cs="Times New Roman" w:eastAsia="Times New Roman" w:hAnsi="Times New Roman"/>
-          <w:b w:val="false"/>
-          <w:bCs w:val="false"/>
-          <w:i w:val="false"/>
-          <w:iCs w:val="false"/>
-          <w:color w:val="111111"/>
-          <w:sz w:val="21"/>
-          <w:szCs w:val="21"/>
+          <w:sz w:val="18"/>
+          <w:szCs w:val="18"/>
         </w:rPr>
         <w:t xml:space="preserve"/>
       </w:r>
@@ -6734,7 +6603,7 @@
           <w:bottom w:val="dotted" w:color="97A4B1" w:sz="6"/>
         </w:pBdr>
         <w:bidi/>
-        <w:spacing w:after="210" w:line="300"/>
+        <w:spacing w:after="84" w:line="220"/>
       </w:pPr>
       <w:r>
         <w:rPr>
@@ -6744,19 +6613,15 @@
           <w:i w:val="false"/>
           <w:iCs w:val="false"/>
           <w:color w:val="111111"/>
-          <w:sz w:val="21"/>
-          <w:szCs w:val="21"/>
+          <w:sz w:val="18"/>
+          <w:szCs w:val="18"/>
         </w:rPr>
         <w:t xml:space="preserve"/>
       </w:r>
     </w:p>
     <w:p>
       <w:pPr>
-        <w:pBdr>
-          <w:bottom w:val="dotted" w:color="96A3B0" w:sz="6"/>
-        </w:pBdr>
-        <w:bidi/>
-        <w:spacing w:after="210" w:line="300"/>
+        <w:spacing w:after="72"/>
       </w:pPr>
       <w:r>
         <w:rPr>
@@ -6766,92 +6631,8 @@
           <w:i w:val="false"/>
           <w:iCs w:val="false"/>
           <w:color w:val="111111"/>
-          <w:sz w:val="21"/>
-          <w:szCs w:val="21"/>
-        </w:rPr>
-        <w:t xml:space="preserve"/>
-      </w:r>
-    </w:p>
-    <w:p>
-      <w:pPr>
-        <w:pBdr>
-          <w:bottom w:val="dotted" w:color="97A4B1" w:sz="6"/>
-        </w:pBdr>
-        <w:bidi/>
-        <w:spacing w:after="210" w:line="300"/>
-      </w:pPr>
-      <w:r>
-        <w:rPr>
-          <w:rFonts w:ascii="Times New Roman" w:cs="Times New Roman" w:eastAsia="Times New Roman" w:hAnsi="Times New Roman"/>
-          <w:b w:val="false"/>
-          <w:bCs w:val="false"/>
-          <w:i w:val="false"/>
-          <w:iCs w:val="false"/>
-          <w:color w:val="111111"/>
-          <w:sz w:val="21"/>
-          <w:szCs w:val="21"/>
-        </w:rPr>
-        <w:t xml:space="preserve"/>
-      </w:r>
-    </w:p>
-    <w:p>
-      <w:pPr>
-        <w:pBdr>
-          <w:bottom w:val="dotted" w:color="96A3B0" w:sz="6"/>
-        </w:pBdr>
-        <w:bidi/>
-        <w:spacing w:after="210" w:line="300"/>
-      </w:pPr>
-      <w:r>
-        <w:rPr>
-          <w:rFonts w:ascii="Times New Roman" w:cs="Times New Roman" w:eastAsia="Times New Roman" w:hAnsi="Times New Roman"/>
-          <w:b w:val="false"/>
-          <w:bCs w:val="false"/>
-          <w:i w:val="false"/>
-          <w:iCs w:val="false"/>
-          <w:color w:val="111111"/>
-          <w:sz w:val="21"/>
-          <w:szCs w:val="21"/>
-        </w:rPr>
-        <w:t xml:space="preserve"/>
-      </w:r>
-    </w:p>
-    <w:p>
-      <w:pPr>
-        <w:pBdr>
-          <w:bottom w:val="dotted" w:color="97A4B1" w:sz="6"/>
-        </w:pBdr>
-        <w:bidi/>
-        <w:spacing w:after="210" w:line="300"/>
-      </w:pPr>
-      <w:r>
-        <w:rPr>
-          <w:rFonts w:ascii="Times New Roman" w:cs="Times New Roman" w:eastAsia="Times New Roman" w:hAnsi="Times New Roman"/>
-          <w:b w:val="false"/>
-          <w:bCs w:val="false"/>
-          <w:i w:val="false"/>
-          <w:iCs w:val="false"/>
-          <w:color w:val="111111"/>
-          <w:sz w:val="21"/>
-          <w:szCs w:val="21"/>
-        </w:rPr>
-        <w:t xml:space="preserve"/>
-      </w:r>
-    </w:p>
-    <w:p>
-      <w:pPr>
-        <w:spacing w:after="180"/>
-      </w:pPr>
-      <w:r>
-        <w:rPr>
-          <w:rFonts w:ascii="Times New Roman" w:cs="Times New Roman" w:eastAsia="Times New Roman" w:hAnsi="Times New Roman"/>
-          <w:b w:val="false"/>
-          <w:bCs w:val="false"/>
-          <w:i w:val="false"/>
-          <w:iCs w:val="false"/>
-          <w:color w:val="111111"/>
-          <w:sz w:val="21"/>
-          <w:szCs w:val="21"/>
+          <w:sz w:val="18"/>
+          <w:szCs w:val="18"/>
         </w:rPr>
         <w:t xml:space="preserve"/>
       </w:r>
@@ -6859,7 +6640,7 @@
     <w:p>
       <w:pPr>
         <w:keepNext w:val="false"/>
-        <w:spacing w:after="70" w:before="0" w:line="280"/>
+        <w:spacing w:after="28" w:before="0" w:line="220"/>
         <w:jc w:val="center"/>
       </w:pPr>
       <w:r>
@@ -6870,8 +6651,8 @@
           <w:i/>
           <w:iCs/>
           <w:color w:val="5B6772"/>
-          <w:sz w:val="19"/>
-          <w:szCs w:val="19"/>
+          <w:sz w:val="17"/>
+          <w:szCs w:val="17"/>
         </w:rPr>
         <w:t xml:space="preserve">Başarılar dilerim.</w:t>
       </w:r>
@@ -6879,7 +6660,7 @@
     <w:p>
       <w:pPr>
         <w:keepNext w:val="false"/>
-        <w:spacing w:after="70" w:before="0" w:line="280"/>
+        <w:spacing w:after="28" w:before="0" w:line="220"/>
         <w:jc w:val="center"/>
       </w:pPr>
       <w:r>
@@ -6890,8 +6671,8 @@
           <w:i w:val="false"/>
           <w:iCs w:val="false"/>
           <w:color w:val="5B6772"/>
-          <w:sz w:val="18"/>
-          <w:szCs w:val="18"/>
+          <w:sz w:val="16"/>
+          <w:szCs w:val="16"/>
         </w:rPr>
         <w:t xml:space="preserve">Arapça Öğretmeni</w:t>
       </w:r>
@@ -6906,7 +6687,7 @@
         <w:pBdr>
           <w:bottom w:val="single" w:color="3F4C58" w:sz="8"/>
         </w:pBdr>
-        <w:spacing w:after="40"/>
+        <w:spacing w:after="16"/>
         <w:jc w:val="center"/>
       </w:pPr>
       <w:r>
@@ -6917,8 +6698,8 @@
           <w:i w:val="false"/>
           <w:iCs w:val="false"/>
           <w:color w:val="15222E"/>
-          <w:sz w:val="24"/>
-          <w:szCs w:val="24"/>
+          <w:sz w:val="21"/>
+          <w:szCs w:val="21"/>
         </w:rPr>
         <w:t xml:space="preserve">CEVAP ANAHTARI VE PUANLAMA</w:t>
       </w:r>
@@ -6926,7 +6707,7 @@
     <w:p>
       <w:pPr>
         <w:keepNext w:val="false"/>
-        <w:spacing w:after="160" w:before="0" w:line="280"/>
+        <w:spacing w:after="64" w:before="0" w:line="220"/>
         <w:jc w:val="center"/>
       </w:pPr>
       <w:r>
@@ -6937,8 +6718,8 @@
           <w:i/>
           <w:iCs/>
           <w:color w:val="5B6772"/>
-          <w:sz w:val="18"/>
-          <w:szCs w:val="18"/>
+          <w:sz w:val="16"/>
+          <w:szCs w:val="16"/>
         </w:rPr>
         <w:t xml:space="preserve">5. Sınıf · 2. Dönem 1. Yazılı · Beceri temelli · 3. Ünite</w:t>
       </w:r>
@@ -6946,7 +6727,7 @@
     <w:p>
       <w:pPr>
         <w:keepNext w:val="false"/>
-        <w:spacing w:after="180" w:before="0" w:line="280"/>
+        <w:spacing w:after="72" w:before="0" w:line="220"/>
         <w:jc w:val="center"/>
       </w:pPr>
       <w:r>
@@ -6957,8 +6738,8 @@
           <w:i/>
           <w:iCs/>
           <w:color w:val="8A97A3"/>
-          <w:sz w:val="16"/>
-          <w:szCs w:val="16"/>
+          <w:sz w:val="14"/>
+          <w:szCs w:val="14"/>
         </w:rPr>
         <w:t xml:space="preserve">Bu sayfa öğrenciye verilmez.</w:t>
       </w:r>
@@ -6998,7 +6779,7 @@
           </w:tcPr>
           <w:p>
             <w:pPr>
-              <w:spacing w:after="0" w:line="270"/>
+              <w:spacing w:after="0" w:line="220"/>
               <w:jc w:val="center"/>
             </w:pPr>
             <w:r>
@@ -7009,8 +6790,8 @@
                 <w:i w:val="false"/>
                 <w:iCs w:val="false"/>
                 <w:color w:val="111111"/>
-                <w:sz w:val="18"/>
-                <w:szCs w:val="18"/>
+                <w:sz w:val="16"/>
+                <w:szCs w:val="16"/>
               </w:rPr>
               <w:t xml:space="preserve">Soru</w:t>
             </w:r>
@@ -7030,7 +6811,7 @@
           </w:tcPr>
           <w:p>
             <w:pPr>
-              <w:spacing w:after="0" w:line="270"/>
+              <w:spacing w:after="0" w:line="220"/>
               <w:jc w:val="center"/>
             </w:pPr>
             <w:r>
@@ -7041,8 +6822,8 @@
                 <w:i w:val="false"/>
                 <w:iCs w:val="false"/>
                 <w:color w:val="111111"/>
-                <w:sz w:val="18"/>
-                <w:szCs w:val="18"/>
+                <w:sz w:val="16"/>
+                <w:szCs w:val="16"/>
               </w:rPr>
               <w:t xml:space="preserve">Puan</w:t>
             </w:r>
@@ -7062,7 +6843,7 @@
           </w:tcPr>
           <w:p>
             <w:pPr>
-              <w:spacing w:after="0" w:line="270"/>
+              <w:spacing w:after="0" w:line="220"/>
               <w:jc w:val="center"/>
             </w:pPr>
             <w:r>
@@ -7073,8 +6854,8 @@
                 <w:i w:val="false"/>
                 <w:iCs w:val="false"/>
                 <w:color w:val="111111"/>
-                <w:sz w:val="18"/>
-                <w:szCs w:val="18"/>
+                <w:sz w:val="16"/>
+                <w:szCs w:val="16"/>
               </w:rPr>
               <w:t xml:space="preserve">Cevap</w:t>
             </w:r>
@@ -7095,7 +6876,7 @@
           </w:tcPr>
           <w:p>
             <w:pPr>
-              <w:spacing w:after="0" w:line="270"/>
+              <w:spacing w:after="0" w:line="220"/>
               <w:jc w:val="center"/>
             </w:pPr>
             <w:r>
@@ -7106,8 +6887,8 @@
                 <w:i w:val="false"/>
                 <w:iCs w:val="false"/>
                 <w:color w:val="111111"/>
-                <w:sz w:val="19"/>
-                <w:szCs w:val="19"/>
+                <w:sz w:val="17"/>
+                <w:szCs w:val="17"/>
               </w:rPr>
               <w:t xml:space="preserve">1</w:t>
             </w:r>
@@ -7126,19 +6907,19 @@
           </w:tcPr>
           <w:p>
             <w:pPr>
-              <w:spacing w:after="0" w:line="270"/>
-              <w:jc w:val="center"/>
-            </w:pPr>
-            <w:r>
-              <w:rPr>
-                <w:rFonts w:ascii="Times New Roman" w:cs="Times New Roman" w:eastAsia="Times New Roman" w:hAnsi="Times New Roman"/>
-                <w:b w:val="false"/>
-                <w:bCs w:val="false"/>
-                <w:i w:val="false"/>
-                <w:iCs w:val="false"/>
-                <w:color w:val="111111"/>
-                <w:sz w:val="19"/>
-                <w:szCs w:val="19"/>
+              <w:spacing w:after="0" w:line="220"/>
+              <w:jc w:val="center"/>
+            </w:pPr>
+            <w:r>
+              <w:rPr>
+                <w:rFonts w:ascii="Times New Roman" w:cs="Times New Roman" w:eastAsia="Times New Roman" w:hAnsi="Times New Roman"/>
+                <w:b w:val="false"/>
+                <w:bCs w:val="false"/>
+                <w:i w:val="false"/>
+                <w:iCs w:val="false"/>
+                <w:color w:val="111111"/>
+                <w:sz w:val="17"/>
+                <w:szCs w:val="17"/>
               </w:rPr>
               <w:t xml:space="preserve">15</w:t>
             </w:r>
@@ -7157,36 +6938,36 @@
           </w:tcPr>
           <w:p>
             <w:pPr>
-              <w:spacing w:after="0" w:line="270"/>
-            </w:pPr>
-            <w:r>
-              <w:rPr>
-                <w:rFonts w:ascii="Times New Roman" w:cs="Times New Roman" w:eastAsia="Times New Roman" w:hAnsi="Times New Roman"/>
-                <w:b w:val="false"/>
-                <w:bCs w:val="false"/>
-                <w:i w:val="false"/>
-                <w:iCs w:val="false"/>
-                <w:color w:val="111111"/>
-                <w:sz w:val="19"/>
-                <w:szCs w:val="19"/>
+              <w:spacing w:after="0" w:line="220"/>
+            </w:pPr>
+            <w:r>
+              <w:rPr>
+                <w:rFonts w:ascii="Times New Roman" w:cs="Times New Roman" w:eastAsia="Times New Roman" w:hAnsi="Times New Roman"/>
+                <w:b w:val="false"/>
+                <w:bCs w:val="false"/>
+                <w:i w:val="false"/>
+                <w:iCs w:val="false"/>
+                <w:color w:val="111111"/>
+                <w:sz w:val="17"/>
+                <w:szCs w:val="17"/>
               </w:rPr>
               <w:t xml:space="preserve">a) B   ·   b) C   ·   c) A   (her biri 4 puan)</w:t>
             </w:r>
           </w:p>
           <w:p>
             <w:pPr>
-              <w:spacing w:after="0" w:line="270"/>
-            </w:pPr>
-            <w:r>
-              <w:rPr>
-                <w:rFonts w:ascii="Times New Roman" w:cs="Times New Roman" w:eastAsia="Times New Roman" w:hAnsi="Times New Roman"/>
-                <w:b w:val="false"/>
-                <w:bCs w:val="false"/>
-                <w:i w:val="false"/>
-                <w:iCs w:val="false"/>
-                <w:color w:val="111111"/>
-                <w:sz w:val="19"/>
-                <w:szCs w:val="19"/>
+              <w:spacing w:after="0" w:line="220"/>
+            </w:pPr>
+            <w:r>
+              <w:rPr>
+                <w:rFonts w:ascii="Times New Roman" w:cs="Times New Roman" w:eastAsia="Times New Roman" w:hAnsi="Times New Roman"/>
+                <w:b w:val="false"/>
+                <w:bCs w:val="false"/>
+                <w:i w:val="false"/>
+                <w:iCs w:val="false"/>
+                <w:color w:val="111111"/>
+                <w:sz w:val="17"/>
+                <w:szCs w:val="17"/>
               </w:rPr>
               <w:t xml:space="preserve">d) Örnek: أُسْرَتِي كَبِيرَةٌ. (3 puan)</w:t>
             </w:r>
@@ -7207,7 +6988,7 @@
           </w:tcPr>
           <w:p>
             <w:pPr>
-              <w:spacing w:after="0" w:line="270"/>
+              <w:spacing w:after="0" w:line="220"/>
               <w:jc w:val="center"/>
             </w:pPr>
             <w:r>
@@ -7218,8 +6999,8 @@
                 <w:i w:val="false"/>
                 <w:iCs w:val="false"/>
                 <w:color w:val="111111"/>
-                <w:sz w:val="19"/>
-                <w:szCs w:val="19"/>
+                <w:sz w:val="17"/>
+                <w:szCs w:val="17"/>
               </w:rPr>
               <w:t xml:space="preserve">2</w:t>
             </w:r>
@@ -7238,19 +7019,19 @@
           </w:tcPr>
           <w:p>
             <w:pPr>
-              <w:spacing w:after="0" w:line="270"/>
-              <w:jc w:val="center"/>
-            </w:pPr>
-            <w:r>
-              <w:rPr>
-                <w:rFonts w:ascii="Times New Roman" w:cs="Times New Roman" w:eastAsia="Times New Roman" w:hAnsi="Times New Roman"/>
-                <w:b w:val="false"/>
-                <w:bCs w:val="false"/>
-                <w:i w:val="false"/>
-                <w:iCs w:val="false"/>
-                <w:color w:val="111111"/>
-                <w:sz w:val="19"/>
-                <w:szCs w:val="19"/>
+              <w:spacing w:after="0" w:line="220"/>
+              <w:jc w:val="center"/>
+            </w:pPr>
+            <w:r>
+              <w:rPr>
+                <w:rFonts w:ascii="Times New Roman" w:cs="Times New Roman" w:eastAsia="Times New Roman" w:hAnsi="Times New Roman"/>
+                <w:b w:val="false"/>
+                <w:bCs w:val="false"/>
+                <w:i w:val="false"/>
+                <w:iCs w:val="false"/>
+                <w:color w:val="111111"/>
+                <w:sz w:val="17"/>
+                <w:szCs w:val="17"/>
               </w:rPr>
               <w:t xml:space="preserve">10</w:t>
             </w:r>
@@ -7269,54 +7050,54 @@
           </w:tcPr>
           <w:p>
             <w:pPr>
-              <w:spacing w:after="0" w:line="270"/>
-            </w:pPr>
-            <w:r>
-              <w:rPr>
-                <w:rFonts w:ascii="Times New Roman" w:cs="Times New Roman" w:eastAsia="Times New Roman" w:hAnsi="Times New Roman"/>
-                <w:b w:val="false"/>
-                <w:bCs w:val="false"/>
-                <w:i w:val="false"/>
-                <w:iCs w:val="false"/>
-                <w:color w:val="111111"/>
-                <w:sz w:val="19"/>
-                <w:szCs w:val="19"/>
+              <w:spacing w:after="0" w:line="220"/>
+            </w:pPr>
+            <w:r>
+              <w:rPr>
+                <w:rFonts w:ascii="Times New Roman" w:cs="Times New Roman" w:eastAsia="Times New Roman" w:hAnsi="Times New Roman"/>
+                <w:b w:val="false"/>
+                <w:bCs w:val="false"/>
+                <w:i w:val="false"/>
+                <w:iCs w:val="false"/>
+                <w:color w:val="111111"/>
+                <w:sz w:val="17"/>
+                <w:szCs w:val="17"/>
               </w:rPr>
               <w:t xml:space="preserve">DİNLEME METNİ (iki kez okunur):</w:t>
             </w:r>
           </w:p>
           <w:p>
             <w:pPr>
-              <w:spacing w:after="0" w:line="270"/>
-            </w:pPr>
-            <w:r>
-              <w:rPr>
-                <w:rFonts w:ascii="Times New Roman" w:cs="Times New Roman" w:eastAsia="Times New Roman" w:hAnsi="Times New Roman"/>
-                <w:b w:val="false"/>
-                <w:bCs w:val="false"/>
-                <w:i w:val="false"/>
-                <w:iCs w:val="false"/>
-                <w:color w:val="111111"/>
-                <w:sz w:val="19"/>
-                <w:szCs w:val="19"/>
+              <w:spacing w:after="0" w:line="220"/>
+            </w:pPr>
+            <w:r>
+              <w:rPr>
+                <w:rFonts w:ascii="Times New Roman" w:cs="Times New Roman" w:eastAsia="Times New Roman" w:hAnsi="Times New Roman"/>
+                <w:b w:val="false"/>
+                <w:bCs w:val="false"/>
+                <w:i w:val="false"/>
+                <w:iCs w:val="false"/>
+                <w:color w:val="111111"/>
+                <w:sz w:val="17"/>
+                <w:szCs w:val="17"/>
               </w:rPr>
               <w:t xml:space="preserve">أَنَا خَالِدٌ. أُسْرَتِي كَبِيرَةٌ. أَبِي طَبِيبٌ وَأُمِّي مُعَلِّمَةٌ. لِي أُخْتَانِ وَأَخٌ. جَدِّي مُزَارِعٌ.</w:t>
             </w:r>
           </w:p>
           <w:p>
             <w:pPr>
-              <w:spacing w:after="0" w:line="270"/>
-            </w:pPr>
-            <w:r>
-              <w:rPr>
-                <w:rFonts w:ascii="Times New Roman" w:cs="Times New Roman" w:eastAsia="Times New Roman" w:hAnsi="Times New Roman"/>
-                <w:b w:val="false"/>
-                <w:bCs w:val="false"/>
-                <w:i w:val="false"/>
-                <w:iCs w:val="false"/>
-                <w:color w:val="111111"/>
-                <w:sz w:val="19"/>
-                <w:szCs w:val="19"/>
+              <w:spacing w:after="0" w:line="220"/>
+            </w:pPr>
+            <w:r>
+              <w:rPr>
+                <w:rFonts w:ascii="Times New Roman" w:cs="Times New Roman" w:eastAsia="Times New Roman" w:hAnsi="Times New Roman"/>
+                <w:b w:val="false"/>
+                <w:bCs w:val="false"/>
+                <w:i w:val="false"/>
+                <w:iCs w:val="false"/>
+                <w:color w:val="111111"/>
+                <w:sz w:val="17"/>
+                <w:szCs w:val="17"/>
               </w:rPr>
               <w:t xml:space="preserve">Cevaplar:  1 - D  ·  2 - D  ·  3 - Y  ·  4 - Y  ·  5 - D</w:t>
             </w:r>
@@ -7337,7 +7118,7 @@
           </w:tcPr>
           <w:p>
             <w:pPr>
-              <w:spacing w:after="0" w:line="270"/>
+              <w:spacing w:after="0" w:line="220"/>
               <w:jc w:val="center"/>
             </w:pPr>
             <w:r>
@@ -7348,8 +7129,8 @@
                 <w:i w:val="false"/>
                 <w:iCs w:val="false"/>
                 <w:color w:val="111111"/>
-                <w:sz w:val="19"/>
-                <w:szCs w:val="19"/>
+                <w:sz w:val="17"/>
+                <w:szCs w:val="17"/>
               </w:rPr>
               <w:t xml:space="preserve">3</w:t>
             </w:r>
@@ -7368,19 +7149,19 @@
           </w:tcPr>
           <w:p>
             <w:pPr>
-              <w:spacing w:after="0" w:line="270"/>
-              <w:jc w:val="center"/>
-            </w:pPr>
-            <w:r>
-              <w:rPr>
-                <w:rFonts w:ascii="Times New Roman" w:cs="Times New Roman" w:eastAsia="Times New Roman" w:hAnsi="Times New Roman"/>
-                <w:b w:val="false"/>
-                <w:bCs w:val="false"/>
-                <w:i w:val="false"/>
-                <w:iCs w:val="false"/>
-                <w:color w:val="111111"/>
-                <w:sz w:val="19"/>
-                <w:szCs w:val="19"/>
+              <w:spacing w:after="0" w:line="220"/>
+              <w:jc w:val="center"/>
+            </w:pPr>
+            <w:r>
+              <w:rPr>
+                <w:rFonts w:ascii="Times New Roman" w:cs="Times New Roman" w:eastAsia="Times New Roman" w:hAnsi="Times New Roman"/>
+                <w:b w:val="false"/>
+                <w:bCs w:val="false"/>
+                <w:i w:val="false"/>
+                <w:iCs w:val="false"/>
+                <w:color w:val="111111"/>
+                <w:sz w:val="17"/>
+                <w:szCs w:val="17"/>
               </w:rPr>
               <w:t xml:space="preserve">15</w:t>
             </w:r>
@@ -7399,18 +7180,18 @@
           </w:tcPr>
           <w:p>
             <w:pPr>
-              <w:spacing w:after="0" w:line="270"/>
-            </w:pPr>
-            <w:r>
-              <w:rPr>
-                <w:rFonts w:ascii="Times New Roman" w:cs="Times New Roman" w:eastAsia="Times New Roman" w:hAnsi="Times New Roman"/>
-                <w:b w:val="false"/>
-                <w:bCs w:val="false"/>
-                <w:i w:val="false"/>
-                <w:iCs w:val="false"/>
-                <w:color w:val="111111"/>
-                <w:sz w:val="19"/>
-                <w:szCs w:val="19"/>
+              <w:spacing w:after="0" w:line="220"/>
+            </w:pPr>
+            <w:r>
+              <w:rPr>
+                <w:rFonts w:ascii="Times New Roman" w:cs="Times New Roman" w:eastAsia="Times New Roman" w:hAnsi="Times New Roman"/>
+                <w:b w:val="false"/>
+                <w:bCs w:val="false"/>
+                <w:i w:val="false"/>
+                <w:iCs w:val="false"/>
+                <w:color w:val="111111"/>
+                <w:sz w:val="17"/>
+                <w:szCs w:val="17"/>
               </w:rPr>
               <w:t xml:space="preserve">1 - B  ·  2 - A  ·  3 - A  ·  4 - B  ·  5 - B</w:t>
             </w:r>
@@ -7431,7 +7212,7 @@
           </w:tcPr>
           <w:p>
             <w:pPr>
-              <w:spacing w:after="0" w:line="270"/>
+              <w:spacing w:after="0" w:line="220"/>
               <w:jc w:val="center"/>
             </w:pPr>
             <w:r>
@@ -7442,8 +7223,8 @@
                 <w:i w:val="false"/>
                 <w:iCs w:val="false"/>
                 <w:color w:val="111111"/>
-                <w:sz w:val="19"/>
-                <w:szCs w:val="19"/>
+                <w:sz w:val="17"/>
+                <w:szCs w:val="17"/>
               </w:rPr>
               <w:t xml:space="preserve">4</w:t>
             </w:r>
@@ -7462,19 +7243,19 @@
           </w:tcPr>
           <w:p>
             <w:pPr>
-              <w:spacing w:after="0" w:line="270"/>
-              <w:jc w:val="center"/>
-            </w:pPr>
-            <w:r>
-              <w:rPr>
-                <w:rFonts w:ascii="Times New Roman" w:cs="Times New Roman" w:eastAsia="Times New Roman" w:hAnsi="Times New Roman"/>
-                <w:b w:val="false"/>
-                <w:bCs w:val="false"/>
-                <w:i w:val="false"/>
-                <w:iCs w:val="false"/>
-                <w:color w:val="111111"/>
-                <w:sz w:val="19"/>
-                <w:szCs w:val="19"/>
+              <w:spacing w:after="0" w:line="220"/>
+              <w:jc w:val="center"/>
+            </w:pPr>
+            <w:r>
+              <w:rPr>
+                <w:rFonts w:ascii="Times New Roman" w:cs="Times New Roman" w:eastAsia="Times New Roman" w:hAnsi="Times New Roman"/>
+                <w:b w:val="false"/>
+                <w:bCs w:val="false"/>
+                <w:i w:val="false"/>
+                <w:iCs w:val="false"/>
+                <w:color w:val="111111"/>
+                <w:sz w:val="17"/>
+                <w:szCs w:val="17"/>
               </w:rPr>
               <w:t xml:space="preserve">10</w:t>
             </w:r>
@@ -7493,18 +7274,18 @@
           </w:tcPr>
           <w:p>
             <w:pPr>
-              <w:spacing w:after="0" w:line="270"/>
-            </w:pPr>
-            <w:r>
-              <w:rPr>
-                <w:rFonts w:ascii="Times New Roman" w:cs="Times New Roman" w:eastAsia="Times New Roman" w:hAnsi="Times New Roman"/>
-                <w:b w:val="false"/>
-                <w:bCs w:val="false"/>
-                <w:i w:val="false"/>
-                <w:iCs w:val="false"/>
-                <w:color w:val="111111"/>
-                <w:sz w:val="19"/>
-                <w:szCs w:val="19"/>
+              <w:spacing w:after="0" w:line="220"/>
+            </w:pPr>
+            <w:r>
+              <w:rPr>
+                <w:rFonts w:ascii="Times New Roman" w:cs="Times New Roman" w:eastAsia="Times New Roman" w:hAnsi="Times New Roman"/>
+                <w:b w:val="false"/>
+                <w:bCs w:val="false"/>
+                <w:i w:val="false"/>
+                <w:iCs w:val="false"/>
+                <w:color w:val="111111"/>
+                <w:sz w:val="17"/>
+                <w:szCs w:val="17"/>
               </w:rPr>
               <w:t xml:space="preserve">1 - c  ·  2 - e  ·  3 - a  ·  4 - d  ·  5 - b</w:t>
             </w:r>
@@ -7525,7 +7306,7 @@
           </w:tcPr>
           <w:p>
             <w:pPr>
-              <w:spacing w:after="0" w:line="270"/>
+              <w:spacing w:after="0" w:line="220"/>
               <w:jc w:val="center"/>
             </w:pPr>
             <w:r>
@@ -7536,8 +7317,8 @@
                 <w:i w:val="false"/>
                 <w:iCs w:val="false"/>
                 <w:color w:val="111111"/>
-                <w:sz w:val="19"/>
-                <w:szCs w:val="19"/>
+                <w:sz w:val="17"/>
+                <w:szCs w:val="17"/>
               </w:rPr>
               <w:t xml:space="preserve">5</w:t>
             </w:r>
@@ -7556,19 +7337,19 @@
           </w:tcPr>
           <w:p>
             <w:pPr>
-              <w:spacing w:after="0" w:line="270"/>
-              <w:jc w:val="center"/>
-            </w:pPr>
-            <w:r>
-              <w:rPr>
-                <w:rFonts w:ascii="Times New Roman" w:cs="Times New Roman" w:eastAsia="Times New Roman" w:hAnsi="Times New Roman"/>
-                <w:b w:val="false"/>
-                <w:bCs w:val="false"/>
-                <w:i w:val="false"/>
-                <w:iCs w:val="false"/>
-                <w:color w:val="111111"/>
-                <w:sz w:val="19"/>
-                <w:szCs w:val="19"/>
+              <w:spacing w:after="0" w:line="220"/>
+              <w:jc w:val="center"/>
+            </w:pPr>
+            <w:r>
+              <w:rPr>
+                <w:rFonts w:ascii="Times New Roman" w:cs="Times New Roman" w:eastAsia="Times New Roman" w:hAnsi="Times New Roman"/>
+                <w:b w:val="false"/>
+                <w:bCs w:val="false"/>
+                <w:i w:val="false"/>
+                <w:iCs w:val="false"/>
+                <w:color w:val="111111"/>
+                <w:sz w:val="17"/>
+                <w:szCs w:val="17"/>
               </w:rPr>
               <w:t xml:space="preserve">10</w:t>
             </w:r>
@@ -7588,7 +7369,7 @@
           <w:p>
             <w:pPr>
               <w:bidi/>
-              <w:spacing w:after="0" w:line="320"/>
+              <w:spacing w:after="0" w:line="220"/>
             </w:pPr>
             <w:r>
               <w:rPr>
@@ -7596,8 +7377,8 @@
                 <w:b w:val="false"/>
                 <w:bCs w:val="false"/>
                 <w:color w:val="111111"/>
-                <w:sz w:val="27"/>
-                <w:szCs w:val="27"/>
+                <w:sz w:val="25"/>
+                <w:szCs w:val="25"/>
                 <w:rtl/>
               </w:rPr>
               <w:t xml:space="preserve">صَغِيرَةٌ ، مُهَنْدِسٌ ، مُمَرِّضَةٌ ، عَلِيٌّ ، مُزَارِعٌ</w:t>
@@ -7619,7 +7400,7 @@
           </w:tcPr>
           <w:p>
             <w:pPr>
-              <w:spacing w:after="0" w:line="270"/>
+              <w:spacing w:after="0" w:line="220"/>
               <w:jc w:val="center"/>
             </w:pPr>
             <w:r>
@@ -7630,8 +7411,8 @@
                 <w:i w:val="false"/>
                 <w:iCs w:val="false"/>
                 <w:color w:val="111111"/>
-                <w:sz w:val="19"/>
-                <w:szCs w:val="19"/>
+                <w:sz w:val="17"/>
+                <w:szCs w:val="17"/>
               </w:rPr>
               <w:t xml:space="preserve">6</w:t>
             </w:r>
@@ -7650,19 +7431,19 @@
           </w:tcPr>
           <w:p>
             <w:pPr>
-              <w:spacing w:after="0" w:line="270"/>
-              <w:jc w:val="center"/>
-            </w:pPr>
-            <w:r>
-              <w:rPr>
-                <w:rFonts w:ascii="Times New Roman" w:cs="Times New Roman" w:eastAsia="Times New Roman" w:hAnsi="Times New Roman"/>
-                <w:b w:val="false"/>
-                <w:bCs w:val="false"/>
-                <w:i w:val="false"/>
-                <w:iCs w:val="false"/>
-                <w:color w:val="111111"/>
-                <w:sz w:val="19"/>
-                <w:szCs w:val="19"/>
+              <w:spacing w:after="0" w:line="220"/>
+              <w:jc w:val="center"/>
+            </w:pPr>
+            <w:r>
+              <w:rPr>
+                <w:rFonts w:ascii="Times New Roman" w:cs="Times New Roman" w:eastAsia="Times New Roman" w:hAnsi="Times New Roman"/>
+                <w:b w:val="false"/>
+                <w:bCs w:val="false"/>
+                <w:i w:val="false"/>
+                <w:iCs w:val="false"/>
+                <w:color w:val="111111"/>
+                <w:sz w:val="17"/>
+                <w:szCs w:val="17"/>
               </w:rPr>
               <w:t xml:space="preserve">10</w:t>
             </w:r>
@@ -7681,18 +7462,18 @@
           </w:tcPr>
           <w:p>
             <w:pPr>
-              <w:spacing w:after="0" w:line="270"/>
-            </w:pPr>
-            <w:r>
-              <w:rPr>
-                <w:rFonts w:ascii="Times New Roman" w:cs="Times New Roman" w:eastAsia="Times New Roman" w:hAnsi="Times New Roman"/>
-                <w:b w:val="false"/>
-                <w:bCs w:val="false"/>
-                <w:i w:val="false"/>
-                <w:iCs w:val="false"/>
-                <w:color w:val="111111"/>
-                <w:sz w:val="19"/>
-                <w:szCs w:val="19"/>
+              <w:spacing w:after="0" w:line="220"/>
+            </w:pPr>
+            <w:r>
+              <w:rPr>
+                <w:rFonts w:ascii="Times New Roman" w:cs="Times New Roman" w:eastAsia="Times New Roman" w:hAnsi="Times New Roman"/>
+                <w:b w:val="false"/>
+                <w:bCs w:val="false"/>
+                <w:i w:val="false"/>
+                <w:iCs w:val="false"/>
+                <w:color w:val="111111"/>
+                <w:sz w:val="17"/>
+                <w:szCs w:val="17"/>
               </w:rPr>
               <w:t xml:space="preserve">senin (erkek) · onun (kadın) · benim · onun (erkek) · senin (kadın)</w:t>
             </w:r>
@@ -7713,7 +7494,7 @@
           </w:tcPr>
           <w:p>
             <w:pPr>
-              <w:spacing w:after="0" w:line="270"/>
+              <w:spacing w:after="0" w:line="220"/>
               <w:jc w:val="center"/>
             </w:pPr>
             <w:r>
@@ -7724,8 +7505,8 @@
                 <w:i w:val="false"/>
                 <w:iCs w:val="false"/>
                 <w:color w:val="111111"/>
-                <w:sz w:val="19"/>
-                <w:szCs w:val="19"/>
+                <w:sz w:val="17"/>
+                <w:szCs w:val="17"/>
               </w:rPr>
               <w:t xml:space="preserve">7</w:t>
             </w:r>
@@ -7744,19 +7525,19 @@
           </w:tcPr>
           <w:p>
             <w:pPr>
-              <w:spacing w:after="0" w:line="270"/>
-              <w:jc w:val="center"/>
-            </w:pPr>
-            <w:r>
-              <w:rPr>
-                <w:rFonts w:ascii="Times New Roman" w:cs="Times New Roman" w:eastAsia="Times New Roman" w:hAnsi="Times New Roman"/>
-                <w:b w:val="false"/>
-                <w:bCs w:val="false"/>
-                <w:i w:val="false"/>
-                <w:iCs w:val="false"/>
-                <w:color w:val="111111"/>
-                <w:sz w:val="19"/>
-                <w:szCs w:val="19"/>
+              <w:spacing w:after="0" w:line="220"/>
+              <w:jc w:val="center"/>
+            </w:pPr>
+            <w:r>
+              <w:rPr>
+                <w:rFonts w:ascii="Times New Roman" w:cs="Times New Roman" w:eastAsia="Times New Roman" w:hAnsi="Times New Roman"/>
+                <w:b w:val="false"/>
+                <w:bCs w:val="false"/>
+                <w:i w:val="false"/>
+                <w:iCs w:val="false"/>
+                <w:color w:val="111111"/>
+                <w:sz w:val="17"/>
+                <w:szCs w:val="17"/>
               </w:rPr>
               <w:t xml:space="preserve">15</w:t>
             </w:r>
@@ -7776,7 +7557,7 @@
           <w:p>
             <w:pPr>
               <w:bidi/>
-              <w:spacing w:after="0" w:line="320"/>
+              <w:spacing w:after="0" w:line="220"/>
             </w:pPr>
             <w:r>
               <w:rPr>
@@ -7784,8 +7565,8 @@
                 <w:b w:val="false"/>
                 <w:bCs w:val="false"/>
                 <w:color w:val="111111"/>
-                <w:sz w:val="27"/>
-                <w:szCs w:val="27"/>
+                <w:sz w:val="25"/>
+                <w:szCs w:val="25"/>
                 <w:rtl/>
               </w:rPr>
               <w:t xml:space="preserve">اِسْمُهُ يُوسُفُ. · هِيَ مُمَرِّضَةٌ. · اِسْمُهُ عَلِيٌّ.</w:t>
@@ -7794,7 +7575,7 @@
           <w:p>
             <w:pPr>
               <w:bidi/>
-              <w:spacing w:after="0" w:line="320"/>
+              <w:spacing w:after="0" w:line="220"/>
             </w:pPr>
             <w:r>
               <w:rPr>
@@ -7802,8 +7583,8 @@
                 <w:b w:val="false"/>
                 <w:bCs w:val="false"/>
                 <w:color w:val="111111"/>
-                <w:sz w:val="27"/>
-                <w:szCs w:val="27"/>
+                <w:sz w:val="25"/>
+                <w:szCs w:val="25"/>
                 <w:rtl/>
               </w:rPr>
               <w:t xml:space="preserve">هُوَ مُزَارِعٌ. · هِيَ صَغِيرَةٌ وَجَمِيلَةٌ.</w:t>
@@ -7825,7 +7606,7 @@
           </w:tcPr>
           <w:p>
             <w:pPr>
-              <w:spacing w:after="0" w:line="270"/>
+              <w:spacing w:after="0" w:line="220"/>
               <w:jc w:val="center"/>
             </w:pPr>
             <w:r>
@@ -7836,8 +7617,8 @@
                 <w:i w:val="false"/>
                 <w:iCs w:val="false"/>
                 <w:color w:val="111111"/>
-                <w:sz w:val="19"/>
-                <w:szCs w:val="19"/>
+                <w:sz w:val="17"/>
+                <w:szCs w:val="17"/>
               </w:rPr>
               <w:t xml:space="preserve">8</w:t>
             </w:r>
@@ -7856,19 +7637,19 @@
           </w:tcPr>
           <w:p>
             <w:pPr>
-              <w:spacing w:after="0" w:line="270"/>
-              <w:jc w:val="center"/>
-            </w:pPr>
-            <w:r>
-              <w:rPr>
-                <w:rFonts w:ascii="Times New Roman" w:cs="Times New Roman" w:eastAsia="Times New Roman" w:hAnsi="Times New Roman"/>
-                <w:b w:val="false"/>
-                <w:bCs w:val="false"/>
-                <w:i w:val="false"/>
-                <w:iCs w:val="false"/>
-                <w:color w:val="111111"/>
-                <w:sz w:val="19"/>
-                <w:szCs w:val="19"/>
+              <w:spacing w:after="0" w:line="220"/>
+              <w:jc w:val="center"/>
+            </w:pPr>
+            <w:r>
+              <w:rPr>
+                <w:rFonts w:ascii="Times New Roman" w:cs="Times New Roman" w:eastAsia="Times New Roman" w:hAnsi="Times New Roman"/>
+                <w:b w:val="false"/>
+                <w:bCs w:val="false"/>
+                <w:i w:val="false"/>
+                <w:iCs w:val="false"/>
+                <w:color w:val="111111"/>
+                <w:sz w:val="17"/>
+                <w:szCs w:val="17"/>
               </w:rPr>
               <w:t xml:space="preserve">15</w:t>
             </w:r>
@@ -7887,18 +7668,18 @@
           </w:tcPr>
           <w:p>
             <w:pPr>
-              <w:spacing w:after="0" w:line="270"/>
-            </w:pPr>
-            <w:r>
-              <w:rPr>
-                <w:rFonts w:ascii="Times New Roman" w:cs="Times New Roman" w:eastAsia="Times New Roman" w:hAnsi="Times New Roman"/>
-                <w:b w:val="false"/>
-                <w:bCs w:val="false"/>
-                <w:i w:val="false"/>
-                <w:iCs w:val="false"/>
-                <w:color w:val="111111"/>
-                <w:sz w:val="19"/>
-                <w:szCs w:val="19"/>
+              <w:spacing w:after="0" w:line="220"/>
+            </w:pPr>
+            <w:r>
+              <w:rPr>
+                <w:rFonts w:ascii="Times New Roman" w:cs="Times New Roman" w:eastAsia="Times New Roman" w:hAnsi="Times New Roman"/>
+                <w:b w:val="false"/>
+                <w:bCs w:val="false"/>
+                <w:i w:val="false"/>
+                <w:iCs w:val="false"/>
+                <w:color w:val="111111"/>
+                <w:sz w:val="17"/>
+                <w:szCs w:val="17"/>
               </w:rPr>
               <w:t xml:space="preserve">Dereceli puanlama anahtarına göre değerlendirilir.</w:t>
             </w:r>
@@ -7908,7 +7689,7 @@
     </w:tbl>
     <w:p>
       <w:pPr>
-        <w:spacing w:after="110"/>
+        <w:spacing w:after="44"/>
       </w:pPr>
       <w:r>
         <w:rPr>
@@ -7918,8 +7699,8 @@
           <w:i w:val="false"/>
           <w:iCs w:val="false"/>
           <w:color w:val="111111"/>
-          <w:sz w:val="21"/>
-          <w:szCs w:val="21"/>
+          <w:sz w:val="18"/>
+          <w:szCs w:val="18"/>
         </w:rPr>
         <w:t xml:space="preserve"/>
       </w:r>
@@ -7927,7 +7708,7 @@
     <w:p>
       <w:pPr>
         <w:keepNext w:val="false"/>
-        <w:spacing w:after="90" w:before="0" w:line="280"/>
+        <w:spacing w:after="36" w:before="0" w:line="220"/>
       </w:pPr>
       <w:r>
         <w:rPr>
@@ -7937,8 +7718,8 @@
           <w:i w:val="false"/>
           <w:iCs w:val="false"/>
           <w:color w:val="111111"/>
-          <w:sz w:val="20"/>
-          <w:szCs w:val="20"/>
+          <w:sz w:val="17"/>
+          <w:szCs w:val="17"/>
         </w:rPr>
         <w:t xml:space="preserve">8. soru (yazma görevi) için dereceli puanlama anahtarı</w:t>
       </w:r>
@@ -7978,7 +7759,7 @@
           </w:tcPr>
           <w:p>
             <w:pPr>
-              <w:spacing w:after="0" w:line="270"/>
+              <w:spacing w:after="0" w:line="220"/>
               <w:jc w:val="center"/>
             </w:pPr>
             <w:r>
@@ -7989,28 +7770,528 @@
                 <w:i w:val="false"/>
                 <w:iCs w:val="false"/>
                 <w:color w:val="111111"/>
+                <w:sz w:val="16"/>
+                <w:szCs w:val="16"/>
+              </w:rPr>
+              <w:t xml:space="preserve">Ölçüt</w:t>
+            </w:r>
+          </w:p>
+        </w:tc>
+        <w:tc>
+          <w:tcPr>
+            <w:tcW w:type="dxa" w:w="6164"/>
+            <w:shd w:fill="E7EEF5" w:color="auto" w:val="clear"/>
+            <w:tcMar>
+              <w:top w:type="dxa" w:w="60"/>
+              <w:left w:type="dxa" w:w="90"/>
+              <w:bottom w:type="dxa" w:w="60"/>
+              <w:right w:type="dxa" w:w="90"/>
+            </w:tcMar>
+            <w:vAlign w:val="center"/>
+          </w:tcPr>
+          <w:p>
+            <w:pPr>
+              <w:spacing w:after="0" w:line="220"/>
+              <w:jc w:val="center"/>
+            </w:pPr>
+            <w:r>
+              <w:rPr>
+                <w:rFonts w:ascii="Times New Roman" w:cs="Times New Roman" w:eastAsia="Times New Roman" w:hAnsi="Times New Roman"/>
+                <w:b/>
+                <w:bCs/>
+                <w:i w:val="false"/>
+                <w:iCs w:val="false"/>
+                <w:color w:val="111111"/>
+                <w:sz w:val="16"/>
+                <w:szCs w:val="16"/>
+              </w:rPr>
+              <w:t xml:space="preserve">Beklenen davranış</w:t>
+            </w:r>
+          </w:p>
+        </w:tc>
+        <w:tc>
+          <w:tcPr>
+            <w:tcW w:type="dxa" w:w="1100"/>
+            <w:shd w:fill="E7EEF5" w:color="auto" w:val="clear"/>
+            <w:tcMar>
+              <w:top w:type="dxa" w:w="60"/>
+              <w:left w:type="dxa" w:w="90"/>
+              <w:bottom w:type="dxa" w:w="60"/>
+              <w:right w:type="dxa" w:w="90"/>
+            </w:tcMar>
+            <w:vAlign w:val="center"/>
+          </w:tcPr>
+          <w:p>
+            <w:pPr>
+              <w:spacing w:after="0" w:line="220"/>
+              <w:jc w:val="center"/>
+            </w:pPr>
+            <w:r>
+              <w:rPr>
+                <w:rFonts w:ascii="Times New Roman" w:cs="Times New Roman" w:eastAsia="Times New Roman" w:hAnsi="Times New Roman"/>
+                <w:b/>
+                <w:bCs/>
+                <w:i w:val="false"/>
+                <w:iCs w:val="false"/>
+                <w:color w:val="111111"/>
+                <w:sz w:val="16"/>
+                <w:szCs w:val="16"/>
+              </w:rPr>
+              <w:t xml:space="preserve">Puan</w:t>
+            </w:r>
+          </w:p>
+        </w:tc>
+      </w:tr>
+      <w:tr>
+        <w:tc>
+          <w:tcPr>
+            <w:tcW w:type="dxa" w:w="2600"/>
+            <w:tcMar>
+              <w:top w:type="dxa" w:w="30"/>
+              <w:left w:type="dxa" w:w="90"/>
+              <w:bottom w:type="dxa" w:w="30"/>
+              <w:right w:type="dxa" w:w="90"/>
+            </w:tcMar>
+            <w:vAlign w:val="center"/>
+          </w:tcPr>
+          <w:p>
+            <w:pPr>
+              <w:spacing w:after="0" w:line="220"/>
+            </w:pPr>
+            <w:r>
+              <w:rPr>
+                <w:rFonts w:ascii="Times New Roman" w:cs="Times New Roman" w:eastAsia="Times New Roman" w:hAnsi="Times New Roman"/>
+                <w:b/>
+                <w:bCs/>
+                <w:i w:val="false"/>
+                <w:iCs w:val="false"/>
+                <w:color w:val="111111"/>
+                <w:sz w:val="17"/>
+                <w:szCs w:val="17"/>
+              </w:rPr>
+              <w:t xml:space="preserve">Görevin yerine getirilmesi</w:t>
+            </w:r>
+          </w:p>
+        </w:tc>
+        <w:tc>
+          <w:tcPr>
+            <w:tcW w:type="dxa" w:w="6164"/>
+            <w:tcMar>
+              <w:top w:type="dxa" w:w="30"/>
+              <w:left w:type="dxa" w:w="90"/>
+              <w:bottom w:type="dxa" w:w="30"/>
+              <w:right w:type="dxa" w:w="90"/>
+            </w:tcMar>
+            <w:vAlign w:val="center"/>
+          </w:tcPr>
+          <w:p>
+            <w:pPr>
+              <w:spacing w:after="0" w:line="220"/>
+            </w:pPr>
+            <w:r>
+              <w:rPr>
+                <w:rFonts w:ascii="Times New Roman" w:cs="Times New Roman" w:eastAsia="Times New Roman" w:hAnsi="Times New Roman"/>
+                <w:b w:val="false"/>
+                <w:bCs w:val="false"/>
+                <w:i w:val="false"/>
+                <w:iCs w:val="false"/>
+                <w:color w:val="111111"/>
+                <w:sz w:val="17"/>
+                <w:szCs w:val="17"/>
+              </w:rPr>
+              <w:t xml:space="preserve">Ailesini tanıtan en az altı satırlık bir metin yazar.</w:t>
+            </w:r>
+          </w:p>
+        </w:tc>
+        <w:tc>
+          <w:tcPr>
+            <w:tcW w:type="dxa" w:w="1100"/>
+            <w:tcMar>
+              <w:top w:type="dxa" w:w="30"/>
+              <w:left w:type="dxa" w:w="90"/>
+              <w:bottom w:type="dxa" w:w="30"/>
+              <w:right w:type="dxa" w:w="90"/>
+            </w:tcMar>
+            <w:vAlign w:val="center"/>
+          </w:tcPr>
+          <w:p>
+            <w:pPr>
+              <w:spacing w:after="0" w:line="220"/>
+              <w:jc w:val="center"/>
+            </w:pPr>
+            <w:r>
+              <w:rPr>
+                <w:rFonts w:ascii="Times New Roman" w:cs="Times New Roman" w:eastAsia="Times New Roman" w:hAnsi="Times New Roman"/>
+                <w:b w:val="false"/>
+                <w:bCs w:val="false"/>
+                <w:i w:val="false"/>
+                <w:iCs w:val="false"/>
+                <w:color w:val="111111"/>
+                <w:sz w:val="17"/>
+                <w:szCs w:val="17"/>
+              </w:rPr>
+              <w:t xml:space="preserve">5</w:t>
+            </w:r>
+          </w:p>
+        </w:tc>
+      </w:tr>
+      <w:tr>
+        <w:tc>
+          <w:tcPr>
+            <w:tcW w:type="dxa" w:w="2600"/>
+            <w:tcMar>
+              <w:top w:type="dxa" w:w="30"/>
+              <w:left w:type="dxa" w:w="90"/>
+              <w:bottom w:type="dxa" w:w="30"/>
+              <w:right w:type="dxa" w:w="90"/>
+            </w:tcMar>
+            <w:vAlign w:val="center"/>
+          </w:tcPr>
+          <w:p>
+            <w:pPr>
+              <w:spacing w:after="0" w:line="220"/>
+            </w:pPr>
+            <w:r>
+              <w:rPr>
+                <w:rFonts w:ascii="Times New Roman" w:cs="Times New Roman" w:eastAsia="Times New Roman" w:hAnsi="Times New Roman"/>
+                <w:b/>
+                <w:bCs/>
+                <w:i w:val="false"/>
+                <w:iCs w:val="false"/>
+                <w:color w:val="111111"/>
+                <w:sz w:val="17"/>
+                <w:szCs w:val="17"/>
+              </w:rPr>
+              <w:t xml:space="preserve">Söz varlığı</w:t>
+            </w:r>
+          </w:p>
+        </w:tc>
+        <w:tc>
+          <w:tcPr>
+            <w:tcW w:type="dxa" w:w="6164"/>
+            <w:tcMar>
+              <w:top w:type="dxa" w:w="30"/>
+              <w:left w:type="dxa" w:w="90"/>
+              <w:bottom w:type="dxa" w:w="30"/>
+              <w:right w:type="dxa" w:w="90"/>
+            </w:tcMar>
+            <w:vAlign w:val="center"/>
+          </w:tcPr>
+          <w:p>
+            <w:pPr>
+              <w:spacing w:after="0" w:line="220"/>
+            </w:pPr>
+            <w:r>
+              <w:rPr>
+                <w:rFonts w:ascii="Times New Roman" w:cs="Times New Roman" w:eastAsia="Times New Roman" w:hAnsi="Times New Roman"/>
+                <w:b w:val="false"/>
+                <w:bCs w:val="false"/>
+                <w:i w:val="false"/>
+                <w:iCs w:val="false"/>
+                <w:color w:val="111111"/>
+                <w:sz w:val="17"/>
+                <w:szCs w:val="17"/>
+              </w:rPr>
+              <w:t xml:space="preserve">Aile ve meslek sözcüklerini bağlama uygun kullanır.</w:t>
+            </w:r>
+          </w:p>
+        </w:tc>
+        <w:tc>
+          <w:tcPr>
+            <w:tcW w:type="dxa" w:w="1100"/>
+            <w:tcMar>
+              <w:top w:type="dxa" w:w="30"/>
+              <w:left w:type="dxa" w:w="90"/>
+              <w:bottom w:type="dxa" w:w="30"/>
+              <w:right w:type="dxa" w:w="90"/>
+            </w:tcMar>
+            <w:vAlign w:val="center"/>
+          </w:tcPr>
+          <w:p>
+            <w:pPr>
+              <w:spacing w:after="0" w:line="220"/>
+              <w:jc w:val="center"/>
+            </w:pPr>
+            <w:r>
+              <w:rPr>
+                <w:rFonts w:ascii="Times New Roman" w:cs="Times New Roman" w:eastAsia="Times New Roman" w:hAnsi="Times New Roman"/>
+                <w:b w:val="false"/>
+                <w:bCs w:val="false"/>
+                <w:i w:val="false"/>
+                <w:iCs w:val="false"/>
+                <w:color w:val="111111"/>
+                <w:sz w:val="17"/>
+                <w:szCs w:val="17"/>
+              </w:rPr>
+              <w:t xml:space="preserve">4</w:t>
+            </w:r>
+          </w:p>
+        </w:tc>
+      </w:tr>
+      <w:tr>
+        <w:tc>
+          <w:tcPr>
+            <w:tcW w:type="dxa" w:w="2600"/>
+            <w:tcMar>
+              <w:top w:type="dxa" w:w="30"/>
+              <w:left w:type="dxa" w:w="90"/>
+              <w:bottom w:type="dxa" w:w="30"/>
+              <w:right w:type="dxa" w:w="90"/>
+            </w:tcMar>
+            <w:vAlign w:val="center"/>
+          </w:tcPr>
+          <w:p>
+            <w:pPr>
+              <w:spacing w:after="0" w:line="220"/>
+            </w:pPr>
+            <w:r>
+              <w:rPr>
+                <w:rFonts w:ascii="Times New Roman" w:cs="Times New Roman" w:eastAsia="Times New Roman" w:hAnsi="Times New Roman"/>
+                <w:b/>
+                <w:bCs/>
+                <w:i w:val="false"/>
+                <w:iCs w:val="false"/>
+                <w:color w:val="111111"/>
+                <w:sz w:val="17"/>
+                <w:szCs w:val="17"/>
+              </w:rPr>
+              <w:t xml:space="preserve">Dil bilgisi</w:t>
+            </w:r>
+          </w:p>
+        </w:tc>
+        <w:tc>
+          <w:tcPr>
+            <w:tcW w:type="dxa" w:w="6164"/>
+            <w:tcMar>
+              <w:top w:type="dxa" w:w="30"/>
+              <w:left w:type="dxa" w:w="90"/>
+              <w:bottom w:type="dxa" w:w="30"/>
+              <w:right w:type="dxa" w:w="90"/>
+            </w:tcMar>
+            <w:vAlign w:val="center"/>
+          </w:tcPr>
+          <w:p>
+            <w:pPr>
+              <w:spacing w:after="0" w:line="220"/>
+            </w:pPr>
+            <w:r>
+              <w:rPr>
+                <w:rFonts w:ascii="Times New Roman" w:cs="Times New Roman" w:eastAsia="Times New Roman" w:hAnsi="Times New Roman"/>
+                <w:b w:val="false"/>
+                <w:bCs w:val="false"/>
+                <w:i w:val="false"/>
+                <w:iCs w:val="false"/>
+                <w:color w:val="111111"/>
+                <w:sz w:val="17"/>
+                <w:szCs w:val="17"/>
+              </w:rPr>
+              <w:t xml:space="preserve">Muttasıl zamirleri ve هُوَ / هِيَ kullanımını doğru yapar.</w:t>
+            </w:r>
+          </w:p>
+        </w:tc>
+        <w:tc>
+          <w:tcPr>
+            <w:tcW w:type="dxa" w:w="1100"/>
+            <w:tcMar>
+              <w:top w:type="dxa" w:w="30"/>
+              <w:left w:type="dxa" w:w="90"/>
+              <w:bottom w:type="dxa" w:w="30"/>
+              <w:right w:type="dxa" w:w="90"/>
+            </w:tcMar>
+            <w:vAlign w:val="center"/>
+          </w:tcPr>
+          <w:p>
+            <w:pPr>
+              <w:spacing w:after="0" w:line="220"/>
+              <w:jc w:val="center"/>
+            </w:pPr>
+            <w:r>
+              <w:rPr>
+                <w:rFonts w:ascii="Times New Roman" w:cs="Times New Roman" w:eastAsia="Times New Roman" w:hAnsi="Times New Roman"/>
+                <w:b w:val="false"/>
+                <w:bCs w:val="false"/>
+                <w:i w:val="false"/>
+                <w:iCs w:val="false"/>
+                <w:color w:val="111111"/>
+                <w:sz w:val="17"/>
+                <w:szCs w:val="17"/>
+              </w:rPr>
+              <w:t xml:space="preserve">3</w:t>
+            </w:r>
+          </w:p>
+        </w:tc>
+      </w:tr>
+      <w:tr>
+        <w:tc>
+          <w:tcPr>
+            <w:tcW w:type="dxa" w:w="2600"/>
+            <w:tcMar>
+              <w:top w:type="dxa" w:w="30"/>
+              <w:left w:type="dxa" w:w="90"/>
+              <w:bottom w:type="dxa" w:w="30"/>
+              <w:right w:type="dxa" w:w="90"/>
+            </w:tcMar>
+            <w:vAlign w:val="center"/>
+          </w:tcPr>
+          <w:p>
+            <w:pPr>
+              <w:spacing w:after="0" w:line="220"/>
+            </w:pPr>
+            <w:r>
+              <w:rPr>
+                <w:rFonts w:ascii="Times New Roman" w:cs="Times New Roman" w:eastAsia="Times New Roman" w:hAnsi="Times New Roman"/>
+                <w:b/>
+                <w:bCs/>
+                <w:i w:val="false"/>
+                <w:iCs w:val="false"/>
+                <w:color w:val="111111"/>
+                <w:sz w:val="17"/>
+                <w:szCs w:val="17"/>
+              </w:rPr>
+              <w:t xml:space="preserve">Yazım ve hareke</w:t>
+            </w:r>
+          </w:p>
+        </w:tc>
+        <w:tc>
+          <w:tcPr>
+            <w:tcW w:type="dxa" w:w="6164"/>
+            <w:tcMar>
+              <w:top w:type="dxa" w:w="30"/>
+              <w:left w:type="dxa" w:w="90"/>
+              <w:bottom w:type="dxa" w:w="30"/>
+              <w:right w:type="dxa" w:w="90"/>
+            </w:tcMar>
+            <w:vAlign w:val="center"/>
+          </w:tcPr>
+          <w:p>
+            <w:pPr>
+              <w:spacing w:after="0" w:line="220"/>
+            </w:pPr>
+            <w:r>
+              <w:rPr>
+                <w:rFonts w:ascii="Times New Roman" w:cs="Times New Roman" w:eastAsia="Times New Roman" w:hAnsi="Times New Roman"/>
+                <w:b w:val="false"/>
+                <w:bCs w:val="false"/>
+                <w:i w:val="false"/>
+                <w:iCs w:val="false"/>
+                <w:color w:val="111111"/>
+                <w:sz w:val="17"/>
+                <w:szCs w:val="17"/>
+              </w:rPr>
+              <w:t xml:space="preserve">Harf bitişimlerini ve harekeleri doğru yazar.</w:t>
+            </w:r>
+          </w:p>
+        </w:tc>
+        <w:tc>
+          <w:tcPr>
+            <w:tcW w:type="dxa" w:w="1100"/>
+            <w:tcMar>
+              <w:top w:type="dxa" w:w="30"/>
+              <w:left w:type="dxa" w:w="90"/>
+              <w:bottom w:type="dxa" w:w="30"/>
+              <w:right w:type="dxa" w:w="90"/>
+            </w:tcMar>
+            <w:vAlign w:val="center"/>
+          </w:tcPr>
+          <w:p>
+            <w:pPr>
+              <w:spacing w:after="0" w:line="220"/>
+              <w:jc w:val="center"/>
+            </w:pPr>
+            <w:r>
+              <w:rPr>
+                <w:rFonts w:ascii="Times New Roman" w:cs="Times New Roman" w:eastAsia="Times New Roman" w:hAnsi="Times New Roman"/>
+                <w:b w:val="false"/>
+                <w:bCs w:val="false"/>
+                <w:i w:val="false"/>
+                <w:iCs w:val="false"/>
+                <w:color w:val="111111"/>
+                <w:sz w:val="17"/>
+                <w:szCs w:val="17"/>
+              </w:rPr>
+              <w:t xml:space="preserve">3</w:t>
+            </w:r>
+          </w:p>
+        </w:tc>
+      </w:tr>
+      <w:tr>
+        <w:tc>
+          <w:tcPr>
+            <w:tcW w:type="dxa" w:w="2600"/>
+            <w:shd w:fill="D8E2EC" w:color="auto" w:val="clear"/>
+            <w:tcMar>
+              <w:top w:type="dxa" w:w="30"/>
+              <w:left w:type="dxa" w:w="90"/>
+              <w:bottom w:type="dxa" w:w="30"/>
+              <w:right w:type="dxa" w:w="90"/>
+            </w:tcMar>
+            <w:vAlign w:val="center"/>
+          </w:tcPr>
+          <w:p>
+            <w:pPr>
+              <w:spacing w:after="0" w:line="220"/>
+            </w:pPr>
+            <w:r>
+              <w:rPr>
+                <w:rFonts w:ascii="Times New Roman" w:cs="Times New Roman" w:eastAsia="Times New Roman" w:hAnsi="Times New Roman"/>
+                <w:b/>
+                <w:bCs/>
+                <w:i w:val="false"/>
+                <w:iCs w:val="false"/>
+                <w:color w:val="111111"/>
+                <w:sz w:val="17"/>
+                <w:szCs w:val="17"/>
+              </w:rPr>
+              <w:t xml:space="preserve">TOPLAM</w:t>
+            </w:r>
+          </w:p>
+        </w:tc>
+        <w:tc>
+          <w:tcPr>
+            <w:tcW w:type="dxa" w:w="6164"/>
+            <w:shd w:fill="D8E2EC" w:color="auto" w:val="clear"/>
+            <w:tcMar>
+              <w:top w:type="dxa" w:w="30"/>
+              <w:left w:type="dxa" w:w="90"/>
+              <w:bottom w:type="dxa" w:w="30"/>
+              <w:right w:type="dxa" w:w="90"/>
+            </w:tcMar>
+            <w:vAlign w:val="center"/>
+          </w:tcPr>
+          <w:p>
+            <w:pPr>
+              <w:spacing w:after="0" w:line="220"/>
+            </w:pPr>
+            <w:r>
+              <w:rPr>
+                <w:rFonts w:ascii="Times New Roman" w:cs="Times New Roman" w:eastAsia="Times New Roman" w:hAnsi="Times New Roman"/>
+                <w:b w:val="false"/>
+                <w:bCs w:val="false"/>
+                <w:i w:val="false"/>
+                <w:iCs w:val="false"/>
+                <w:color w:val="111111"/>
                 <w:sz w:val="18"/>
                 <w:szCs w:val="18"/>
               </w:rPr>
-              <w:t xml:space="preserve">Ölçüt</w:t>
-            </w:r>
-          </w:p>
-        </w:tc>
-        <w:tc>
-          <w:tcPr>
-            <w:tcW w:type="dxa" w:w="6164"/>
-            <w:shd w:fill="E7EEF5" w:color="auto" w:val="clear"/>
-            <w:tcMar>
-              <w:top w:type="dxa" w:w="60"/>
-              <w:left w:type="dxa" w:w="90"/>
-              <w:bottom w:type="dxa" w:w="60"/>
-              <w:right w:type="dxa" w:w="90"/>
-            </w:tcMar>
-            <w:vAlign w:val="center"/>
-          </w:tcPr>
-          <w:p>
-            <w:pPr>
-              <w:spacing w:after="0" w:line="270"/>
+              <w:t xml:space="preserve"/>
+            </w:r>
+          </w:p>
+        </w:tc>
+        <w:tc>
+          <w:tcPr>
+            <w:tcW w:type="dxa" w:w="1100"/>
+            <w:shd w:fill="D8E2EC" w:color="auto" w:val="clear"/>
+            <w:tcMar>
+              <w:top w:type="dxa" w:w="30"/>
+              <w:left w:type="dxa" w:w="90"/>
+              <w:bottom w:type="dxa" w:w="30"/>
+              <w:right w:type="dxa" w:w="90"/>
+            </w:tcMar>
+            <w:vAlign w:val="center"/>
+          </w:tcPr>
+          <w:p>
+            <w:pPr>
+              <w:spacing w:after="0" w:line="220"/>
               <w:jc w:val="center"/>
             </w:pPr>
             <w:r>
@@ -8021,508 +8302,8 @@
                 <w:i w:val="false"/>
                 <w:iCs w:val="false"/>
                 <w:color w:val="111111"/>
-                <w:sz w:val="18"/>
-                <w:szCs w:val="18"/>
-              </w:rPr>
-              <w:t xml:space="preserve">Beklenen davranış</w:t>
-            </w:r>
-          </w:p>
-        </w:tc>
-        <w:tc>
-          <w:tcPr>
-            <w:tcW w:type="dxa" w:w="1100"/>
-            <w:shd w:fill="E7EEF5" w:color="auto" w:val="clear"/>
-            <w:tcMar>
-              <w:top w:type="dxa" w:w="60"/>
-              <w:left w:type="dxa" w:w="90"/>
-              <w:bottom w:type="dxa" w:w="60"/>
-              <w:right w:type="dxa" w:w="90"/>
-            </w:tcMar>
-            <w:vAlign w:val="center"/>
-          </w:tcPr>
-          <w:p>
-            <w:pPr>
-              <w:spacing w:after="0" w:line="270"/>
-              <w:jc w:val="center"/>
-            </w:pPr>
-            <w:r>
-              <w:rPr>
-                <w:rFonts w:ascii="Times New Roman" w:cs="Times New Roman" w:eastAsia="Times New Roman" w:hAnsi="Times New Roman"/>
-                <w:b/>
-                <w:bCs/>
-                <w:i w:val="false"/>
-                <w:iCs w:val="false"/>
-                <w:color w:val="111111"/>
-                <w:sz w:val="18"/>
-                <w:szCs w:val="18"/>
-              </w:rPr>
-              <w:t xml:space="preserve">Puan</w:t>
-            </w:r>
-          </w:p>
-        </w:tc>
-      </w:tr>
-      <w:tr>
-        <w:tc>
-          <w:tcPr>
-            <w:tcW w:type="dxa" w:w="2600"/>
-            <w:tcMar>
-              <w:top w:type="dxa" w:w="30"/>
-              <w:left w:type="dxa" w:w="90"/>
-              <w:bottom w:type="dxa" w:w="30"/>
-              <w:right w:type="dxa" w:w="90"/>
-            </w:tcMar>
-            <w:vAlign w:val="center"/>
-          </w:tcPr>
-          <w:p>
-            <w:pPr>
-              <w:spacing w:after="0" w:line="270"/>
-            </w:pPr>
-            <w:r>
-              <w:rPr>
-                <w:rFonts w:ascii="Times New Roman" w:cs="Times New Roman" w:eastAsia="Times New Roman" w:hAnsi="Times New Roman"/>
-                <w:b/>
-                <w:bCs/>
-                <w:i w:val="false"/>
-                <w:iCs w:val="false"/>
-                <w:color w:val="111111"/>
-                <w:sz w:val="19"/>
-                <w:szCs w:val="19"/>
-              </w:rPr>
-              <w:t xml:space="preserve">Görevin yerine getirilmesi</w:t>
-            </w:r>
-          </w:p>
-        </w:tc>
-        <w:tc>
-          <w:tcPr>
-            <w:tcW w:type="dxa" w:w="6164"/>
-            <w:tcMar>
-              <w:top w:type="dxa" w:w="30"/>
-              <w:left w:type="dxa" w:w="90"/>
-              <w:bottom w:type="dxa" w:w="30"/>
-              <w:right w:type="dxa" w:w="90"/>
-            </w:tcMar>
-            <w:vAlign w:val="center"/>
-          </w:tcPr>
-          <w:p>
-            <w:pPr>
-              <w:spacing w:after="0" w:line="270"/>
-            </w:pPr>
-            <w:r>
-              <w:rPr>
-                <w:rFonts w:ascii="Times New Roman" w:cs="Times New Roman" w:eastAsia="Times New Roman" w:hAnsi="Times New Roman"/>
-                <w:b w:val="false"/>
-                <w:bCs w:val="false"/>
-                <w:i w:val="false"/>
-                <w:iCs w:val="false"/>
-                <w:color w:val="111111"/>
-                <w:sz w:val="19"/>
-                <w:szCs w:val="19"/>
-              </w:rPr>
-              <w:t xml:space="preserve">Ailesini tanıtan en az altı satırlık bir metin yazar.</w:t>
-            </w:r>
-          </w:p>
-        </w:tc>
-        <w:tc>
-          <w:tcPr>
-            <w:tcW w:type="dxa" w:w="1100"/>
-            <w:tcMar>
-              <w:top w:type="dxa" w:w="30"/>
-              <w:left w:type="dxa" w:w="90"/>
-              <w:bottom w:type="dxa" w:w="30"/>
-              <w:right w:type="dxa" w:w="90"/>
-            </w:tcMar>
-            <w:vAlign w:val="center"/>
-          </w:tcPr>
-          <w:p>
-            <w:pPr>
-              <w:spacing w:after="0" w:line="270"/>
-              <w:jc w:val="center"/>
-            </w:pPr>
-            <w:r>
-              <w:rPr>
-                <w:rFonts w:ascii="Times New Roman" w:cs="Times New Roman" w:eastAsia="Times New Roman" w:hAnsi="Times New Roman"/>
-                <w:b w:val="false"/>
-                <w:bCs w:val="false"/>
-                <w:i w:val="false"/>
-                <w:iCs w:val="false"/>
-                <w:color w:val="111111"/>
-                <w:sz w:val="19"/>
-                <w:szCs w:val="19"/>
-              </w:rPr>
-              <w:t xml:space="preserve">5</w:t>
-            </w:r>
-          </w:p>
-        </w:tc>
-      </w:tr>
-      <w:tr>
-        <w:tc>
-          <w:tcPr>
-            <w:tcW w:type="dxa" w:w="2600"/>
-            <w:tcMar>
-              <w:top w:type="dxa" w:w="30"/>
-              <w:left w:type="dxa" w:w="90"/>
-              <w:bottom w:type="dxa" w:w="30"/>
-              <w:right w:type="dxa" w:w="90"/>
-            </w:tcMar>
-            <w:vAlign w:val="center"/>
-          </w:tcPr>
-          <w:p>
-            <w:pPr>
-              <w:spacing w:after="0" w:line="270"/>
-            </w:pPr>
-            <w:r>
-              <w:rPr>
-                <w:rFonts w:ascii="Times New Roman" w:cs="Times New Roman" w:eastAsia="Times New Roman" w:hAnsi="Times New Roman"/>
-                <w:b/>
-                <w:bCs/>
-                <w:i w:val="false"/>
-                <w:iCs w:val="false"/>
-                <w:color w:val="111111"/>
-                <w:sz w:val="19"/>
-                <w:szCs w:val="19"/>
-              </w:rPr>
-              <w:t xml:space="preserve">Söz varlığı</w:t>
-            </w:r>
-          </w:p>
-        </w:tc>
-        <w:tc>
-          <w:tcPr>
-            <w:tcW w:type="dxa" w:w="6164"/>
-            <w:tcMar>
-              <w:top w:type="dxa" w:w="30"/>
-              <w:left w:type="dxa" w:w="90"/>
-              <w:bottom w:type="dxa" w:w="30"/>
-              <w:right w:type="dxa" w:w="90"/>
-            </w:tcMar>
-            <w:vAlign w:val="center"/>
-          </w:tcPr>
-          <w:p>
-            <w:pPr>
-              <w:spacing w:after="0" w:line="270"/>
-            </w:pPr>
-            <w:r>
-              <w:rPr>
-                <w:rFonts w:ascii="Times New Roman" w:cs="Times New Roman" w:eastAsia="Times New Roman" w:hAnsi="Times New Roman"/>
-                <w:b w:val="false"/>
-                <w:bCs w:val="false"/>
-                <w:i w:val="false"/>
-                <w:iCs w:val="false"/>
-                <w:color w:val="111111"/>
-                <w:sz w:val="19"/>
-                <w:szCs w:val="19"/>
-              </w:rPr>
-              <w:t xml:space="preserve">Aile ve meslek sözcüklerini bağlama uygun kullanır.</w:t>
-            </w:r>
-          </w:p>
-        </w:tc>
-        <w:tc>
-          <w:tcPr>
-            <w:tcW w:type="dxa" w:w="1100"/>
-            <w:tcMar>
-              <w:top w:type="dxa" w:w="30"/>
-              <w:left w:type="dxa" w:w="90"/>
-              <w:bottom w:type="dxa" w:w="30"/>
-              <w:right w:type="dxa" w:w="90"/>
-            </w:tcMar>
-            <w:vAlign w:val="center"/>
-          </w:tcPr>
-          <w:p>
-            <w:pPr>
-              <w:spacing w:after="0" w:line="270"/>
-              <w:jc w:val="center"/>
-            </w:pPr>
-            <w:r>
-              <w:rPr>
-                <w:rFonts w:ascii="Times New Roman" w:cs="Times New Roman" w:eastAsia="Times New Roman" w:hAnsi="Times New Roman"/>
-                <w:b w:val="false"/>
-                <w:bCs w:val="false"/>
-                <w:i w:val="false"/>
-                <w:iCs w:val="false"/>
-                <w:color w:val="111111"/>
-                <w:sz w:val="19"/>
-                <w:szCs w:val="19"/>
-              </w:rPr>
-              <w:t xml:space="preserve">4</w:t>
-            </w:r>
-          </w:p>
-        </w:tc>
-      </w:tr>
-      <w:tr>
-        <w:tc>
-          <w:tcPr>
-            <w:tcW w:type="dxa" w:w="2600"/>
-            <w:tcMar>
-              <w:top w:type="dxa" w:w="30"/>
-              <w:left w:type="dxa" w:w="90"/>
-              <w:bottom w:type="dxa" w:w="30"/>
-              <w:right w:type="dxa" w:w="90"/>
-            </w:tcMar>
-            <w:vAlign w:val="center"/>
-          </w:tcPr>
-          <w:p>
-            <w:pPr>
-              <w:spacing w:after="0" w:line="270"/>
-            </w:pPr>
-            <w:r>
-              <w:rPr>
-                <w:rFonts w:ascii="Times New Roman" w:cs="Times New Roman" w:eastAsia="Times New Roman" w:hAnsi="Times New Roman"/>
-                <w:b/>
-                <w:bCs/>
-                <w:i w:val="false"/>
-                <w:iCs w:val="false"/>
-                <w:color w:val="111111"/>
-                <w:sz w:val="19"/>
-                <w:szCs w:val="19"/>
-              </w:rPr>
-              <w:t xml:space="preserve">Dil bilgisi</w:t>
-            </w:r>
-          </w:p>
-        </w:tc>
-        <w:tc>
-          <w:tcPr>
-            <w:tcW w:type="dxa" w:w="6164"/>
-            <w:tcMar>
-              <w:top w:type="dxa" w:w="30"/>
-              <w:left w:type="dxa" w:w="90"/>
-              <w:bottom w:type="dxa" w:w="30"/>
-              <w:right w:type="dxa" w:w="90"/>
-            </w:tcMar>
-            <w:vAlign w:val="center"/>
-          </w:tcPr>
-          <w:p>
-            <w:pPr>
-              <w:spacing w:after="0" w:line="270"/>
-            </w:pPr>
-            <w:r>
-              <w:rPr>
-                <w:rFonts w:ascii="Times New Roman" w:cs="Times New Roman" w:eastAsia="Times New Roman" w:hAnsi="Times New Roman"/>
-                <w:b w:val="false"/>
-                <w:bCs w:val="false"/>
-                <w:i w:val="false"/>
-                <w:iCs w:val="false"/>
-                <w:color w:val="111111"/>
-                <w:sz w:val="19"/>
-                <w:szCs w:val="19"/>
-              </w:rPr>
-              <w:t xml:space="preserve">Muttasıl zamirleri ve هُوَ / هِيَ kullanımını doğru yapar.</w:t>
-            </w:r>
-          </w:p>
-        </w:tc>
-        <w:tc>
-          <w:tcPr>
-            <w:tcW w:type="dxa" w:w="1100"/>
-            <w:tcMar>
-              <w:top w:type="dxa" w:w="30"/>
-              <w:left w:type="dxa" w:w="90"/>
-              <w:bottom w:type="dxa" w:w="30"/>
-              <w:right w:type="dxa" w:w="90"/>
-            </w:tcMar>
-            <w:vAlign w:val="center"/>
-          </w:tcPr>
-          <w:p>
-            <w:pPr>
-              <w:spacing w:after="0" w:line="270"/>
-              <w:jc w:val="center"/>
-            </w:pPr>
-            <w:r>
-              <w:rPr>
-                <w:rFonts w:ascii="Times New Roman" w:cs="Times New Roman" w:eastAsia="Times New Roman" w:hAnsi="Times New Roman"/>
-                <w:b w:val="false"/>
-                <w:bCs w:val="false"/>
-                <w:i w:val="false"/>
-                <w:iCs w:val="false"/>
-                <w:color w:val="111111"/>
-                <w:sz w:val="19"/>
-                <w:szCs w:val="19"/>
-              </w:rPr>
-              <w:t xml:space="preserve">3</w:t>
-            </w:r>
-          </w:p>
-        </w:tc>
-      </w:tr>
-      <w:tr>
-        <w:tc>
-          <w:tcPr>
-            <w:tcW w:type="dxa" w:w="2600"/>
-            <w:tcMar>
-              <w:top w:type="dxa" w:w="30"/>
-              <w:left w:type="dxa" w:w="90"/>
-              <w:bottom w:type="dxa" w:w="30"/>
-              <w:right w:type="dxa" w:w="90"/>
-            </w:tcMar>
-            <w:vAlign w:val="center"/>
-          </w:tcPr>
-          <w:p>
-            <w:pPr>
-              <w:spacing w:after="0" w:line="270"/>
-            </w:pPr>
-            <w:r>
-              <w:rPr>
-                <w:rFonts w:ascii="Times New Roman" w:cs="Times New Roman" w:eastAsia="Times New Roman" w:hAnsi="Times New Roman"/>
-                <w:b/>
-                <w:bCs/>
-                <w:i w:val="false"/>
-                <w:iCs w:val="false"/>
-                <w:color w:val="111111"/>
-                <w:sz w:val="19"/>
-                <w:szCs w:val="19"/>
-              </w:rPr>
-              <w:t xml:space="preserve">Yazım ve hareke</w:t>
-            </w:r>
-          </w:p>
-        </w:tc>
-        <w:tc>
-          <w:tcPr>
-            <w:tcW w:type="dxa" w:w="6164"/>
-            <w:tcMar>
-              <w:top w:type="dxa" w:w="30"/>
-              <w:left w:type="dxa" w:w="90"/>
-              <w:bottom w:type="dxa" w:w="30"/>
-              <w:right w:type="dxa" w:w="90"/>
-            </w:tcMar>
-            <w:vAlign w:val="center"/>
-          </w:tcPr>
-          <w:p>
-            <w:pPr>
-              <w:spacing w:after="0" w:line="270"/>
-            </w:pPr>
-            <w:r>
-              <w:rPr>
-                <w:rFonts w:ascii="Times New Roman" w:cs="Times New Roman" w:eastAsia="Times New Roman" w:hAnsi="Times New Roman"/>
-                <w:b w:val="false"/>
-                <w:bCs w:val="false"/>
-                <w:i w:val="false"/>
-                <w:iCs w:val="false"/>
-                <w:color w:val="111111"/>
-                <w:sz w:val="19"/>
-                <w:szCs w:val="19"/>
-              </w:rPr>
-              <w:t xml:space="preserve">Harf bitişimlerini ve harekeleri doğru yazar.</w:t>
-            </w:r>
-          </w:p>
-        </w:tc>
-        <w:tc>
-          <w:tcPr>
-            <w:tcW w:type="dxa" w:w="1100"/>
-            <w:tcMar>
-              <w:top w:type="dxa" w:w="30"/>
-              <w:left w:type="dxa" w:w="90"/>
-              <w:bottom w:type="dxa" w:w="30"/>
-              <w:right w:type="dxa" w:w="90"/>
-            </w:tcMar>
-            <w:vAlign w:val="center"/>
-          </w:tcPr>
-          <w:p>
-            <w:pPr>
-              <w:spacing w:after="0" w:line="270"/>
-              <w:jc w:val="center"/>
-            </w:pPr>
-            <w:r>
-              <w:rPr>
-                <w:rFonts w:ascii="Times New Roman" w:cs="Times New Roman" w:eastAsia="Times New Roman" w:hAnsi="Times New Roman"/>
-                <w:b w:val="false"/>
-                <w:bCs w:val="false"/>
-                <w:i w:val="false"/>
-                <w:iCs w:val="false"/>
-                <w:color w:val="111111"/>
-                <w:sz w:val="19"/>
-                <w:szCs w:val="19"/>
-              </w:rPr>
-              <w:t xml:space="preserve">3</w:t>
-            </w:r>
-          </w:p>
-        </w:tc>
-      </w:tr>
-      <w:tr>
-        <w:tc>
-          <w:tcPr>
-            <w:tcW w:type="dxa" w:w="2600"/>
-            <w:shd w:fill="D8E2EC" w:color="auto" w:val="clear"/>
-            <w:tcMar>
-              <w:top w:type="dxa" w:w="30"/>
-              <w:left w:type="dxa" w:w="90"/>
-              <w:bottom w:type="dxa" w:w="30"/>
-              <w:right w:type="dxa" w:w="90"/>
-            </w:tcMar>
-            <w:vAlign w:val="center"/>
-          </w:tcPr>
-          <w:p>
-            <w:pPr>
-              <w:spacing w:after="0" w:line="270"/>
-            </w:pPr>
-            <w:r>
-              <w:rPr>
-                <w:rFonts w:ascii="Times New Roman" w:cs="Times New Roman" w:eastAsia="Times New Roman" w:hAnsi="Times New Roman"/>
-                <w:b/>
-                <w:bCs/>
-                <w:i w:val="false"/>
-                <w:iCs w:val="false"/>
-                <w:color w:val="111111"/>
-                <w:sz w:val="19"/>
-                <w:szCs w:val="19"/>
-              </w:rPr>
-              <w:t xml:space="preserve">TOPLAM</w:t>
-            </w:r>
-          </w:p>
-        </w:tc>
-        <w:tc>
-          <w:tcPr>
-            <w:tcW w:type="dxa" w:w="6164"/>
-            <w:shd w:fill="D8E2EC" w:color="auto" w:val="clear"/>
-            <w:tcMar>
-              <w:top w:type="dxa" w:w="30"/>
-              <w:left w:type="dxa" w:w="90"/>
-              <w:bottom w:type="dxa" w:w="30"/>
-              <w:right w:type="dxa" w:w="90"/>
-            </w:tcMar>
-            <w:vAlign w:val="center"/>
-          </w:tcPr>
-          <w:p>
-            <w:pPr>
-              <w:spacing w:after="0" w:line="270"/>
-            </w:pPr>
-            <w:r>
-              <w:rPr>
-                <w:rFonts w:ascii="Times New Roman" w:cs="Times New Roman" w:eastAsia="Times New Roman" w:hAnsi="Times New Roman"/>
-                <w:b w:val="false"/>
-                <w:bCs w:val="false"/>
-                <w:i w:val="false"/>
-                <w:iCs w:val="false"/>
-                <w:color w:val="111111"/>
-                <w:sz w:val="21"/>
-                <w:szCs w:val="21"/>
-              </w:rPr>
-              <w:t xml:space="preserve"/>
-            </w:r>
-          </w:p>
-        </w:tc>
-        <w:tc>
-          <w:tcPr>
-            <w:tcW w:type="dxa" w:w="1100"/>
-            <w:shd w:fill="D8E2EC" w:color="auto" w:val="clear"/>
-            <w:tcMar>
-              <w:top w:type="dxa" w:w="30"/>
-              <w:left w:type="dxa" w:w="90"/>
-              <w:bottom w:type="dxa" w:w="30"/>
-              <w:right w:type="dxa" w:w="90"/>
-            </w:tcMar>
-            <w:vAlign w:val="center"/>
-          </w:tcPr>
-          <w:p>
-            <w:pPr>
-              <w:spacing w:after="0" w:line="270"/>
-              <w:jc w:val="center"/>
-            </w:pPr>
-            <w:r>
-              <w:rPr>
-                <w:rFonts w:ascii="Times New Roman" w:cs="Times New Roman" w:eastAsia="Times New Roman" w:hAnsi="Times New Roman"/>
-                <w:b/>
-                <w:bCs/>
-                <w:i w:val="false"/>
-                <w:iCs w:val="false"/>
-                <w:color w:val="111111"/>
-                <w:sz w:val="19"/>
-                <w:szCs w:val="19"/>
+                <w:sz w:val="17"/>
+                <w:szCs w:val="17"/>
               </w:rPr>
               <w:t xml:space="preserve">15</w:t>
             </w:r>
@@ -8532,7 +8313,7 @@
     </w:tbl>
     <w:p>
       <w:pPr>
-        <w:spacing w:after="110"/>
+        <w:spacing w:after="44"/>
       </w:pPr>
       <w:r>
         <w:rPr>
@@ -8542,8 +8323,8 @@
           <w:i w:val="false"/>
           <w:iCs w:val="false"/>
           <w:color w:val="111111"/>
-          <w:sz w:val="21"/>
-          <w:szCs w:val="21"/>
+          <w:sz w:val="18"/>
+          <w:szCs w:val="18"/>
         </w:rPr>
         <w:t xml:space="preserve"/>
       </w:r>
@@ -8551,7 +8332,7 @@
     <w:p>
       <w:pPr>
         <w:keepNext w:val="false"/>
-        <w:spacing w:after="90" w:before="0" w:line="280"/>
+        <w:spacing w:after="36" w:before="0" w:line="220"/>
       </w:pPr>
       <w:r>
         <w:rPr>
@@ -8561,8 +8342,8 @@
           <w:i w:val="false"/>
           <w:iCs w:val="false"/>
           <w:color w:val="111111"/>
-          <w:sz w:val="20"/>
-          <w:szCs w:val="20"/>
+          <w:sz w:val="17"/>
+          <w:szCs w:val="17"/>
         </w:rPr>
         <w:t xml:space="preserve">Öğrenme çıktısı / kazanım dağılımı</w:t>
       </w:r>
@@ -8603,7 +8384,7 @@
           </w:tcPr>
           <w:p>
             <w:pPr>
-              <w:spacing w:after="0" w:line="270"/>
+              <w:spacing w:after="0" w:line="220"/>
               <w:jc w:val="center"/>
             </w:pPr>
             <w:r>
@@ -8614,8 +8395,8 @@
                 <w:i w:val="false"/>
                 <w:iCs w:val="false"/>
                 <w:color w:val="111111"/>
-                <w:sz w:val="18"/>
-                <w:szCs w:val="18"/>
+                <w:sz w:val="16"/>
+                <w:szCs w:val="16"/>
               </w:rPr>
               <w:t xml:space="preserve">Soru</w:t>
             </w:r>
@@ -8635,7 +8416,7 @@
           </w:tcPr>
           <w:p>
             <w:pPr>
-              <w:spacing w:after="0" w:line="270"/>
+              <w:spacing w:after="0" w:line="220"/>
               <w:jc w:val="center"/>
             </w:pPr>
             <w:r>
@@ -8646,8 +8427,8 @@
                 <w:i w:val="false"/>
                 <w:iCs w:val="false"/>
                 <w:color w:val="111111"/>
-                <w:sz w:val="18"/>
-                <w:szCs w:val="18"/>
+                <w:sz w:val="16"/>
+                <w:szCs w:val="16"/>
               </w:rPr>
               <w:t xml:space="preserve">Öğrenme çıktısı</w:t>
             </w:r>
@@ -8667,7 +8448,7 @@
           </w:tcPr>
           <w:p>
             <w:pPr>
-              <w:spacing w:after="0" w:line="270"/>
+              <w:spacing w:after="0" w:line="220"/>
               <w:jc w:val="center"/>
             </w:pPr>
             <w:r>
@@ -8678,8 +8459,8 @@
                 <w:i w:val="false"/>
                 <w:iCs w:val="false"/>
                 <w:color w:val="111111"/>
-                <w:sz w:val="18"/>
-                <w:szCs w:val="18"/>
+                <w:sz w:val="16"/>
+                <w:szCs w:val="16"/>
               </w:rPr>
               <w:t xml:space="preserve">Beceri alanı</w:t>
             </w:r>
@@ -8699,7 +8480,7 @@
           </w:tcPr>
           <w:p>
             <w:pPr>
-              <w:spacing w:after="0" w:line="270"/>
+              <w:spacing w:after="0" w:line="220"/>
               <w:jc w:val="center"/>
             </w:pPr>
             <w:r>
@@ -8710,8 +8491,8 @@
                 <w:i w:val="false"/>
                 <w:iCs w:val="false"/>
                 <w:color w:val="111111"/>
-                <w:sz w:val="18"/>
-                <w:szCs w:val="18"/>
+                <w:sz w:val="16"/>
+                <w:szCs w:val="16"/>
               </w:rPr>
               <w:t xml:space="preserve">Puan</w:t>
             </w:r>
@@ -8732,7 +8513,7 @@
           </w:tcPr>
           <w:p>
             <w:pPr>
-              <w:spacing w:after="0" w:line="270"/>
+              <w:spacing w:after="0" w:line="220"/>
               <w:jc w:val="center"/>
             </w:pPr>
             <w:r>
@@ -8743,8 +8524,8 @@
                 <w:i w:val="false"/>
                 <w:iCs w:val="false"/>
                 <w:color w:val="111111"/>
-                <w:sz w:val="18"/>
-                <w:szCs w:val="18"/>
+                <w:sz w:val="16"/>
+                <w:szCs w:val="16"/>
               </w:rPr>
               <w:t xml:space="preserve">1</w:t>
             </w:r>
@@ -8763,18 +8544,18 @@
           </w:tcPr>
           <w:p>
             <w:pPr>
-              <w:spacing w:after="0" w:line="270"/>
-            </w:pPr>
-            <w:r>
-              <w:rPr>
-                <w:rFonts w:ascii="Times New Roman" w:cs="Times New Roman" w:eastAsia="Times New Roman" w:hAnsi="Times New Roman"/>
-                <w:b w:val="false"/>
-                <w:bCs w:val="false"/>
-                <w:i w:val="false"/>
-                <w:iCs w:val="false"/>
-                <w:color w:val="111111"/>
-                <w:sz w:val="17"/>
-                <w:szCs w:val="17"/>
+              <w:spacing w:after="0" w:line="220"/>
+            </w:pPr>
+            <w:r>
+              <w:rPr>
+                <w:rFonts w:ascii="Times New Roman" w:cs="Times New Roman" w:eastAsia="Times New Roman" w:hAnsi="Times New Roman"/>
+                <w:b w:val="false"/>
+                <w:bCs w:val="false"/>
+                <w:i w:val="false"/>
+                <w:iCs w:val="false"/>
+                <w:color w:val="111111"/>
+                <w:sz w:val="15"/>
+                <w:szCs w:val="15"/>
               </w:rPr>
               <w:t xml:space="preserve">ARP.5.3.2.1 — Aileyi tanıtan kısa bir metni okuyarak bilgi çıkarır.</w:t>
             </w:r>
@@ -8793,19 +8574,19 @@
           </w:tcPr>
           <w:p>
             <w:pPr>
-              <w:spacing w:after="0" w:line="270"/>
-              <w:jc w:val="center"/>
-            </w:pPr>
-            <w:r>
-              <w:rPr>
-                <w:rFonts w:ascii="Times New Roman" w:cs="Times New Roman" w:eastAsia="Times New Roman" w:hAnsi="Times New Roman"/>
-                <w:b w:val="false"/>
-                <w:bCs w:val="false"/>
-                <w:i w:val="false"/>
-                <w:iCs w:val="false"/>
-                <w:color w:val="111111"/>
-                <w:sz w:val="17"/>
-                <w:szCs w:val="17"/>
+              <w:spacing w:after="0" w:line="220"/>
+              <w:jc w:val="center"/>
+            </w:pPr>
+            <w:r>
+              <w:rPr>
+                <w:rFonts w:ascii="Times New Roman" w:cs="Times New Roman" w:eastAsia="Times New Roman" w:hAnsi="Times New Roman"/>
+                <w:b w:val="false"/>
+                <w:bCs w:val="false"/>
+                <w:i w:val="false"/>
+                <w:iCs w:val="false"/>
+                <w:color w:val="111111"/>
+                <w:sz w:val="15"/>
+                <w:szCs w:val="15"/>
               </w:rPr>
               <w:t xml:space="preserve">Okuma</w:t>
             </w:r>
@@ -8824,19 +8605,19 @@
           </w:tcPr>
           <w:p>
             <w:pPr>
-              <w:spacing w:after="0" w:line="270"/>
-              <w:jc w:val="center"/>
-            </w:pPr>
-            <w:r>
-              <w:rPr>
-                <w:rFonts w:ascii="Times New Roman" w:cs="Times New Roman" w:eastAsia="Times New Roman" w:hAnsi="Times New Roman"/>
-                <w:b w:val="false"/>
-                <w:bCs w:val="false"/>
-                <w:i w:val="false"/>
-                <w:iCs w:val="false"/>
-                <w:color w:val="111111"/>
-                <w:sz w:val="18"/>
-                <w:szCs w:val="18"/>
+              <w:spacing w:after="0" w:line="220"/>
+              <w:jc w:val="center"/>
+            </w:pPr>
+            <w:r>
+              <w:rPr>
+                <w:rFonts w:ascii="Times New Roman" w:cs="Times New Roman" w:eastAsia="Times New Roman" w:hAnsi="Times New Roman"/>
+                <w:b w:val="false"/>
+                <w:bCs w:val="false"/>
+                <w:i w:val="false"/>
+                <w:iCs w:val="false"/>
+                <w:color w:val="111111"/>
+                <w:sz w:val="16"/>
+                <w:szCs w:val="16"/>
               </w:rPr>
               <w:t xml:space="preserve">15</w:t>
             </w:r>
@@ -8857,7 +8638,7 @@
           </w:tcPr>
           <w:p>
             <w:pPr>
-              <w:spacing w:after="0" w:line="270"/>
+              <w:spacing w:after="0" w:line="220"/>
               <w:jc w:val="center"/>
             </w:pPr>
             <w:r>
@@ -8868,8 +8649,8 @@
                 <w:i w:val="false"/>
                 <w:iCs w:val="false"/>
                 <w:color w:val="111111"/>
-                <w:sz w:val="18"/>
-                <w:szCs w:val="18"/>
+                <w:sz w:val="16"/>
+                <w:szCs w:val="16"/>
               </w:rPr>
               <w:t xml:space="preserve">2</w:t>
             </w:r>
@@ -8888,18 +8669,18 @@
           </w:tcPr>
           <w:p>
             <w:pPr>
-              <w:spacing w:after="0" w:line="270"/>
-            </w:pPr>
-            <w:r>
-              <w:rPr>
-                <w:rFonts w:ascii="Times New Roman" w:cs="Times New Roman" w:eastAsia="Times New Roman" w:hAnsi="Times New Roman"/>
-                <w:b w:val="false"/>
-                <w:bCs w:val="false"/>
-                <w:i w:val="false"/>
-                <w:iCs w:val="false"/>
-                <w:color w:val="111111"/>
-                <w:sz w:val="17"/>
-                <w:szCs w:val="17"/>
+              <w:spacing w:after="0" w:line="220"/>
+            </w:pPr>
+            <w:r>
+              <w:rPr>
+                <w:rFonts w:ascii="Times New Roman" w:cs="Times New Roman" w:eastAsia="Times New Roman" w:hAnsi="Times New Roman"/>
+                <w:b w:val="false"/>
+                <w:bCs w:val="false"/>
+                <w:i w:val="false"/>
+                <w:iCs w:val="false"/>
+                <w:color w:val="111111"/>
+                <w:sz w:val="15"/>
+                <w:szCs w:val="15"/>
               </w:rPr>
               <w:t xml:space="preserve">ARP.5.3.1.1 — Dinlediği metinde kişileri ve meslekleri belirler.</w:t>
             </w:r>
@@ -8918,19 +8699,19 @@
           </w:tcPr>
           <w:p>
             <w:pPr>
-              <w:spacing w:after="0" w:line="270"/>
-              <w:jc w:val="center"/>
-            </w:pPr>
-            <w:r>
-              <w:rPr>
-                <w:rFonts w:ascii="Times New Roman" w:cs="Times New Roman" w:eastAsia="Times New Roman" w:hAnsi="Times New Roman"/>
-                <w:b w:val="false"/>
-                <w:bCs w:val="false"/>
-                <w:i w:val="false"/>
-                <w:iCs w:val="false"/>
-                <w:color w:val="111111"/>
-                <w:sz w:val="17"/>
-                <w:szCs w:val="17"/>
+              <w:spacing w:after="0" w:line="220"/>
+              <w:jc w:val="center"/>
+            </w:pPr>
+            <w:r>
+              <w:rPr>
+                <w:rFonts w:ascii="Times New Roman" w:cs="Times New Roman" w:eastAsia="Times New Roman" w:hAnsi="Times New Roman"/>
+                <w:b w:val="false"/>
+                <w:bCs w:val="false"/>
+                <w:i w:val="false"/>
+                <w:iCs w:val="false"/>
+                <w:color w:val="111111"/>
+                <w:sz w:val="15"/>
+                <w:szCs w:val="15"/>
               </w:rPr>
               <w:t xml:space="preserve">Dinleme</w:t>
             </w:r>
@@ -8949,19 +8730,19 @@
           </w:tcPr>
           <w:p>
             <w:pPr>
-              <w:spacing w:after="0" w:line="270"/>
-              <w:jc w:val="center"/>
-            </w:pPr>
-            <w:r>
-              <w:rPr>
-                <w:rFonts w:ascii="Times New Roman" w:cs="Times New Roman" w:eastAsia="Times New Roman" w:hAnsi="Times New Roman"/>
-                <w:b w:val="false"/>
-                <w:bCs w:val="false"/>
-                <w:i w:val="false"/>
-                <w:iCs w:val="false"/>
-                <w:color w:val="111111"/>
-                <w:sz w:val="18"/>
-                <w:szCs w:val="18"/>
+              <w:spacing w:after="0" w:line="220"/>
+              <w:jc w:val="center"/>
+            </w:pPr>
+            <w:r>
+              <w:rPr>
+                <w:rFonts w:ascii="Times New Roman" w:cs="Times New Roman" w:eastAsia="Times New Roman" w:hAnsi="Times New Roman"/>
+                <w:b w:val="false"/>
+                <w:bCs w:val="false"/>
+                <w:i w:val="false"/>
+                <w:iCs w:val="false"/>
+                <w:color w:val="111111"/>
+                <w:sz w:val="16"/>
+                <w:szCs w:val="16"/>
               </w:rPr>
               <w:t xml:space="preserve">10</w:t>
             </w:r>
@@ -8982,7 +8763,7 @@
           </w:tcPr>
           <w:p>
             <w:pPr>
-              <w:spacing w:after="0" w:line="270"/>
+              <w:spacing w:after="0" w:line="220"/>
               <w:jc w:val="center"/>
             </w:pPr>
             <w:r>
@@ -8993,8 +8774,8 @@
                 <w:i w:val="false"/>
                 <w:iCs w:val="false"/>
                 <w:color w:val="111111"/>
-                <w:sz w:val="18"/>
-                <w:szCs w:val="18"/>
+                <w:sz w:val="16"/>
+                <w:szCs w:val="16"/>
               </w:rPr>
               <w:t xml:space="preserve">3</w:t>
             </w:r>
@@ -9013,18 +8794,18 @@
           </w:tcPr>
           <w:p>
             <w:pPr>
-              <w:spacing w:after="0" w:line="270"/>
-            </w:pPr>
-            <w:r>
-              <w:rPr>
-                <w:rFonts w:ascii="Times New Roman" w:cs="Times New Roman" w:eastAsia="Times New Roman" w:hAnsi="Times New Roman"/>
-                <w:b w:val="false"/>
-                <w:bCs w:val="false"/>
-                <w:i w:val="false"/>
-                <w:iCs w:val="false"/>
-                <w:color w:val="111111"/>
-                <w:sz w:val="17"/>
-                <w:szCs w:val="17"/>
+              <w:spacing w:after="0" w:line="220"/>
+            </w:pPr>
+            <w:r>
+              <w:rPr>
+                <w:rFonts w:ascii="Times New Roman" w:cs="Times New Roman" w:eastAsia="Times New Roman" w:hAnsi="Times New Roman"/>
+                <w:b w:val="false"/>
+                <w:bCs w:val="false"/>
+                <w:i w:val="false"/>
+                <w:iCs w:val="false"/>
+                <w:color w:val="111111"/>
+                <w:sz w:val="15"/>
+                <w:szCs w:val="15"/>
               </w:rPr>
               <w:t xml:space="preserve">ARP.5.3.3.1 — Bağlama uygun soru kalıbını ve yapıyı seçer.</w:t>
             </w:r>
@@ -9043,19 +8824,19 @@
           </w:tcPr>
           <w:p>
             <w:pPr>
-              <w:spacing w:after="0" w:line="270"/>
-              <w:jc w:val="center"/>
-            </w:pPr>
-            <w:r>
-              <w:rPr>
-                <w:rFonts w:ascii="Times New Roman" w:cs="Times New Roman" w:eastAsia="Times New Roman" w:hAnsi="Times New Roman"/>
-                <w:b w:val="false"/>
-                <w:bCs w:val="false"/>
-                <w:i w:val="false"/>
-                <w:iCs w:val="false"/>
-                <w:color w:val="111111"/>
-                <w:sz w:val="17"/>
-                <w:szCs w:val="17"/>
+              <w:spacing w:after="0" w:line="220"/>
+              <w:jc w:val="center"/>
+            </w:pPr>
+            <w:r>
+              <w:rPr>
+                <w:rFonts w:ascii="Times New Roman" w:cs="Times New Roman" w:eastAsia="Times New Roman" w:hAnsi="Times New Roman"/>
+                <w:b w:val="false"/>
+                <w:bCs w:val="false"/>
+                <w:i w:val="false"/>
+                <w:iCs w:val="false"/>
+                <w:color w:val="111111"/>
+                <w:sz w:val="15"/>
+                <w:szCs w:val="15"/>
               </w:rPr>
               <w:t xml:space="preserve">Dil Bilgisi</w:t>
             </w:r>
@@ -9074,19 +8855,19 @@
           </w:tcPr>
           <w:p>
             <w:pPr>
-              <w:spacing w:after="0" w:line="270"/>
-              <w:jc w:val="center"/>
-            </w:pPr>
-            <w:r>
-              <w:rPr>
-                <w:rFonts w:ascii="Times New Roman" w:cs="Times New Roman" w:eastAsia="Times New Roman" w:hAnsi="Times New Roman"/>
-                <w:b w:val="false"/>
-                <w:bCs w:val="false"/>
-                <w:i w:val="false"/>
-                <w:iCs w:val="false"/>
-                <w:color w:val="111111"/>
-                <w:sz w:val="18"/>
-                <w:szCs w:val="18"/>
+              <w:spacing w:after="0" w:line="220"/>
+              <w:jc w:val="center"/>
+            </w:pPr>
+            <w:r>
+              <w:rPr>
+                <w:rFonts w:ascii="Times New Roman" w:cs="Times New Roman" w:eastAsia="Times New Roman" w:hAnsi="Times New Roman"/>
+                <w:b w:val="false"/>
+                <w:bCs w:val="false"/>
+                <w:i w:val="false"/>
+                <w:iCs w:val="false"/>
+                <w:color w:val="111111"/>
+                <w:sz w:val="16"/>
+                <w:szCs w:val="16"/>
               </w:rPr>
               <w:t xml:space="preserve">15</w:t>
             </w:r>
@@ -9107,7 +8888,7 @@
           </w:tcPr>
           <w:p>
             <w:pPr>
-              <w:spacing w:after="0" w:line="270"/>
+              <w:spacing w:after="0" w:line="220"/>
               <w:jc w:val="center"/>
             </w:pPr>
             <w:r>
@@ -9118,8 +8899,8 @@
                 <w:i w:val="false"/>
                 <w:iCs w:val="false"/>
                 <w:color w:val="111111"/>
-                <w:sz w:val="18"/>
-                <w:szCs w:val="18"/>
+                <w:sz w:val="16"/>
+                <w:szCs w:val="16"/>
               </w:rPr>
               <w:t xml:space="preserve">4</w:t>
             </w:r>
@@ -9138,18 +8919,18 @@
           </w:tcPr>
           <w:p>
             <w:pPr>
-              <w:spacing w:after="0" w:line="270"/>
-            </w:pPr>
-            <w:r>
-              <w:rPr>
-                <w:rFonts w:ascii="Times New Roman" w:cs="Times New Roman" w:eastAsia="Times New Roman" w:hAnsi="Times New Roman"/>
-                <w:b w:val="false"/>
-                <w:bCs w:val="false"/>
-                <w:i w:val="false"/>
-                <w:iCs w:val="false"/>
-                <w:color w:val="111111"/>
-                <w:sz w:val="17"/>
-                <w:szCs w:val="17"/>
+              <w:spacing w:after="0" w:line="220"/>
+            </w:pPr>
+            <w:r>
+              <w:rPr>
+                <w:rFonts w:ascii="Times New Roman" w:cs="Times New Roman" w:eastAsia="Times New Roman" w:hAnsi="Times New Roman"/>
+                <w:b w:val="false"/>
+                <w:bCs w:val="false"/>
+                <w:i w:val="false"/>
+                <w:iCs w:val="false"/>
+                <w:color w:val="111111"/>
+                <w:sz w:val="15"/>
+                <w:szCs w:val="15"/>
               </w:rPr>
               <w:t xml:space="preserve">ARP.5.3.5.1 — Günlük durumlara uygun Arapça ifadeyi belirler.</w:t>
             </w:r>
@@ -9168,19 +8949,19 @@
           </w:tcPr>
           <w:p>
             <w:pPr>
-              <w:spacing w:after="0" w:line="270"/>
-              <w:jc w:val="center"/>
-            </w:pPr>
-            <w:r>
-              <w:rPr>
-                <w:rFonts w:ascii="Times New Roman" w:cs="Times New Roman" w:eastAsia="Times New Roman" w:hAnsi="Times New Roman"/>
-                <w:b w:val="false"/>
-                <w:bCs w:val="false"/>
-                <w:i w:val="false"/>
-                <w:iCs w:val="false"/>
-                <w:color w:val="111111"/>
-                <w:sz w:val="17"/>
-                <w:szCs w:val="17"/>
+              <w:spacing w:after="0" w:line="220"/>
+              <w:jc w:val="center"/>
+            </w:pPr>
+            <w:r>
+              <w:rPr>
+                <w:rFonts w:ascii="Times New Roman" w:cs="Times New Roman" w:eastAsia="Times New Roman" w:hAnsi="Times New Roman"/>
+                <w:b w:val="false"/>
+                <w:bCs w:val="false"/>
+                <w:i w:val="false"/>
+                <w:iCs w:val="false"/>
+                <w:color w:val="111111"/>
+                <w:sz w:val="15"/>
+                <w:szCs w:val="15"/>
               </w:rPr>
               <w:t xml:space="preserve">Konuşma</w:t>
             </w:r>
@@ -9199,19 +8980,19 @@
           </w:tcPr>
           <w:p>
             <w:pPr>
-              <w:spacing w:after="0" w:line="270"/>
-              <w:jc w:val="center"/>
-            </w:pPr>
-            <w:r>
-              <w:rPr>
-                <w:rFonts w:ascii="Times New Roman" w:cs="Times New Roman" w:eastAsia="Times New Roman" w:hAnsi="Times New Roman"/>
-                <w:b w:val="false"/>
-                <w:bCs w:val="false"/>
-                <w:i w:val="false"/>
-                <w:iCs w:val="false"/>
-                <w:color w:val="111111"/>
-                <w:sz w:val="18"/>
-                <w:szCs w:val="18"/>
+              <w:spacing w:after="0" w:line="220"/>
+              <w:jc w:val="center"/>
+            </w:pPr>
+            <w:r>
+              <w:rPr>
+                <w:rFonts w:ascii="Times New Roman" w:cs="Times New Roman" w:eastAsia="Times New Roman" w:hAnsi="Times New Roman"/>
+                <w:b w:val="false"/>
+                <w:bCs w:val="false"/>
+                <w:i w:val="false"/>
+                <w:iCs w:val="false"/>
+                <w:color w:val="111111"/>
+                <w:sz w:val="16"/>
+                <w:szCs w:val="16"/>
               </w:rPr>
               <w:t xml:space="preserve">10</w:t>
             </w:r>
@@ -9232,7 +9013,7 @@
           </w:tcPr>
           <w:p>
             <w:pPr>
-              <w:spacing w:after="0" w:line="270"/>
+              <w:spacing w:after="0" w:line="220"/>
               <w:jc w:val="center"/>
             </w:pPr>
             <w:r>
@@ -9243,8 +9024,8 @@
                 <w:i w:val="false"/>
                 <w:iCs w:val="false"/>
                 <w:color w:val="111111"/>
-                <w:sz w:val="18"/>
-                <w:szCs w:val="18"/>
+                <w:sz w:val="16"/>
+                <w:szCs w:val="16"/>
               </w:rPr>
               <w:t xml:space="preserve">5</w:t>
             </w:r>
@@ -9263,18 +9044,18 @@
           </w:tcPr>
           <w:p>
             <w:pPr>
-              <w:spacing w:after="0" w:line="270"/>
-            </w:pPr>
-            <w:r>
-              <w:rPr>
-                <w:rFonts w:ascii="Times New Roman" w:cs="Times New Roman" w:eastAsia="Times New Roman" w:hAnsi="Times New Roman"/>
-                <w:b w:val="false"/>
-                <w:bCs w:val="false"/>
-                <w:i w:val="false"/>
-                <w:iCs w:val="false"/>
-                <w:color w:val="111111"/>
-                <w:sz w:val="17"/>
-                <w:szCs w:val="17"/>
+              <w:spacing w:after="0" w:line="220"/>
+            </w:pPr>
+            <w:r>
+              <w:rPr>
+                <w:rFonts w:ascii="Times New Roman" w:cs="Times New Roman" w:eastAsia="Times New Roman" w:hAnsi="Times New Roman"/>
+                <w:b w:val="false"/>
+                <w:bCs w:val="false"/>
+                <w:i w:val="false"/>
+                <w:iCs w:val="false"/>
+                <w:color w:val="111111"/>
+                <w:sz w:val="15"/>
+                <w:szCs w:val="15"/>
               </w:rPr>
               <w:t xml:space="preserve">ARP.5.3.4.1 — Metinden hareketle sözcükleri yerinde kullanır.</w:t>
             </w:r>
@@ -9293,19 +9074,19 @@
           </w:tcPr>
           <w:p>
             <w:pPr>
-              <w:spacing w:after="0" w:line="270"/>
-              <w:jc w:val="center"/>
-            </w:pPr>
-            <w:r>
-              <w:rPr>
-                <w:rFonts w:ascii="Times New Roman" w:cs="Times New Roman" w:eastAsia="Times New Roman" w:hAnsi="Times New Roman"/>
-                <w:b w:val="false"/>
-                <w:bCs w:val="false"/>
-                <w:i w:val="false"/>
-                <w:iCs w:val="false"/>
-                <w:color w:val="111111"/>
-                <w:sz w:val="17"/>
-                <w:szCs w:val="17"/>
+              <w:spacing w:after="0" w:line="220"/>
+              <w:jc w:val="center"/>
+            </w:pPr>
+            <w:r>
+              <w:rPr>
+                <w:rFonts w:ascii="Times New Roman" w:cs="Times New Roman" w:eastAsia="Times New Roman" w:hAnsi="Times New Roman"/>
+                <w:b w:val="false"/>
+                <w:bCs w:val="false"/>
+                <w:i w:val="false"/>
+                <w:iCs w:val="false"/>
+                <w:color w:val="111111"/>
+                <w:sz w:val="15"/>
+                <w:szCs w:val="15"/>
               </w:rPr>
               <w:t xml:space="preserve">Sözcük</w:t>
             </w:r>
@@ -9324,19 +9105,19 @@
           </w:tcPr>
           <w:p>
             <w:pPr>
-              <w:spacing w:after="0" w:line="270"/>
-              <w:jc w:val="center"/>
-            </w:pPr>
-            <w:r>
-              <w:rPr>
-                <w:rFonts w:ascii="Times New Roman" w:cs="Times New Roman" w:eastAsia="Times New Roman" w:hAnsi="Times New Roman"/>
-                <w:b w:val="false"/>
-                <w:bCs w:val="false"/>
-                <w:i w:val="false"/>
-                <w:iCs w:val="false"/>
-                <w:color w:val="111111"/>
-                <w:sz w:val="18"/>
-                <w:szCs w:val="18"/>
+              <w:spacing w:after="0" w:line="220"/>
+              <w:jc w:val="center"/>
+            </w:pPr>
+            <w:r>
+              <w:rPr>
+                <w:rFonts w:ascii="Times New Roman" w:cs="Times New Roman" w:eastAsia="Times New Roman" w:hAnsi="Times New Roman"/>
+                <w:b w:val="false"/>
+                <w:bCs w:val="false"/>
+                <w:i w:val="false"/>
+                <w:iCs w:val="false"/>
+                <w:color w:val="111111"/>
+                <w:sz w:val="16"/>
+                <w:szCs w:val="16"/>
               </w:rPr>
               <w:t xml:space="preserve">10</w:t>
             </w:r>
@@ -9357,7 +9138,7 @@
           </w:tcPr>
           <w:p>
             <w:pPr>
-              <w:spacing w:after="0" w:line="270"/>
+              <w:spacing w:after="0" w:line="220"/>
               <w:jc w:val="center"/>
             </w:pPr>
             <w:r>
@@ -9368,8 +9149,8 @@
                 <w:i w:val="false"/>
                 <w:iCs w:val="false"/>
                 <w:color w:val="111111"/>
-                <w:sz w:val="18"/>
-                <w:szCs w:val="18"/>
+                <w:sz w:val="16"/>
+                <w:szCs w:val="16"/>
               </w:rPr>
               <w:t xml:space="preserve">6</w:t>
             </w:r>
@@ -9388,18 +9169,18 @@
           </w:tcPr>
           <w:p>
             <w:pPr>
-              <w:spacing w:after="0" w:line="270"/>
-            </w:pPr>
-            <w:r>
-              <w:rPr>
-                <w:rFonts w:ascii="Times New Roman" w:cs="Times New Roman" w:eastAsia="Times New Roman" w:hAnsi="Times New Roman"/>
-                <w:b w:val="false"/>
-                <w:bCs w:val="false"/>
-                <w:i w:val="false"/>
-                <w:iCs w:val="false"/>
-                <w:color w:val="111111"/>
-                <w:sz w:val="17"/>
-                <w:szCs w:val="17"/>
+              <w:spacing w:after="0" w:line="220"/>
+            </w:pPr>
+            <w:r>
+              <w:rPr>
+                <w:rFonts w:ascii="Times New Roman" w:cs="Times New Roman" w:eastAsia="Times New Roman" w:hAnsi="Times New Roman"/>
+                <w:b w:val="false"/>
+                <w:bCs w:val="false"/>
+                <w:i w:val="false"/>
+                <w:iCs w:val="false"/>
+                <w:color w:val="111111"/>
+                <w:sz w:val="15"/>
+                <w:szCs w:val="15"/>
               </w:rPr>
               <w:t xml:space="preserve">ARP.5.3.3.2 — Muttasıl zamirlerin kime ait olduğunu ayırt eder.</w:t>
             </w:r>
@@ -9418,19 +9199,19 @@
           </w:tcPr>
           <w:p>
             <w:pPr>
-              <w:spacing w:after="0" w:line="270"/>
-              <w:jc w:val="center"/>
-            </w:pPr>
-            <w:r>
-              <w:rPr>
-                <w:rFonts w:ascii="Times New Roman" w:cs="Times New Roman" w:eastAsia="Times New Roman" w:hAnsi="Times New Roman"/>
-                <w:b w:val="false"/>
-                <w:bCs w:val="false"/>
-                <w:i w:val="false"/>
-                <w:iCs w:val="false"/>
-                <w:color w:val="111111"/>
-                <w:sz w:val="17"/>
-                <w:szCs w:val="17"/>
+              <w:spacing w:after="0" w:line="220"/>
+              <w:jc w:val="center"/>
+            </w:pPr>
+            <w:r>
+              <w:rPr>
+                <w:rFonts w:ascii="Times New Roman" w:cs="Times New Roman" w:eastAsia="Times New Roman" w:hAnsi="Times New Roman"/>
+                <w:b w:val="false"/>
+                <w:bCs w:val="false"/>
+                <w:i w:val="false"/>
+                <w:iCs w:val="false"/>
+                <w:color w:val="111111"/>
+                <w:sz w:val="15"/>
+                <w:szCs w:val="15"/>
               </w:rPr>
               <w:t xml:space="preserve">Dil Bilgisi</w:t>
             </w:r>
@@ -9449,19 +9230,19 @@
           </w:tcPr>
           <w:p>
             <w:pPr>
-              <w:spacing w:after="0" w:line="270"/>
-              <w:jc w:val="center"/>
-            </w:pPr>
-            <w:r>
-              <w:rPr>
-                <w:rFonts w:ascii="Times New Roman" w:cs="Times New Roman" w:eastAsia="Times New Roman" w:hAnsi="Times New Roman"/>
-                <w:b w:val="false"/>
-                <w:bCs w:val="false"/>
-                <w:i w:val="false"/>
-                <w:iCs w:val="false"/>
-                <w:color w:val="111111"/>
-                <w:sz w:val="18"/>
-                <w:szCs w:val="18"/>
+              <w:spacing w:after="0" w:line="220"/>
+              <w:jc w:val="center"/>
+            </w:pPr>
+            <w:r>
+              <w:rPr>
+                <w:rFonts w:ascii="Times New Roman" w:cs="Times New Roman" w:eastAsia="Times New Roman" w:hAnsi="Times New Roman"/>
+                <w:b w:val="false"/>
+                <w:bCs w:val="false"/>
+                <w:i w:val="false"/>
+                <w:iCs w:val="false"/>
+                <w:color w:val="111111"/>
+                <w:sz w:val="16"/>
+                <w:szCs w:val="16"/>
               </w:rPr>
               <w:t xml:space="preserve">10</w:t>
             </w:r>
@@ -9482,7 +9263,7 @@
           </w:tcPr>
           <w:p>
             <w:pPr>
-              <w:spacing w:after="0" w:line="270"/>
+              <w:spacing w:after="0" w:line="220"/>
               <w:jc w:val="center"/>
             </w:pPr>
             <w:r>
@@ -9493,8 +9274,8 @@
                 <w:i w:val="false"/>
                 <w:iCs w:val="false"/>
                 <w:color w:val="111111"/>
-                <w:sz w:val="18"/>
-                <w:szCs w:val="18"/>
+                <w:sz w:val="16"/>
+                <w:szCs w:val="16"/>
               </w:rPr>
               <w:t xml:space="preserve">7</w:t>
             </w:r>
@@ -9513,18 +9294,18 @@
           </w:tcPr>
           <w:p>
             <w:pPr>
-              <w:spacing w:after="0" w:line="270"/>
-            </w:pPr>
-            <w:r>
-              <w:rPr>
-                <w:rFonts w:ascii="Times New Roman" w:cs="Times New Roman" w:eastAsia="Times New Roman" w:hAnsi="Times New Roman"/>
-                <w:b w:val="false"/>
-                <w:bCs w:val="false"/>
-                <w:i w:val="false"/>
-                <w:iCs w:val="false"/>
-                <w:color w:val="111111"/>
-                <w:sz w:val="17"/>
-                <w:szCs w:val="17"/>
+              <w:spacing w:after="0" w:line="220"/>
+            </w:pPr>
+            <w:r>
+              <w:rPr>
+                <w:rFonts w:ascii="Times New Roman" w:cs="Times New Roman" w:eastAsia="Times New Roman" w:hAnsi="Times New Roman"/>
+                <w:b w:val="false"/>
+                <w:bCs w:val="false"/>
+                <w:i w:val="false"/>
+                <w:iCs w:val="false"/>
+                <w:color w:val="111111"/>
+                <w:sz w:val="15"/>
+                <w:szCs w:val="15"/>
               </w:rPr>
               <w:t xml:space="preserve">ARP.5.3.5.2 — Metne dayalı sorulara Arapça cevap verir.</w:t>
             </w:r>
@@ -9543,19 +9324,19 @@
           </w:tcPr>
           <w:p>
             <w:pPr>
-              <w:spacing w:after="0" w:line="270"/>
-              <w:jc w:val="center"/>
-            </w:pPr>
-            <w:r>
-              <w:rPr>
-                <w:rFonts w:ascii="Times New Roman" w:cs="Times New Roman" w:eastAsia="Times New Roman" w:hAnsi="Times New Roman"/>
-                <w:b w:val="false"/>
-                <w:bCs w:val="false"/>
-                <w:i w:val="false"/>
-                <w:iCs w:val="false"/>
-                <w:color w:val="111111"/>
-                <w:sz w:val="17"/>
-                <w:szCs w:val="17"/>
+              <w:spacing w:after="0" w:line="220"/>
+              <w:jc w:val="center"/>
+            </w:pPr>
+            <w:r>
+              <w:rPr>
+                <w:rFonts w:ascii="Times New Roman" w:cs="Times New Roman" w:eastAsia="Times New Roman" w:hAnsi="Times New Roman"/>
+                <w:b w:val="false"/>
+                <w:bCs w:val="false"/>
+                <w:i w:val="false"/>
+                <w:iCs w:val="false"/>
+                <w:color w:val="111111"/>
+                <w:sz w:val="15"/>
+                <w:szCs w:val="15"/>
               </w:rPr>
               <w:t xml:space="preserve">Konuşma</w:t>
             </w:r>
@@ -9574,19 +9355,19 @@
           </w:tcPr>
           <w:p>
             <w:pPr>
-              <w:spacing w:after="0" w:line="270"/>
-              <w:jc w:val="center"/>
-            </w:pPr>
-            <w:r>
-              <w:rPr>
-                <w:rFonts w:ascii="Times New Roman" w:cs="Times New Roman" w:eastAsia="Times New Roman" w:hAnsi="Times New Roman"/>
-                <w:b w:val="false"/>
-                <w:bCs w:val="false"/>
-                <w:i w:val="false"/>
-                <w:iCs w:val="false"/>
-                <w:color w:val="111111"/>
-                <w:sz w:val="18"/>
-                <w:szCs w:val="18"/>
+              <w:spacing w:after="0" w:line="220"/>
+              <w:jc w:val="center"/>
+            </w:pPr>
+            <w:r>
+              <w:rPr>
+                <w:rFonts w:ascii="Times New Roman" w:cs="Times New Roman" w:eastAsia="Times New Roman" w:hAnsi="Times New Roman"/>
+                <w:b w:val="false"/>
+                <w:bCs w:val="false"/>
+                <w:i w:val="false"/>
+                <w:iCs w:val="false"/>
+                <w:color w:val="111111"/>
+                <w:sz w:val="16"/>
+                <w:szCs w:val="16"/>
               </w:rPr>
               <w:t xml:space="preserve">15</w:t>
             </w:r>
@@ -9607,7 +9388,7 @@
           </w:tcPr>
           <w:p>
             <w:pPr>
-              <w:spacing w:after="0" w:line="270"/>
+              <w:spacing w:after="0" w:line="220"/>
               <w:jc w:val="center"/>
             </w:pPr>
             <w:r>
@@ -9618,8 +9399,8 @@
                 <w:i w:val="false"/>
                 <w:iCs w:val="false"/>
                 <w:color w:val="111111"/>
-                <w:sz w:val="18"/>
-                <w:szCs w:val="18"/>
+                <w:sz w:val="16"/>
+                <w:szCs w:val="16"/>
               </w:rPr>
               <w:t xml:space="preserve">8</w:t>
             </w:r>
@@ -9638,18 +9419,18 @@
           </w:tcPr>
           <w:p>
             <w:pPr>
-              <w:spacing w:after="0" w:line="270"/>
-            </w:pPr>
-            <w:r>
-              <w:rPr>
-                <w:rFonts w:ascii="Times New Roman" w:cs="Times New Roman" w:eastAsia="Times New Roman" w:hAnsi="Times New Roman"/>
-                <w:b w:val="false"/>
-                <w:bCs w:val="false"/>
-                <w:i w:val="false"/>
-                <w:iCs w:val="false"/>
-                <w:color w:val="111111"/>
-                <w:sz w:val="17"/>
-                <w:szCs w:val="17"/>
+              <w:spacing w:after="0" w:line="220"/>
+            </w:pPr>
+            <w:r>
+              <w:rPr>
+                <w:rFonts w:ascii="Times New Roman" w:cs="Times New Roman" w:eastAsia="Times New Roman" w:hAnsi="Times New Roman"/>
+                <w:b w:val="false"/>
+                <w:bCs w:val="false"/>
+                <w:i w:val="false"/>
+                <w:iCs w:val="false"/>
+                <w:color w:val="111111"/>
+                <w:sz w:val="15"/>
+                <w:szCs w:val="15"/>
               </w:rPr>
               <w:t xml:space="preserve">ARP.5.3.6.1 — Ailesini tanıtan kısa bir metin yazar.</w:t>
             </w:r>
@@ -9668,19 +9449,19 @@
           </w:tcPr>
           <w:p>
             <w:pPr>
-              <w:spacing w:after="0" w:line="270"/>
-              <w:jc w:val="center"/>
-            </w:pPr>
-            <w:r>
-              <w:rPr>
-                <w:rFonts w:ascii="Times New Roman" w:cs="Times New Roman" w:eastAsia="Times New Roman" w:hAnsi="Times New Roman"/>
-                <w:b w:val="false"/>
-                <w:bCs w:val="false"/>
-                <w:i w:val="false"/>
-                <w:iCs w:val="false"/>
-                <w:color w:val="111111"/>
-                <w:sz w:val="17"/>
-                <w:szCs w:val="17"/>
+              <w:spacing w:after="0" w:line="220"/>
+              <w:jc w:val="center"/>
+            </w:pPr>
+            <w:r>
+              <w:rPr>
+                <w:rFonts w:ascii="Times New Roman" w:cs="Times New Roman" w:eastAsia="Times New Roman" w:hAnsi="Times New Roman"/>
+                <w:b w:val="false"/>
+                <w:bCs w:val="false"/>
+                <w:i w:val="false"/>
+                <w:iCs w:val="false"/>
+                <w:color w:val="111111"/>
+                <w:sz w:val="15"/>
+                <w:szCs w:val="15"/>
               </w:rPr>
               <w:t xml:space="preserve">Yazma</w:t>
             </w:r>
@@ -9699,19 +9480,19 @@
           </w:tcPr>
           <w:p>
             <w:pPr>
-              <w:spacing w:after="0" w:line="270"/>
-              <w:jc w:val="center"/>
-            </w:pPr>
-            <w:r>
-              <w:rPr>
-                <w:rFonts w:ascii="Times New Roman" w:cs="Times New Roman" w:eastAsia="Times New Roman" w:hAnsi="Times New Roman"/>
-                <w:b w:val="false"/>
-                <w:bCs w:val="false"/>
-                <w:i w:val="false"/>
-                <w:iCs w:val="false"/>
-                <w:color w:val="111111"/>
-                <w:sz w:val="18"/>
-                <w:szCs w:val="18"/>
+              <w:spacing w:after="0" w:line="220"/>
+              <w:jc w:val="center"/>
+            </w:pPr>
+            <w:r>
+              <w:rPr>
+                <w:rFonts w:ascii="Times New Roman" w:cs="Times New Roman" w:eastAsia="Times New Roman" w:hAnsi="Times New Roman"/>
+                <w:b w:val="false"/>
+                <w:bCs w:val="false"/>
+                <w:i w:val="false"/>
+                <w:iCs w:val="false"/>
+                <w:color w:val="111111"/>
+                <w:sz w:val="16"/>
+                <w:szCs w:val="16"/>
               </w:rPr>
               <w:t xml:space="preserve">15</w:t>
             </w:r>
@@ -9721,7 +9502,7 @@
     </w:tbl>
     <w:p>
       <w:pPr>
-        <w:spacing w:after="60"/>
+        <w:spacing w:after="24"/>
       </w:pPr>
       <w:r>
         <w:rPr>
@@ -9731,8 +9512,8 @@
           <w:i w:val="false"/>
           <w:iCs w:val="false"/>
           <w:color w:val="111111"/>
-          <w:sz w:val="21"/>
-          <w:szCs w:val="21"/>
+          <w:sz w:val="18"/>
+          <w:szCs w:val="18"/>
         </w:rPr>
         <w:t xml:space="preserve"/>
       </w:r>
@@ -9776,44 +9557,26 @@
           </w:tcPr>
           <w:p>
             <w:pPr>
-              <w:spacing w:after="0" w:line="120"/>
-            </w:pPr>
-            <w:r>
-              <w:rPr>
-                <w:rFonts w:ascii="Times New Roman" w:cs="Times New Roman" w:eastAsia="Times New Roman" w:hAnsi="Times New Roman"/>
-                <w:b w:val="false"/>
-                <w:bCs w:val="false"/>
-                <w:i w:val="false"/>
-                <w:iCs w:val="false"/>
-                <w:color w:val="111111"/>
-                <w:sz w:val="6"/>
-                <w:szCs w:val="6"/>
-              </w:rPr>
-              <w:t xml:space="preserve"/>
-            </w:r>
-          </w:p>
-          <w:p>
-            <w:pPr>
-              <w:spacing w:after="25"/>
-              <w:jc w:val="center"/>
-            </w:pPr>
-            <w:r>
-              <w:rPr>
-                <w:rFonts w:ascii="Times New Roman" w:cs="Times New Roman" w:eastAsia="Times New Roman" w:hAnsi="Times New Roman"/>
-                <w:b w:val="false"/>
-                <w:bCs w:val="false"/>
-                <w:i w:val="false"/>
-                <w:iCs w:val="false"/>
-                <w:color w:val="111111"/>
-                <w:sz w:val="19"/>
-                <w:szCs w:val="19"/>
+              <w:spacing w:after="10"/>
+              <w:jc w:val="center"/>
+            </w:pPr>
+            <w:r>
+              <w:rPr>
+                <w:rFonts w:ascii="Times New Roman" w:cs="Times New Roman" w:eastAsia="Times New Roman" w:hAnsi="Times New Roman"/>
+                <w:b w:val="false"/>
+                <w:bCs w:val="false"/>
+                <w:i w:val="false"/>
+                <w:iCs w:val="false"/>
+                <w:color w:val="111111"/>
+                <w:sz w:val="17"/>
+                <w:szCs w:val="17"/>
               </w:rPr>
               <w:t xml:space="preserve">……………………………………</w:t>
             </w:r>
           </w:p>
           <w:p>
             <w:pPr>
-              <w:spacing w:after="8"/>
+              <w:spacing w:after="3"/>
               <w:jc w:val="center"/>
             </w:pPr>
             <w:r>
@@ -9824,8 +9587,8 @@
                 <w:i w:val="false"/>
                 <w:iCs w:val="false"/>
                 <w:color w:val="111111"/>
-                <w:sz w:val="19"/>
-                <w:szCs w:val="19"/>
+                <w:sz w:val="17"/>
+                <w:szCs w:val="17"/>
               </w:rPr>
               <w:t xml:space="preserve">Ders Öğretmeni</w:t>
             </w:r>
@@ -9843,8 +9606,8 @@
                 <w:i w:val="false"/>
                 <w:iCs w:val="false"/>
                 <w:color w:val="55636F"/>
-                <w:sz w:val="17"/>
-                <w:szCs w:val="17"/>
+                <w:sz w:val="15"/>
+                <w:szCs w:val="15"/>
               </w:rPr>
               <w:t xml:space="preserve">Arapça</w:t>
             </w:r>
@@ -9879,34 +9642,34 @@
                 <w:i w:val="false"/>
                 <w:iCs w:val="false"/>
                 <w:color w:val="111111"/>
-                <w:sz w:val="6"/>
-                <w:szCs w:val="6"/>
+                <w:sz w:val="12"/>
+                <w:szCs w:val="12"/>
               </w:rPr>
               <w:t xml:space="preserve"/>
             </w:r>
           </w:p>
           <w:p>
             <w:pPr>
-              <w:spacing w:after="25"/>
-              <w:jc w:val="center"/>
-            </w:pPr>
-            <w:r>
-              <w:rPr>
-                <w:rFonts w:ascii="Times New Roman" w:cs="Times New Roman" w:eastAsia="Times New Roman" w:hAnsi="Times New Roman"/>
-                <w:b w:val="false"/>
-                <w:bCs w:val="false"/>
-                <w:i w:val="false"/>
-                <w:iCs w:val="false"/>
-                <w:color w:val="111111"/>
-                <w:sz w:val="19"/>
-                <w:szCs w:val="19"/>
+              <w:spacing w:after="10"/>
+              <w:jc w:val="center"/>
+            </w:pPr>
+            <w:r>
+              <w:rPr>
+                <w:rFonts w:ascii="Times New Roman" w:cs="Times New Roman" w:eastAsia="Times New Roman" w:hAnsi="Times New Roman"/>
+                <w:b w:val="false"/>
+                <w:bCs w:val="false"/>
+                <w:i w:val="false"/>
+                <w:iCs w:val="false"/>
+                <w:color w:val="111111"/>
+                <w:sz w:val="17"/>
+                <w:szCs w:val="17"/>
               </w:rPr>
               <w:t xml:space="preserve">……………………………………</w:t>
             </w:r>
           </w:p>
           <w:p>
             <w:pPr>
-              <w:spacing w:after="8"/>
+              <w:spacing w:after="3"/>
               <w:jc w:val="center"/>
             </w:pPr>
             <w:r>
@@ -9917,8 +9680,8 @@
                 <w:i w:val="false"/>
                 <w:iCs w:val="false"/>
                 <w:color w:val="111111"/>
-                <w:sz w:val="19"/>
-                <w:szCs w:val="19"/>
+                <w:sz w:val="17"/>
+                <w:szCs w:val="17"/>
               </w:rPr>
               <w:t xml:space="preserve">Okul Müdürü</w:t>
             </w:r>
@@ -9936,8 +9699,8 @@
                 <w:i w:val="false"/>
                 <w:iCs w:val="false"/>
                 <w:color w:val="55636F"/>
-                <w:sz w:val="17"/>
-                <w:szCs w:val="17"/>
+                <w:sz w:val="15"/>
+                <w:szCs w:val="15"/>
               </w:rPr>
               <w:t xml:space="preserve"/>
             </w:r>
@@ -9948,7 +9711,7 @@
     <w:sectPr>
       <w:footerReference w:type="default" r:id="rId7"/>
       <w:pgSz w:w="11906" w:h="16838" w:orient="portrait"/>
-      <w:pgMar w:top="1021" w:right="1021" w:bottom="1021" w:left="1021" w:header="708" w:footer="708" w:gutter="0"/>
+      <w:pgMar w:top="480" w:right="480" w:bottom="480" w:left="480" w:header="454" w:footer="400" w:gutter="0"/>
       <w:pgNumType/>
       <w:docGrid w:linePitch="360"/>
     </w:sectPr>

--- a/dosyalar/sinavlar/5-sinif/arapca-5-2d1y-beceri.docx
+++ b/dosyalar/sinavlar/5-sinif/arapca-5-2d1y-beceri.docx
@@ -540,7 +540,7 @@
                 <w:szCs w:val="27"/>
                 <w:rtl/>
               </w:rPr>
-              <w:t xml:space="preserve">هَذَا أَبِي، اِسْمُهُ يُوسُفُ، هُوَ مُهَنْدِسٌ.</w:t>
+              <w:t xml:space="preserve">هَذَا أَبِي، اِسْمُهُ يُوسُف، هُوَ مُهَنْدِسٌ.</w:t>
             </w:r>
           </w:p>
           <w:p>
@@ -558,7 +558,7 @@
                 <w:szCs w:val="27"/>
                 <w:rtl/>
               </w:rPr>
-              <w:t xml:space="preserve">هَذِهِ أُمِّي، اِسْمُهَا زَيْنَبُ، هِيَ مُمَرِّضَةٌ.</w:t>
+              <w:t xml:space="preserve">هَذِهِ أُمِّي، اِسْمُهَا زَيْنَب، هِيَ مُمَرِّضَةٌ.</w:t>
             </w:r>
           </w:p>
           <w:p>
@@ -576,7 +576,7 @@
                 <w:szCs w:val="27"/>
                 <w:rtl/>
               </w:rPr>
-              <w:t xml:space="preserve">لِي أَخٌ وَاحِدٌ، اِسْمُهُ عَلِيٌّ، هُوَ طَالِبٌ.</w:t>
+              <w:t xml:space="preserve">لِي أَخٌ وَاحِدٌ، اِسْمُهُ عَلِيّ، هُوَ طَالِبٌ.</w:t>
             </w:r>
           </w:p>
           <w:p>
@@ -594,7 +594,7 @@
                 <w:szCs w:val="27"/>
                 <w:rtl/>
               </w:rPr>
-              <w:t xml:space="preserve">جَدِّي مُزَارِعٌ وَجَدَّتِي فِي الْبَيْتِ.</w:t>
+              <w:t xml:space="preserve">جَدِّي مُزَارِعٌ وَجَدَّتِي فِي البَيْتِ.</w:t>
             </w:r>
           </w:p>
         </w:tc>
@@ -819,7 +819,7 @@
                 <w:szCs w:val="25"/>
                 <w:rtl/>
               </w:rPr>
-              <w:t xml:space="preserve">مُعَلِّمٌ</w:t>
+              <w:t xml:space="preserve">مُعَلِّمٌ</w:t>
             </w:r>
           </w:p>
         </w:tc>
@@ -904,7 +904,7 @@
           <w:szCs w:val="25"/>
           <w:rtl/>
         </w:rPr>
-        <w:t xml:space="preserve">مَنْ هِيَ زَيْنَبُ؟</w:t>
+        <w:t xml:space="preserve">مَنْ هِيَ زَيْنَب؟</w:t>
       </w:r>
     </w:p>
     <w:tbl>
@@ -972,7 +972,7 @@
                 <w:szCs w:val="25"/>
                 <w:rtl/>
               </w:rPr>
-              <w:t xml:space="preserve">جَدَّةُ سَلْمَى</w:t>
+              <w:t xml:space="preserve">جَدَّةُ سَلْمَى</w:t>
             </w:r>
           </w:p>
         </w:tc>
@@ -1075,7 +1075,7 @@
                 <w:szCs w:val="25"/>
                 <w:rtl/>
               </w:rPr>
-              <w:t xml:space="preserve">مُعَلِّمَةُ سَلْمَى</w:t>
+              <w:t xml:space="preserve">مُعَلِّمَةُ سَلْمَى</w:t>
             </w:r>
           </w:p>
         </w:tc>
@@ -1124,7 +1124,7 @@
                 <w:szCs w:val="25"/>
                 <w:rtl/>
               </w:rPr>
-              <w:t xml:space="preserve">أُمُّ سَلْمَى</w:t>
+              <w:t xml:space="preserve">أُمُّ سَلْمَى</w:t>
             </w:r>
           </w:p>
         </w:tc>
@@ -1160,7 +1160,7 @@
           <w:szCs w:val="25"/>
           <w:rtl/>
         </w:rPr>
-        <w:t xml:space="preserve">مَا مِهْنَةُ الْجَدِّ؟</w:t>
+        <w:t xml:space="preserve">مَا مِهْنَةُ الجَدِّ؟</w:t>
       </w:r>
     </w:p>
     <w:tbl>
@@ -1228,7 +1228,7 @@
                 <w:szCs w:val="25"/>
                 <w:rtl/>
               </w:rPr>
-              <w:t xml:space="preserve">شُرْطِيٌّ</w:t>
+              <w:t xml:space="preserve">شُرْطِيٌّ</w:t>
             </w:r>
           </w:p>
         </w:tc>
@@ -1725,7 +1725,7 @@
                 <w:szCs w:val="25"/>
                 <w:rtl/>
               </w:rPr>
-              <w:t xml:space="preserve">أَبُو خَالِدٍ طَبِيبٌ.</w:t>
+              <w:t xml:space="preserve">أَبُو خَالِد طَبِيبٌ.</w:t>
             </w:r>
           </w:p>
         </w:tc>
@@ -1833,7 +1833,7 @@
                 <w:szCs w:val="25"/>
                 <w:rtl/>
               </w:rPr>
-              <w:t xml:space="preserve">أُمُّ خَالِدٍ مُعَلِّمَةٌ.</w:t>
+              <w:t xml:space="preserve">أُمُّ خَالِد مُعَلِّمَةٌ.</w:t>
             </w:r>
           </w:p>
         </w:tc>
@@ -2049,7 +2049,7 @@
                 <w:szCs w:val="25"/>
                 <w:rtl/>
               </w:rPr>
-              <w:t xml:space="preserve">جَدُّ خَالِدٍ تَاجِرٌ.</w:t>
+              <w:t xml:space="preserve">جَدُّ خَالِد تَاجِرٌ.</w:t>
             </w:r>
           </w:p>
         </w:tc>
@@ -2157,7 +2157,7 @@
                 <w:szCs w:val="25"/>
                 <w:rtl/>
               </w:rPr>
-              <w:t xml:space="preserve">أُسْرَةُ خَالِدٍ كَبِيرَةٌ.</w:t>
+              <w:t xml:space="preserve">أُسْرَةُ خَالِد كَبِيرَةٌ.</w:t>
             </w:r>
           </w:p>
         </w:tc>
@@ -2530,7 +2530,7 @@
                 <w:szCs w:val="25"/>
                 <w:rtl/>
               </w:rPr>
-              <w:t xml:space="preserve">أَيْنَ هَذِهِ؟</w:t>
+              <w:t xml:space="preserve">أَيْن هَذِهِ؟</w:t>
             </w:r>
           </w:p>
         </w:tc>
@@ -2553,7 +2553,7 @@
           <w:sz w:val="17"/>
           <w:szCs w:val="17"/>
         </w:rPr>
-        <w:t xml:space="preserve">2.  Arkadaşın «مَا مِهْنَةُ أُمِّكَ» diye sordu. Annen öğretmen olduğuna göre ne dersin?</w:t>
+        <w:t xml:space="preserve">2.  Arkadaşın «مَا مِهْنَةُ أُمِّكَ» diye sordu. Annen öğretmen olduğuna göre ne dersin?</w:t>
       </w:r>
     </w:p>
     <w:tbl>
@@ -2622,7 +2622,7 @@
                 <w:szCs w:val="25"/>
                 <w:rtl/>
               </w:rPr>
-              <w:t xml:space="preserve">هِيَ مُعَلِّمَةٌ.</w:t>
+              <w:t xml:space="preserve">هِيَ مُعَلِّمَةٌ.</w:t>
             </w:r>
           </w:p>
         </w:tc>
@@ -2672,7 +2672,7 @@
                 <w:szCs w:val="25"/>
                 <w:rtl/>
               </w:rPr>
-              <w:t xml:space="preserve">هُوَ مُعَلِّمٌ.</w:t>
+              <w:t xml:space="preserve">هُوَ مُعَلِّمٌ.</w:t>
             </w:r>
           </w:p>
         </w:tc>
@@ -2727,7 +2727,7 @@
                 <w:szCs w:val="25"/>
                 <w:rtl/>
               </w:rPr>
-              <w:t xml:space="preserve">هِيَ مُمَرِّضَةٌ.</w:t>
+              <w:t xml:space="preserve">هِيَ مُمَرِّضَةٌ.</w:t>
             </w:r>
           </w:p>
         </w:tc>
@@ -3043,7 +3043,7 @@
           <w:sz w:val="17"/>
           <w:szCs w:val="17"/>
         </w:rPr>
-        <w:t xml:space="preserve">4.  «اِسْمُهَا زَيْنَبُ» ifadesindeki «ـهَا» eki kime aittir?</w:t>
+        <w:t xml:space="preserve">4.  «اِسْمُهَا زَيْنَب» ifadesindeki «ـهَا» eki kime aittir?</w:t>
       </w:r>
     </w:p>
     <w:tbl>
@@ -3510,7 +3510,7 @@
                 <w:szCs w:val="25"/>
                 <w:rtl/>
               </w:rPr>
-              <w:t xml:space="preserve">أَيْنَ الطَّبِيبُ؟</w:t>
+              <w:t xml:space="preserve">أَيْن الطَّبِيبُ؟</w:t>
             </w:r>
           </w:p>
         </w:tc>
@@ -3784,7 +3784,7 @@
                 <w:szCs w:val="25"/>
                 <w:rtl/>
               </w:rPr>
-              <w:t xml:space="preserve">هَذِهِ أُمِّي.</w:t>
+              <w:t xml:space="preserve">هَذِهِ أُمِّي.</w:t>
             </w:r>
           </w:p>
         </w:tc>
@@ -4616,7 +4616,7 @@
                 <w:szCs w:val="27"/>
                 <w:rtl/>
               </w:rPr>
-              <w:t xml:space="preserve">مُهَنْدِسٌ   —   مُمَرِّضَةٌ   —   عَلِيٌّ   —   مُزَارِعٌ   —   صَغِيرَةٌ</w:t>
+              <w:t xml:space="preserve">مُهَنْدِسٌ   —   مُمَرِّضَةٌ   —   عَلِيّ   —   مُزَارِعٌ   —   صَغِيرَةٌ</w:t>
             </w:r>
           </w:p>
         </w:tc>
@@ -4795,7 +4795,7 @@
                 <w:szCs w:val="25"/>
                 <w:rtl/>
               </w:rPr>
-              <w:t xml:space="preserve">أَبُوهَا يُوسُفُ، هُوَ ……………………… .</w:t>
+              <w:t xml:space="preserve">أَبُوهَا يُوسُف، هُوَ ……………………… .</w:t>
             </w:r>
           </w:p>
         </w:tc>
@@ -4867,7 +4867,7 @@
                 <w:szCs w:val="25"/>
                 <w:rtl/>
               </w:rPr>
-              <w:t xml:space="preserve">أُمُّهَا زَيْنَبُ، هِيَ ……………………… .</w:t>
+              <w:t xml:space="preserve">أُمُّهَا زَيْنَب، هِيَ ……………………… .</w:t>
             </w:r>
           </w:p>
         </w:tc>
@@ -5011,7 +5011,7 @@
                 <w:szCs w:val="25"/>
                 <w:rtl/>
               </w:rPr>
-              <w:t xml:space="preserve">جَدُّهَا ……………………… .</w:t>
+              <w:t xml:space="preserve">جَدُّهَا ……………………… .</w:t>
             </w:r>
           </w:p>
         </w:tc>
@@ -5376,7 +5376,7 @@
                 <w:szCs w:val="27"/>
                 <w:rtl/>
               </w:rPr>
-              <w:t xml:space="preserve">أُمُّهَا</w:t>
+              <w:t xml:space="preserve">أُمُّهَا</w:t>
             </w:r>
           </w:p>
         </w:tc>
@@ -5568,7 +5568,7 @@
                 <w:szCs w:val="27"/>
                 <w:rtl/>
               </w:rPr>
-              <w:t xml:space="preserve">جَدُّهُ</w:t>
+              <w:t xml:space="preserve">جَدُّهُ</w:t>
             </w:r>
           </w:p>
         </w:tc>
@@ -6529,7 +6529,7 @@
                 <w:szCs w:val="27"/>
                 <w:rtl/>
               </w:rPr>
-              <w:t xml:space="preserve">أُسْرَتِي   —   أَبِي   —   أُمِّي   —   أَخِي   —   أُخْتِي   —   جَدِّي   —   مِهْنَةُ   —   هُوَ   —   هِيَ</w:t>
+              <w:t xml:space="preserve">أُسْرَتِي   —   أَبِي   —   أُمِّي   —   أَخِي   —   أُخْتِي   —   جَدِّي   —   مِهْنَةُ   —   هُوَ   —   هِيَ</w:t>
             </w:r>
           </w:p>
         </w:tc>
@@ -7081,7 +7081,7 @@
                 <w:sz w:val="17"/>
                 <w:szCs w:val="17"/>
               </w:rPr>
-              <w:t xml:space="preserve">أَنَا خَالِدٌ. أُسْرَتِي كَبِيرَةٌ. أَبِي طَبِيبٌ وَأُمِّي مُعَلِّمَةٌ. لِي أُخْتَانِ وَأَخٌ. جَدِّي مُزَارِعٌ.</w:t>
+              <w:t xml:space="preserve">أَنَا خَالِد. أُسْرَتِي كَبِيرَةٌ. أَبِي طَبِيبٌ وَأُمِّي مُعَلِّمَةٌ. لِي أُخْتَانِ وَأَخٌ. جَدِّي مُزَارِعٌ.</w:t>
             </w:r>
           </w:p>
           <w:p>
@@ -7381,7 +7381,7 @@
                 <w:szCs w:val="25"/>
                 <w:rtl/>
               </w:rPr>
-              <w:t xml:space="preserve">صَغِيرَةٌ ، مُهَنْدِسٌ ، مُمَرِّضَةٌ ، عَلِيٌّ ، مُزَارِعٌ</w:t>
+              <w:t xml:space="preserve">صَغِيرَةٌ ، مُهَنْدِسٌ ، مُمَرِّضَةٌ ، عَلِيّ ، مُزَارِعٌ</w:t>
             </w:r>
           </w:p>
         </w:tc>
@@ -7569,7 +7569,7 @@
                 <w:szCs w:val="25"/>
                 <w:rtl/>
               </w:rPr>
-              <w:t xml:space="preserve">اِسْمُهُ يُوسُفُ. · هِيَ مُمَرِّضَةٌ. · اِسْمُهُ عَلِيٌّ.</w:t>
+              <w:t xml:space="preserve">اِسْمُهُ يُوسُف. · هِيَ مُمَرِّضَةٌ. · اِسْمُهُ عَلِيّ.</w:t>
             </w:r>
           </w:p>
           <w:p>

--- a/dosyalar/sinavlar/5-sinif/arapca-5-2d1y-beceri.docx
+++ b/dosyalar/sinavlar/5-sinif/arapca-5-2d1y-beceri.docx
@@ -496,7 +496,7 @@
             </w:pPr>
             <w:r>
               <w:rPr>
-                <w:rFonts w:ascii="Markazi Text" w:cs="Markazi Text" w:eastAsia="Markazi Text" w:hAnsi="Markazi Text"/>
+                <w:rFonts w:ascii="Arakom" w:cs="Arakom" w:eastAsia="Arakom" w:hAnsi="Arakom"/>
                 <w:b/>
                 <w:bCs/>
                 <w:color w:val="111111"/>
@@ -514,7 +514,7 @@
             </w:pPr>
             <w:r>
               <w:rPr>
-                <w:rFonts w:ascii="Markazi Text" w:cs="Markazi Text" w:eastAsia="Markazi Text" w:hAnsi="Markazi Text"/>
+                <w:rFonts w:ascii="Arakom" w:cs="Arakom" w:eastAsia="Arakom" w:hAnsi="Arakom"/>
                 <w:b w:val="false"/>
                 <w:bCs w:val="false"/>
                 <w:color w:val="111111"/>
@@ -532,7 +532,7 @@
             </w:pPr>
             <w:r>
               <w:rPr>
-                <w:rFonts w:ascii="Markazi Text" w:cs="Markazi Text" w:eastAsia="Markazi Text" w:hAnsi="Markazi Text"/>
+                <w:rFonts w:ascii="Arakom" w:cs="Arakom" w:eastAsia="Arakom" w:hAnsi="Arakom"/>
                 <w:b w:val="false"/>
                 <w:bCs w:val="false"/>
                 <w:color w:val="111111"/>
@@ -550,7 +550,7 @@
             </w:pPr>
             <w:r>
               <w:rPr>
-                <w:rFonts w:ascii="Markazi Text" w:cs="Markazi Text" w:eastAsia="Markazi Text" w:hAnsi="Markazi Text"/>
+                <w:rFonts w:ascii="Arakom" w:cs="Arakom" w:eastAsia="Arakom" w:hAnsi="Arakom"/>
                 <w:b w:val="false"/>
                 <w:bCs w:val="false"/>
                 <w:color w:val="111111"/>
@@ -568,7 +568,7 @@
             </w:pPr>
             <w:r>
               <w:rPr>
-                <w:rFonts w:ascii="Markazi Text" w:cs="Markazi Text" w:eastAsia="Markazi Text" w:hAnsi="Markazi Text"/>
+                <w:rFonts w:ascii="Arakom" w:cs="Arakom" w:eastAsia="Arakom" w:hAnsi="Arakom"/>
                 <w:b w:val="false"/>
                 <w:bCs w:val="false"/>
                 <w:color w:val="111111"/>
@@ -586,7 +586,7 @@
             </w:pPr>
             <w:r>
               <w:rPr>
-                <w:rFonts w:ascii="Markazi Text" w:cs="Markazi Text" w:eastAsia="Markazi Text" w:hAnsi="Markazi Text"/>
+                <w:rFonts w:ascii="Arakom" w:cs="Arakom" w:eastAsia="Arakom" w:hAnsi="Arakom"/>
                 <w:b w:val="false"/>
                 <w:bCs w:val="false"/>
                 <w:color w:val="111111"/>
@@ -640,7 +640,7 @@
       </w:r>
       <w:r>
         <w:rPr>
-          <w:rFonts w:ascii="Markazi Text" w:cs="Markazi Text" w:eastAsia="Markazi Text" w:hAnsi="Markazi Text"/>
+          <w:rFonts w:ascii="Arakom" w:cs="Arakom" w:eastAsia="Arakom" w:hAnsi="Arakom"/>
           <w:b w:val="false"/>
           <w:bCs w:val="false"/>
           <w:color w:val="111111"/>
@@ -708,7 +708,7 @@
             </w:r>
             <w:r>
               <w:rPr>
-                <w:rFonts w:ascii="Markazi Text" w:cs="Markazi Text" w:eastAsia="Markazi Text" w:hAnsi="Markazi Text"/>
+                <w:rFonts w:ascii="Arakom" w:cs="Arakom" w:eastAsia="Arakom" w:hAnsi="Arakom"/>
                 <w:b w:val="false"/>
                 <w:bCs w:val="false"/>
                 <w:color w:val="111111"/>
@@ -757,7 +757,7 @@
             </w:r>
             <w:r>
               <w:rPr>
-                <w:rFonts w:ascii="Markazi Text" w:cs="Markazi Text" w:eastAsia="Markazi Text" w:hAnsi="Markazi Text"/>
+                <w:rFonts w:ascii="Arakom" w:cs="Arakom" w:eastAsia="Arakom" w:hAnsi="Arakom"/>
                 <w:b w:val="false"/>
                 <w:bCs w:val="false"/>
                 <w:color w:val="111111"/>
@@ -811,7 +811,7 @@
             </w:r>
             <w:r>
               <w:rPr>
-                <w:rFonts w:ascii="Markazi Text" w:cs="Markazi Text" w:eastAsia="Markazi Text" w:hAnsi="Markazi Text"/>
+                <w:rFonts w:ascii="Arakom" w:cs="Arakom" w:eastAsia="Arakom" w:hAnsi="Arakom"/>
                 <w:b w:val="false"/>
                 <w:bCs w:val="false"/>
                 <w:color w:val="111111"/>
@@ -860,7 +860,7 @@
             </w:r>
             <w:r>
               <w:rPr>
-                <w:rFonts w:ascii="Markazi Text" w:cs="Markazi Text" w:eastAsia="Markazi Text" w:hAnsi="Markazi Text"/>
+                <w:rFonts w:ascii="Arakom" w:cs="Arakom" w:eastAsia="Arakom" w:hAnsi="Arakom"/>
                 <w:b w:val="false"/>
                 <w:bCs w:val="false"/>
                 <w:color w:val="111111"/>
@@ -896,7 +896,7 @@
       </w:r>
       <w:r>
         <w:rPr>
-          <w:rFonts w:ascii="Markazi Text" w:cs="Markazi Text" w:eastAsia="Markazi Text" w:hAnsi="Markazi Text"/>
+          <w:rFonts w:ascii="Arakom" w:cs="Arakom" w:eastAsia="Arakom" w:hAnsi="Arakom"/>
           <w:b w:val="false"/>
           <w:bCs w:val="false"/>
           <w:color w:val="111111"/>
@@ -964,7 +964,7 @@
             </w:r>
             <w:r>
               <w:rPr>
-                <w:rFonts w:ascii="Markazi Text" w:cs="Markazi Text" w:eastAsia="Markazi Text" w:hAnsi="Markazi Text"/>
+                <w:rFonts w:ascii="Arakom" w:cs="Arakom" w:eastAsia="Arakom" w:hAnsi="Arakom"/>
                 <w:b w:val="false"/>
                 <w:bCs w:val="false"/>
                 <w:color w:val="111111"/>
@@ -1013,7 +1013,7 @@
             </w:r>
             <w:r>
               <w:rPr>
-                <w:rFonts w:ascii="Markazi Text" w:cs="Markazi Text" w:eastAsia="Markazi Text" w:hAnsi="Markazi Text"/>
+                <w:rFonts w:ascii="Arakom" w:cs="Arakom" w:eastAsia="Arakom" w:hAnsi="Arakom"/>
                 <w:b w:val="false"/>
                 <w:bCs w:val="false"/>
                 <w:color w:val="111111"/>
@@ -1067,7 +1067,7 @@
             </w:r>
             <w:r>
               <w:rPr>
-                <w:rFonts w:ascii="Markazi Text" w:cs="Markazi Text" w:eastAsia="Markazi Text" w:hAnsi="Markazi Text"/>
+                <w:rFonts w:ascii="Arakom" w:cs="Arakom" w:eastAsia="Arakom" w:hAnsi="Arakom"/>
                 <w:b w:val="false"/>
                 <w:bCs w:val="false"/>
                 <w:color w:val="111111"/>
@@ -1116,7 +1116,7 @@
             </w:r>
             <w:r>
               <w:rPr>
-                <w:rFonts w:ascii="Markazi Text" w:cs="Markazi Text" w:eastAsia="Markazi Text" w:hAnsi="Markazi Text"/>
+                <w:rFonts w:ascii="Arakom" w:cs="Arakom" w:eastAsia="Arakom" w:hAnsi="Arakom"/>
                 <w:b w:val="false"/>
                 <w:bCs w:val="false"/>
                 <w:color w:val="111111"/>
@@ -1152,7 +1152,7 @@
       </w:r>
       <w:r>
         <w:rPr>
-          <w:rFonts w:ascii="Markazi Text" w:cs="Markazi Text" w:eastAsia="Markazi Text" w:hAnsi="Markazi Text"/>
+          <w:rFonts w:ascii="Arakom" w:cs="Arakom" w:eastAsia="Arakom" w:hAnsi="Arakom"/>
           <w:b w:val="false"/>
           <w:bCs w:val="false"/>
           <w:color w:val="111111"/>
@@ -1220,7 +1220,7 @@
             </w:r>
             <w:r>
               <w:rPr>
-                <w:rFonts w:ascii="Markazi Text" w:cs="Markazi Text" w:eastAsia="Markazi Text" w:hAnsi="Markazi Text"/>
+                <w:rFonts w:ascii="Arakom" w:cs="Arakom" w:eastAsia="Arakom" w:hAnsi="Arakom"/>
                 <w:b w:val="false"/>
                 <w:bCs w:val="false"/>
                 <w:color w:val="111111"/>
@@ -1269,7 +1269,7 @@
             </w:r>
             <w:r>
               <w:rPr>
-                <w:rFonts w:ascii="Markazi Text" w:cs="Markazi Text" w:eastAsia="Markazi Text" w:hAnsi="Markazi Text"/>
+                <w:rFonts w:ascii="Arakom" w:cs="Arakom" w:eastAsia="Arakom" w:hAnsi="Arakom"/>
                 <w:b w:val="false"/>
                 <w:bCs w:val="false"/>
                 <w:color w:val="111111"/>
@@ -1323,7 +1323,7 @@
             </w:r>
             <w:r>
               <w:rPr>
-                <w:rFonts w:ascii="Markazi Text" w:cs="Markazi Text" w:eastAsia="Markazi Text" w:hAnsi="Markazi Text"/>
+                <w:rFonts w:ascii="Arakom" w:cs="Arakom" w:eastAsia="Arakom" w:hAnsi="Arakom"/>
                 <w:b w:val="false"/>
                 <w:bCs w:val="false"/>
                 <w:color w:val="111111"/>
@@ -1372,7 +1372,7 @@
             </w:r>
             <w:r>
               <w:rPr>
-                <w:rFonts w:ascii="Markazi Text" w:cs="Markazi Text" w:eastAsia="Markazi Text" w:hAnsi="Markazi Text"/>
+                <w:rFonts w:ascii="Arakom" w:cs="Arakom" w:eastAsia="Arakom" w:hAnsi="Arakom"/>
                 <w:b w:val="false"/>
                 <w:bCs w:val="false"/>
                 <w:color w:val="111111"/>
@@ -1717,7 +1717,7 @@
             </w:pPr>
             <w:r>
               <w:rPr>
-                <w:rFonts w:ascii="Markazi Text" w:cs="Markazi Text" w:eastAsia="Markazi Text" w:hAnsi="Markazi Text"/>
+                <w:rFonts w:ascii="Arakom" w:cs="Arakom" w:eastAsia="Arakom" w:hAnsi="Arakom"/>
                 <w:b w:val="false"/>
                 <w:bCs w:val="false"/>
                 <w:color w:val="111111"/>
@@ -1825,7 +1825,7 @@
             </w:pPr>
             <w:r>
               <w:rPr>
-                <w:rFonts w:ascii="Markazi Text" w:cs="Markazi Text" w:eastAsia="Markazi Text" w:hAnsi="Markazi Text"/>
+                <w:rFonts w:ascii="Arakom" w:cs="Arakom" w:eastAsia="Arakom" w:hAnsi="Arakom"/>
                 <w:b w:val="false"/>
                 <w:bCs w:val="false"/>
                 <w:color w:val="111111"/>
@@ -1933,7 +1933,7 @@
             </w:pPr>
             <w:r>
               <w:rPr>
-                <w:rFonts w:ascii="Markazi Text" w:cs="Markazi Text" w:eastAsia="Markazi Text" w:hAnsi="Markazi Text"/>
+                <w:rFonts w:ascii="Arakom" w:cs="Arakom" w:eastAsia="Arakom" w:hAnsi="Arakom"/>
                 <w:b w:val="false"/>
                 <w:bCs w:val="false"/>
                 <w:color w:val="111111"/>
@@ -2041,7 +2041,7 @@
             </w:pPr>
             <w:r>
               <w:rPr>
-                <w:rFonts w:ascii="Markazi Text" w:cs="Markazi Text" w:eastAsia="Markazi Text" w:hAnsi="Markazi Text"/>
+                <w:rFonts w:ascii="Arakom" w:cs="Arakom" w:eastAsia="Arakom" w:hAnsi="Arakom"/>
                 <w:b w:val="false"/>
                 <w:bCs w:val="false"/>
                 <w:color w:val="111111"/>
@@ -2149,7 +2149,7 @@
             </w:pPr>
             <w:r>
               <w:rPr>
-                <w:rFonts w:ascii="Markazi Text" w:cs="Markazi Text" w:eastAsia="Markazi Text" w:hAnsi="Markazi Text"/>
+                <w:rFonts w:ascii="Arakom" w:cs="Arakom" w:eastAsia="Arakom" w:hAnsi="Arakom"/>
                 <w:b w:val="false"/>
                 <w:bCs w:val="false"/>
                 <w:color w:val="111111"/>
@@ -2367,7 +2367,7 @@
             </w:r>
             <w:r>
               <w:rPr>
-                <w:rFonts w:ascii="Markazi Text" w:cs="Markazi Text" w:eastAsia="Markazi Text" w:hAnsi="Markazi Text"/>
+                <w:rFonts w:ascii="Arakom" w:cs="Arakom" w:eastAsia="Arakom" w:hAnsi="Arakom"/>
                 <w:b w:val="false"/>
                 <w:bCs w:val="false"/>
                 <w:color w:val="111111"/>
@@ -2417,7 +2417,7 @@
             </w:r>
             <w:r>
               <w:rPr>
-                <w:rFonts w:ascii="Markazi Text" w:cs="Markazi Text" w:eastAsia="Markazi Text" w:hAnsi="Markazi Text"/>
+                <w:rFonts w:ascii="Arakom" w:cs="Arakom" w:eastAsia="Arakom" w:hAnsi="Arakom"/>
                 <w:b w:val="false"/>
                 <w:bCs w:val="false"/>
                 <w:color w:val="111111"/>
@@ -2472,7 +2472,7 @@
             </w:r>
             <w:r>
               <w:rPr>
-                <w:rFonts w:ascii="Markazi Text" w:cs="Markazi Text" w:eastAsia="Markazi Text" w:hAnsi="Markazi Text"/>
+                <w:rFonts w:ascii="Arakom" w:cs="Arakom" w:eastAsia="Arakom" w:hAnsi="Arakom"/>
                 <w:b w:val="false"/>
                 <w:bCs w:val="false"/>
                 <w:color w:val="111111"/>
@@ -2522,7 +2522,7 @@
             </w:r>
             <w:r>
               <w:rPr>
-                <w:rFonts w:ascii="Markazi Text" w:cs="Markazi Text" w:eastAsia="Markazi Text" w:hAnsi="Markazi Text"/>
+                <w:rFonts w:ascii="Arakom" w:cs="Arakom" w:eastAsia="Arakom" w:hAnsi="Arakom"/>
                 <w:b w:val="false"/>
                 <w:bCs w:val="false"/>
                 <w:color w:val="111111"/>
@@ -2614,7 +2614,7 @@
             </w:r>
             <w:r>
               <w:rPr>
-                <w:rFonts w:ascii="Markazi Text" w:cs="Markazi Text" w:eastAsia="Markazi Text" w:hAnsi="Markazi Text"/>
+                <w:rFonts w:ascii="Arakom" w:cs="Arakom" w:eastAsia="Arakom" w:hAnsi="Arakom"/>
                 <w:b w:val="false"/>
                 <w:bCs w:val="false"/>
                 <w:color w:val="111111"/>
@@ -2664,7 +2664,7 @@
             </w:r>
             <w:r>
               <w:rPr>
-                <w:rFonts w:ascii="Markazi Text" w:cs="Markazi Text" w:eastAsia="Markazi Text" w:hAnsi="Markazi Text"/>
+                <w:rFonts w:ascii="Arakom" w:cs="Arakom" w:eastAsia="Arakom" w:hAnsi="Arakom"/>
                 <w:b w:val="false"/>
                 <w:bCs w:val="false"/>
                 <w:color w:val="111111"/>
@@ -2719,7 +2719,7 @@
             </w:r>
             <w:r>
               <w:rPr>
-                <w:rFonts w:ascii="Markazi Text" w:cs="Markazi Text" w:eastAsia="Markazi Text" w:hAnsi="Markazi Text"/>
+                <w:rFonts w:ascii="Arakom" w:cs="Arakom" w:eastAsia="Arakom" w:hAnsi="Arakom"/>
                 <w:b w:val="false"/>
                 <w:bCs w:val="false"/>
                 <w:color w:val="111111"/>
@@ -2769,7 +2769,7 @@
             </w:r>
             <w:r>
               <w:rPr>
-                <w:rFonts w:ascii="Markazi Text" w:cs="Markazi Text" w:eastAsia="Markazi Text" w:hAnsi="Markazi Text"/>
+                <w:rFonts w:ascii="Arakom" w:cs="Arakom" w:eastAsia="Arakom" w:hAnsi="Arakom"/>
                 <w:b w:val="false"/>
                 <w:bCs w:val="false"/>
                 <w:color w:val="111111"/>
@@ -3347,7 +3347,7 @@
             </w:r>
             <w:r>
               <w:rPr>
-                <w:rFonts w:ascii="Markazi Text" w:cs="Markazi Text" w:eastAsia="Markazi Text" w:hAnsi="Markazi Text"/>
+                <w:rFonts w:ascii="Arakom" w:cs="Arakom" w:eastAsia="Arakom" w:hAnsi="Arakom"/>
                 <w:b w:val="false"/>
                 <w:bCs w:val="false"/>
                 <w:color w:val="111111"/>
@@ -3397,7 +3397,7 @@
             </w:r>
             <w:r>
               <w:rPr>
-                <w:rFonts w:ascii="Markazi Text" w:cs="Markazi Text" w:eastAsia="Markazi Text" w:hAnsi="Markazi Text"/>
+                <w:rFonts w:ascii="Arakom" w:cs="Arakom" w:eastAsia="Arakom" w:hAnsi="Arakom"/>
                 <w:b w:val="false"/>
                 <w:bCs w:val="false"/>
                 <w:color w:val="111111"/>
@@ -3452,7 +3452,7 @@
             </w:r>
             <w:r>
               <w:rPr>
-                <w:rFonts w:ascii="Markazi Text" w:cs="Markazi Text" w:eastAsia="Markazi Text" w:hAnsi="Markazi Text"/>
+                <w:rFonts w:ascii="Arakom" w:cs="Arakom" w:eastAsia="Arakom" w:hAnsi="Arakom"/>
                 <w:b w:val="false"/>
                 <w:bCs w:val="false"/>
                 <w:color w:val="111111"/>
@@ -3502,7 +3502,7 @@
             </w:r>
             <w:r>
               <w:rPr>
-                <w:rFonts w:ascii="Markazi Text" w:cs="Markazi Text" w:eastAsia="Markazi Text" w:hAnsi="Markazi Text"/>
+                <w:rFonts w:ascii="Arakom" w:cs="Arakom" w:eastAsia="Arakom" w:hAnsi="Arakom"/>
                 <w:b w:val="false"/>
                 <w:bCs w:val="false"/>
                 <w:color w:val="111111"/>
@@ -3776,7 +3776,7 @@
             </w:pPr>
             <w:r>
               <w:rPr>
-                <w:rFonts w:ascii="Markazi Text" w:cs="Markazi Text" w:eastAsia="Markazi Text" w:hAnsi="Markazi Text"/>
+                <w:rFonts w:ascii="Arakom" w:cs="Arakom" w:eastAsia="Arakom" w:hAnsi="Arakom"/>
                 <w:b w:val="false"/>
                 <w:bCs w:val="false"/>
                 <w:color w:val="111111"/>
@@ -3946,7 +3946,7 @@
             </w:pPr>
             <w:r>
               <w:rPr>
-                <w:rFonts w:ascii="Markazi Text" w:cs="Markazi Text" w:eastAsia="Markazi Text" w:hAnsi="Markazi Text"/>
+                <w:rFonts w:ascii="Arakom" w:cs="Arakom" w:eastAsia="Arakom" w:hAnsi="Arakom"/>
                 <w:b w:val="false"/>
                 <w:bCs w:val="false"/>
                 <w:color w:val="111111"/>
@@ -4116,7 +4116,7 @@
             </w:pPr>
             <w:r>
               <w:rPr>
-                <w:rFonts w:ascii="Markazi Text" w:cs="Markazi Text" w:eastAsia="Markazi Text" w:hAnsi="Markazi Text"/>
+                <w:rFonts w:ascii="Arakom" w:cs="Arakom" w:eastAsia="Arakom" w:hAnsi="Arakom"/>
                 <w:b w:val="false"/>
                 <w:bCs w:val="false"/>
                 <w:color w:val="111111"/>
@@ -4286,7 +4286,7 @@
             </w:pPr>
             <w:r>
               <w:rPr>
-                <w:rFonts w:ascii="Markazi Text" w:cs="Markazi Text" w:eastAsia="Markazi Text" w:hAnsi="Markazi Text"/>
+                <w:rFonts w:ascii="Arakom" w:cs="Arakom" w:eastAsia="Arakom" w:hAnsi="Arakom"/>
                 <w:b w:val="false"/>
                 <w:bCs w:val="false"/>
                 <w:color w:val="111111"/>
@@ -4456,7 +4456,7 @@
             </w:pPr>
             <w:r>
               <w:rPr>
-                <w:rFonts w:ascii="Markazi Text" w:cs="Markazi Text" w:eastAsia="Markazi Text" w:hAnsi="Markazi Text"/>
+                <w:rFonts w:ascii="Arakom" w:cs="Arakom" w:eastAsia="Arakom" w:hAnsi="Arakom"/>
                 <w:b w:val="false"/>
                 <w:bCs w:val="false"/>
                 <w:color w:val="111111"/>
@@ -4608,7 +4608,7 @@
             </w:pPr>
             <w:r>
               <w:rPr>
-                <w:rFonts w:ascii="Markazi Text" w:cs="Markazi Text" w:eastAsia="Markazi Text" w:hAnsi="Markazi Text"/>
+                <w:rFonts w:ascii="Arakom" w:cs="Arakom" w:eastAsia="Arakom" w:hAnsi="Arakom"/>
                 <w:b w:val="false"/>
                 <w:bCs w:val="false"/>
                 <w:color w:val="111111"/>
@@ -4715,7 +4715,7 @@
             </w:pPr>
             <w:r>
               <w:rPr>
-                <w:rFonts w:ascii="Markazi Text" w:cs="Markazi Text" w:eastAsia="Markazi Text" w:hAnsi="Markazi Text"/>
+                <w:rFonts w:ascii="Arakom" w:cs="Arakom" w:eastAsia="Arakom" w:hAnsi="Arakom"/>
                 <w:b w:val="false"/>
                 <w:bCs w:val="false"/>
                 <w:color w:val="111111"/>
@@ -4787,7 +4787,7 @@
             </w:pPr>
             <w:r>
               <w:rPr>
-                <w:rFonts w:ascii="Markazi Text" w:cs="Markazi Text" w:eastAsia="Markazi Text" w:hAnsi="Markazi Text"/>
+                <w:rFonts w:ascii="Arakom" w:cs="Arakom" w:eastAsia="Arakom" w:hAnsi="Arakom"/>
                 <w:b w:val="false"/>
                 <w:bCs w:val="false"/>
                 <w:color w:val="111111"/>
@@ -4859,7 +4859,7 @@
             </w:pPr>
             <w:r>
               <w:rPr>
-                <w:rFonts w:ascii="Markazi Text" w:cs="Markazi Text" w:eastAsia="Markazi Text" w:hAnsi="Markazi Text"/>
+                <w:rFonts w:ascii="Arakom" w:cs="Arakom" w:eastAsia="Arakom" w:hAnsi="Arakom"/>
                 <w:b w:val="false"/>
                 <w:bCs w:val="false"/>
                 <w:color w:val="111111"/>
@@ -4931,7 +4931,7 @@
             </w:pPr>
             <w:r>
               <w:rPr>
-                <w:rFonts w:ascii="Markazi Text" w:cs="Markazi Text" w:eastAsia="Markazi Text" w:hAnsi="Markazi Text"/>
+                <w:rFonts w:ascii="Arakom" w:cs="Arakom" w:eastAsia="Arakom" w:hAnsi="Arakom"/>
                 <w:b w:val="false"/>
                 <w:bCs w:val="false"/>
                 <w:color w:val="111111"/>
@@ -5003,7 +5003,7 @@
             </w:pPr>
             <w:r>
               <w:rPr>
-                <w:rFonts w:ascii="Markazi Text" w:cs="Markazi Text" w:eastAsia="Markazi Text" w:hAnsi="Markazi Text"/>
+                <w:rFonts w:ascii="Arakom" w:cs="Arakom" w:eastAsia="Arakom" w:hAnsi="Arakom"/>
                 <w:b w:val="false"/>
                 <w:bCs w:val="false"/>
                 <w:color w:val="111111"/>
@@ -5272,7 +5272,7 @@
             </w:pPr>
             <w:r>
               <w:rPr>
-                <w:rFonts w:ascii="Markazi Text" w:cs="Markazi Text" w:eastAsia="Markazi Text" w:hAnsi="Markazi Text"/>
+                <w:rFonts w:ascii="Arakom" w:cs="Arakom" w:eastAsia="Arakom" w:hAnsi="Arakom"/>
                 <w:b w:val="false"/>
                 <w:bCs w:val="false"/>
                 <w:color w:val="111111"/>
@@ -5368,7 +5368,7 @@
             </w:pPr>
             <w:r>
               <w:rPr>
-                <w:rFonts w:ascii="Markazi Text" w:cs="Markazi Text" w:eastAsia="Markazi Text" w:hAnsi="Markazi Text"/>
+                <w:rFonts w:ascii="Arakom" w:cs="Arakom" w:eastAsia="Arakom" w:hAnsi="Arakom"/>
                 <w:b w:val="false"/>
                 <w:bCs w:val="false"/>
                 <w:color w:val="111111"/>
@@ -5464,7 +5464,7 @@
             </w:pPr>
             <w:r>
               <w:rPr>
-                <w:rFonts w:ascii="Markazi Text" w:cs="Markazi Text" w:eastAsia="Markazi Text" w:hAnsi="Markazi Text"/>
+                <w:rFonts w:ascii="Arakom" w:cs="Arakom" w:eastAsia="Arakom" w:hAnsi="Arakom"/>
                 <w:b w:val="false"/>
                 <w:bCs w:val="false"/>
                 <w:color w:val="111111"/>
@@ -5560,7 +5560,7 @@
             </w:pPr>
             <w:r>
               <w:rPr>
-                <w:rFonts w:ascii="Markazi Text" w:cs="Markazi Text" w:eastAsia="Markazi Text" w:hAnsi="Markazi Text"/>
+                <w:rFonts w:ascii="Arakom" w:cs="Arakom" w:eastAsia="Arakom" w:hAnsi="Arakom"/>
                 <w:b w:val="false"/>
                 <w:bCs w:val="false"/>
                 <w:color w:val="111111"/>
@@ -5656,7 +5656,7 @@
             </w:pPr>
             <w:r>
               <w:rPr>
-                <w:rFonts w:ascii="Markazi Text" w:cs="Markazi Text" w:eastAsia="Markazi Text" w:hAnsi="Markazi Text"/>
+                <w:rFonts w:ascii="Arakom" w:cs="Arakom" w:eastAsia="Arakom" w:hAnsi="Arakom"/>
                 <w:b w:val="false"/>
                 <w:bCs w:val="false"/>
                 <w:color w:val="111111"/>
@@ -5985,7 +5985,7 @@
             </w:pPr>
             <w:r>
               <w:rPr>
-                <w:rFonts w:ascii="Markazi Text" w:cs="Markazi Text" w:eastAsia="Markazi Text" w:hAnsi="Markazi Text"/>
+                <w:rFonts w:ascii="Arakom" w:cs="Arakom" w:eastAsia="Arakom" w:hAnsi="Arakom"/>
                 <w:b w:val="false"/>
                 <w:bCs w:val="false"/>
                 <w:color w:val="111111"/>
@@ -6081,7 +6081,7 @@
             </w:pPr>
             <w:r>
               <w:rPr>
-                <w:rFonts w:ascii="Markazi Text" w:cs="Markazi Text" w:eastAsia="Markazi Text" w:hAnsi="Markazi Text"/>
+                <w:rFonts w:ascii="Arakom" w:cs="Arakom" w:eastAsia="Arakom" w:hAnsi="Arakom"/>
                 <w:b w:val="false"/>
                 <w:bCs w:val="false"/>
                 <w:color w:val="111111"/>
@@ -6177,7 +6177,7 @@
             </w:pPr>
             <w:r>
               <w:rPr>
-                <w:rFonts w:ascii="Markazi Text" w:cs="Markazi Text" w:eastAsia="Markazi Text" w:hAnsi="Markazi Text"/>
+                <w:rFonts w:ascii="Arakom" w:cs="Arakom" w:eastAsia="Arakom" w:hAnsi="Arakom"/>
                 <w:b w:val="false"/>
                 <w:bCs w:val="false"/>
                 <w:color w:val="111111"/>
@@ -6273,7 +6273,7 @@
             </w:pPr>
             <w:r>
               <w:rPr>
-                <w:rFonts w:ascii="Markazi Text" w:cs="Markazi Text" w:eastAsia="Markazi Text" w:hAnsi="Markazi Text"/>
+                <w:rFonts w:ascii="Arakom" w:cs="Arakom" w:eastAsia="Arakom" w:hAnsi="Arakom"/>
                 <w:b w:val="false"/>
                 <w:bCs w:val="false"/>
                 <w:color w:val="111111"/>
@@ -6369,7 +6369,7 @@
             </w:pPr>
             <w:r>
               <w:rPr>
-                <w:rFonts w:ascii="Markazi Text" w:cs="Markazi Text" w:eastAsia="Markazi Text" w:hAnsi="Markazi Text"/>
+                <w:rFonts w:ascii="Arakom" w:cs="Arakom" w:eastAsia="Arakom" w:hAnsi="Arakom"/>
                 <w:b w:val="false"/>
                 <w:bCs w:val="false"/>
                 <w:color w:val="111111"/>
@@ -6521,7 +6521,7 @@
             </w:pPr>
             <w:r>
               <w:rPr>
-                <w:rFonts w:ascii="Markazi Text" w:cs="Markazi Text" w:eastAsia="Markazi Text" w:hAnsi="Markazi Text"/>
+                <w:rFonts w:ascii="Arakom" w:cs="Arakom" w:eastAsia="Arakom" w:hAnsi="Arakom"/>
                 <w:b w:val="false"/>
                 <w:bCs w:val="false"/>
                 <w:color w:val="111111"/>
@@ -7373,7 +7373,7 @@
             </w:pPr>
             <w:r>
               <w:rPr>
-                <w:rFonts w:ascii="Markazi Text" w:cs="Markazi Text" w:eastAsia="Markazi Text" w:hAnsi="Markazi Text"/>
+                <w:rFonts w:ascii="Arakom" w:cs="Arakom" w:eastAsia="Arakom" w:hAnsi="Arakom"/>
                 <w:b w:val="false"/>
                 <w:bCs w:val="false"/>
                 <w:color w:val="111111"/>
@@ -7561,7 +7561,7 @@
             </w:pPr>
             <w:r>
               <w:rPr>
-                <w:rFonts w:ascii="Markazi Text" w:cs="Markazi Text" w:eastAsia="Markazi Text" w:hAnsi="Markazi Text"/>
+                <w:rFonts w:ascii="Arakom" w:cs="Arakom" w:eastAsia="Arakom" w:hAnsi="Arakom"/>
                 <w:b w:val="false"/>
                 <w:bCs w:val="false"/>
                 <w:color w:val="111111"/>
@@ -7579,7 +7579,7 @@
             </w:pPr>
             <w:r>
               <w:rPr>
-                <w:rFonts w:ascii="Markazi Text" w:cs="Markazi Text" w:eastAsia="Markazi Text" w:hAnsi="Markazi Text"/>
+                <w:rFonts w:ascii="Arakom" w:cs="Arakom" w:eastAsia="Arakom" w:hAnsi="Arakom"/>
                 <w:b w:val="false"/>
                 <w:bCs w:val="false"/>
                 <w:color w:val="111111"/>
